--- a/Survey/Survey Fully Homomorphc Encryption20180820.docx
+++ b/Survey/Survey Fully Homomorphc Encryption20180820.docx
@@ -157,6 +157,12 @@
         </w:rPr>
         <w:t>目前，主要</w:t>
       </w:r>
+      <w:r>
+        <w:rPr>
+          <w:rFonts w:hint="eastAsia"/>
+        </w:rPr>
+        <w:t>有两个方案BFV和BGV。</w:t>
+      </w:r>
     </w:p>
     <w:p>
       <w:pPr>
@@ -183,6 +189,9 @@
       <w:pPr>
         <w:pStyle w:val="a3"/>
         <w:ind w:left="360" w:firstLineChars="0" w:firstLine="0"/>
+        <w:rPr>
+          <w:rFonts w:hint="eastAsia"/>
+        </w:rPr>
       </w:pPr>
       <w:r>
         <w:rPr>
@@ -190,21 +199,6 @@
         </w:rPr>
         <w:t>设</w:t>
       </w:r>
-      <w:r>
-        <w:rPr>
-          <w:rFonts w:hint="eastAsia"/>
-        </w:rPr>
-        <w:t>:</w:t>
-      </w:r>
-    </w:p>
-    <w:p>
-      <w:pPr>
-        <w:pStyle w:val="a3"/>
-        <w:ind w:left="360" w:firstLineChars="0" w:firstLine="0"/>
-        <w:rPr>
-          <w:rFonts w:hint="eastAsia"/>
-        </w:rPr>
-      </w:pPr>
       <m:oMath>
         <m:r>
           <m:rPr>
@@ -377,8 +371,6 @@
         </w:rPr>
         <w:t>.</w:t>
       </w:r>
-      <w:bookmarkStart w:id="0" w:name="_GoBack"/>
-      <w:bookmarkEnd w:id="0"/>
     </w:p>
     <w:p>
       <w:pPr>
@@ -527,7 +519,25 @@
           <w:rPr>
             <w:rFonts w:ascii="Cambria Math" w:hAnsi="Cambria Math"/>
           </w:rPr>
-          <m:t xml:space="preserve"> mod q</m:t>
+          <m:t xml:space="preserve"> </m:t>
+        </m:r>
+        <m:r>
+          <w:rPr>
+            <w:rFonts w:ascii="Cambria Math" w:hAnsi="Cambria Math"/>
+          </w:rPr>
+          <m:t>(</m:t>
+        </m:r>
+        <m:r>
+          <w:rPr>
+            <w:rFonts w:ascii="Cambria Math" w:hAnsi="Cambria Math"/>
+          </w:rPr>
+          <m:t>mod q</m:t>
+        </m:r>
+        <m:r>
+          <w:rPr>
+            <w:rFonts w:ascii="Cambria Math" w:hAnsi="Cambria Math"/>
+          </w:rPr>
+          <m:t>)</m:t>
         </m:r>
       </m:oMath>
       <w:r>
@@ -535,6 +545,383 @@
           <w:rFonts w:hint="eastAsia"/>
         </w:rPr>
         <w:t>.</w:t>
+      </w:r>
+      <w:r>
+        <w:t xml:space="preserve"> </w:t>
+      </w:r>
+      <w:r>
+        <w:rPr>
+          <w:rFonts w:hint="eastAsia"/>
+        </w:rPr>
+        <w:t>当</w:t>
+      </w:r>
+      <m:oMath>
+        <m:r>
+          <m:rPr>
+            <m:sty m:val="bi"/>
+          </m:rPr>
+          <w:rPr>
+            <w:rFonts w:ascii="Cambria Math" w:hAnsi="Cambria Math" w:hint="eastAsia"/>
+          </w:rPr>
+          <m:t>a</m:t>
+        </m:r>
+        <m:r>
+          <w:rPr>
+            <w:rFonts w:ascii="Cambria Math" w:hAnsi="Cambria Math"/>
+          </w:rPr>
+          <m:t>∈R</m:t>
+        </m:r>
+      </m:oMath>
+      <w:r>
+        <w:rPr>
+          <w:rFonts w:hint="eastAsia"/>
+        </w:rPr>
+        <w:t>是一个多项式环时，</w:t>
+      </w:r>
+      <m:oMath>
+        <m:sSub>
+          <m:sSubPr>
+            <m:ctrlPr>
+              <w:rPr>
+                <w:rFonts w:ascii="Cambria Math" w:hAnsi="Cambria Math"/>
+              </w:rPr>
+            </m:ctrlPr>
+          </m:sSubPr>
+          <m:e>
+            <m:d>
+              <m:dPr>
+                <m:begChr m:val="["/>
+                <m:endChr m:val="]"/>
+                <m:ctrlPr>
+                  <w:rPr>
+                    <w:rFonts w:ascii="Cambria Math" w:hAnsi="Cambria Math"/>
+                    <w:i/>
+                  </w:rPr>
+                </m:ctrlPr>
+              </m:dPr>
+              <m:e>
+                <m:r>
+                  <m:rPr>
+                    <m:sty m:val="bi"/>
+                  </m:rPr>
+                  <w:rPr>
+                    <w:rFonts w:ascii="Cambria Math" w:hAnsi="Cambria Math"/>
+                  </w:rPr>
+                  <m:t>a</m:t>
+                </m:r>
+              </m:e>
+            </m:d>
+          </m:e>
+          <m:sub>
+            <m:r>
+              <w:rPr>
+                <w:rFonts w:ascii="Cambria Math" w:hAnsi="Cambria Math"/>
+              </w:rPr>
+              <m:t>q</m:t>
+            </m:r>
+          </m:sub>
+        </m:sSub>
+      </m:oMath>
+      <w:r>
+        <w:rPr>
+          <w:rFonts w:hint="eastAsia"/>
+        </w:rPr>
+        <w:t>指的是</w:t>
+      </w:r>
+      <m:oMath>
+        <m:r>
+          <m:rPr>
+            <m:sty m:val="bi"/>
+          </m:rPr>
+          <w:rPr>
+            <w:rFonts w:ascii="Cambria Math" w:hAnsi="Cambria Math"/>
+          </w:rPr>
+          <m:t>a</m:t>
+        </m:r>
+      </m:oMath>
+      <w:r>
+        <w:rPr>
+          <w:rFonts w:hint="eastAsia"/>
+        </w:rPr>
+        <w:t>中的系数应用</w:t>
+      </w:r>
+      <m:oMath>
+        <m:sSub>
+          <m:sSubPr>
+            <m:ctrlPr>
+              <w:rPr>
+                <w:rFonts w:ascii="Cambria Math" w:hAnsi="Cambria Math"/>
+              </w:rPr>
+            </m:ctrlPr>
+          </m:sSubPr>
+          <m:e>
+            <m:d>
+              <m:dPr>
+                <m:begChr m:val="["/>
+                <m:endChr m:val="]"/>
+                <m:ctrlPr>
+                  <w:rPr>
+                    <w:rFonts w:ascii="Cambria Math" w:hAnsi="Cambria Math"/>
+                    <w:i/>
+                  </w:rPr>
+                </m:ctrlPr>
+              </m:dPr>
+              <m:e>
+                <m:r>
+                  <w:rPr>
+                    <w:rFonts w:ascii="Cambria Math" w:hAnsi="Cambria Math"/>
+                  </w:rPr>
+                  <m:t>∙</m:t>
+                </m:r>
+              </m:e>
+            </m:d>
+          </m:e>
+          <m:sub>
+            <m:r>
+              <w:rPr>
+                <w:rFonts w:ascii="Cambria Math" w:hAnsi="Cambria Math"/>
+              </w:rPr>
+              <m:t>q</m:t>
+            </m:r>
+          </m:sub>
+        </m:sSub>
+      </m:oMath>
+      <w:r>
+        <w:rPr>
+          <w:rFonts w:hint="eastAsia"/>
+        </w:rPr>
+        <w:t>操作后的</w:t>
+      </w:r>
+      <w:r>
+        <w:rPr>
+          <w:rFonts w:hint="eastAsia"/>
+        </w:rPr>
+        <w:t>多项式环。</w:t>
+      </w:r>
+    </w:p>
+    <w:p>
+      <w:pPr>
+        <w:pStyle w:val="a3"/>
+        <w:ind w:left="360" w:firstLineChars="0" w:firstLine="0"/>
+        <w:rPr>
+          <w:rFonts w:hint="eastAsia"/>
+        </w:rPr>
+      </w:pPr>
+      <w:r>
+        <w:rPr>
+          <w:rFonts w:hint="eastAsia"/>
+        </w:rPr>
+        <w:t>对于任意实数</w:t>
+      </w:r>
+      <m:oMath>
+        <m:r>
+          <w:rPr>
+            <w:rFonts w:ascii="Cambria Math" w:hAnsi="Cambria Math"/>
+          </w:rPr>
+          <m:t>x∈R</m:t>
+        </m:r>
+      </m:oMath>
+      <w:r>
+        <w:rPr>
+          <w:rFonts w:hint="eastAsia"/>
+        </w:rPr>
+        <w:t>,</w:t>
+      </w:r>
+      <w:r>
+        <w:t xml:space="preserve"> </w:t>
+      </w:r>
+      <m:oMath>
+        <m:d>
+          <m:dPr>
+            <m:begChr m:val="⌊"/>
+            <m:endChr m:val=""/>
+            <m:ctrlPr>
+              <w:rPr>
+                <w:rFonts w:ascii="Cambria Math" w:hAnsi="Cambria Math"/>
+              </w:rPr>
+            </m:ctrlPr>
+          </m:dPr>
+          <m:e>
+            <m:d>
+              <m:dPr>
+                <m:begChr m:val=""/>
+                <m:endChr m:val="⌉"/>
+                <m:ctrlPr>
+                  <w:rPr>
+                    <w:rFonts w:ascii="Cambria Math" w:hAnsi="Cambria Math"/>
+                    <w:i/>
+                  </w:rPr>
+                </m:ctrlPr>
+              </m:dPr>
+              <m:e>
+                <m:r>
+                  <w:rPr>
+                    <w:rFonts w:ascii="Cambria Math" w:hAnsi="Cambria Math"/>
+                  </w:rPr>
+                  <m:t>x</m:t>
+                </m:r>
+              </m:e>
+            </m:d>
+          </m:e>
+        </m:d>
+      </m:oMath>
+      <w:r>
+        <w:rPr>
+          <w:rFonts w:hint="eastAsia"/>
+        </w:rPr>
+        <w:t>表示把</w:t>
+      </w:r>
+      <m:oMath>
+        <m:r>
+          <w:rPr>
+            <w:rFonts w:ascii="Cambria Math" w:hAnsi="Cambria Math"/>
+          </w:rPr>
+          <m:t>x</m:t>
+        </m:r>
+      </m:oMath>
+      <w:r>
+        <w:rPr>
+          <w:rFonts w:hint="eastAsia"/>
+        </w:rPr>
+        <w:t>舍入到最接近的整数；</w:t>
+      </w:r>
+      <m:oMath>
+        <m:d>
+          <m:dPr>
+            <m:begChr m:val="⌊"/>
+            <m:endChr m:val=""/>
+            <m:ctrlPr>
+              <w:rPr>
+                <w:rFonts w:ascii="Cambria Math" w:hAnsi="Cambria Math"/>
+              </w:rPr>
+            </m:ctrlPr>
+          </m:dPr>
+          <m:e>
+            <m:d>
+              <m:dPr>
+                <m:begChr m:val=""/>
+                <m:endChr m:val="⌋"/>
+                <m:ctrlPr>
+                  <w:rPr>
+                    <w:rFonts w:ascii="Cambria Math" w:hAnsi="Cambria Math"/>
+                    <w:i/>
+                  </w:rPr>
+                </m:ctrlPr>
+              </m:dPr>
+              <m:e>
+                <m:r>
+                  <w:rPr>
+                    <w:rFonts w:ascii="Cambria Math" w:hAnsi="Cambria Math" w:hint="eastAsia"/>
+                  </w:rPr>
+                  <m:t>x</m:t>
+                </m:r>
+              </m:e>
+            </m:d>
+          </m:e>
+        </m:d>
+      </m:oMath>
+      <w:r>
+        <w:rPr>
+          <w:rFonts w:hint="eastAsia"/>
+        </w:rPr>
+        <w:t>表示把</w:t>
+      </w:r>
+      <m:oMath>
+        <m:r>
+          <w:rPr>
+            <w:rFonts w:ascii="Cambria Math" w:hAnsi="Cambria Math"/>
+          </w:rPr>
+          <m:t>x</m:t>
+        </m:r>
+      </m:oMath>
+      <w:r>
+        <w:rPr>
+          <w:rFonts w:hint="eastAsia"/>
+        </w:rPr>
+        <w:t>向上舍入到不小于</w:t>
+      </w:r>
+      <m:oMath>
+        <m:r>
+          <w:rPr>
+            <w:rFonts w:ascii="Cambria Math" w:hAnsi="Cambria Math"/>
+          </w:rPr>
+          <m:t>x</m:t>
+        </m:r>
+      </m:oMath>
+      <w:r>
+        <w:rPr>
+          <w:rFonts w:hint="eastAsia"/>
+        </w:rPr>
+        <w:t>的整数，</w:t>
+      </w:r>
+      <m:oMath>
+        <m:d>
+          <m:dPr>
+            <m:begChr m:val="⌈"/>
+            <m:endChr m:val=""/>
+            <m:ctrlPr>
+              <w:rPr>
+                <w:rFonts w:ascii="Cambria Math" w:hAnsi="Cambria Math"/>
+              </w:rPr>
+            </m:ctrlPr>
+          </m:dPr>
+          <m:e>
+            <m:d>
+              <m:dPr>
+                <m:begChr m:val=""/>
+                <m:endChr m:val="⌉"/>
+                <m:ctrlPr>
+                  <w:rPr>
+                    <w:rFonts w:ascii="Cambria Math" w:hAnsi="Cambria Math"/>
+                    <w:i/>
+                  </w:rPr>
+                </m:ctrlPr>
+              </m:dPr>
+              <m:e>
+                <m:r>
+                  <w:rPr>
+                    <w:rFonts w:ascii="Cambria Math" w:hAnsi="Cambria Math" w:hint="eastAsia"/>
+                  </w:rPr>
+                  <m:t>x</m:t>
+                </m:r>
+              </m:e>
+            </m:d>
+          </m:e>
+        </m:d>
+      </m:oMath>
+      <w:r>
+        <w:rPr>
+          <w:rFonts w:hint="eastAsia"/>
+        </w:rPr>
+        <w:t>表示把</w:t>
+      </w:r>
+      <m:oMath>
+        <m:r>
+          <w:rPr>
+            <w:rFonts w:ascii="Cambria Math" w:hAnsi="Cambria Math"/>
+          </w:rPr>
+          <m:t>x</m:t>
+        </m:r>
+      </m:oMath>
+      <w:r>
+        <w:rPr>
+          <w:rFonts w:hint="eastAsia"/>
+        </w:rPr>
+        <w:t>向下舍入到不大于</w:t>
+      </w:r>
+      <m:oMath>
+        <m:r>
+          <w:rPr>
+            <w:rFonts w:ascii="Cambria Math" w:hAnsi="Cambria Math"/>
+          </w:rPr>
+          <m:t>x</m:t>
+        </m:r>
+      </m:oMath>
+      <w:r>
+        <w:rPr>
+          <w:rFonts w:hint="eastAsia"/>
+        </w:rPr>
+        <w:t>的整数。</w:t>
       </w:r>
     </w:p>
     <w:p>
@@ -686,9 +1073,6 @@
       <w:pPr>
         <w:pStyle w:val="a3"/>
         <w:ind w:left="360" w:firstLineChars="0" w:firstLine="0"/>
-        <w:rPr>
-          <w:rFonts w:hint="eastAsia"/>
-        </w:rPr>
       </w:pPr>
       <w:r>
         <w:rPr>
@@ -1260,6 +1644,675 @@
       <w:r>
         <w:t xml:space="preserve"> </w:t>
       </w:r>
+    </w:p>
+    <w:p>
+      <w:pPr>
+        <w:pStyle w:val="a3"/>
+        <w:ind w:left="360" w:firstLineChars="0" w:firstLine="0"/>
+      </w:pPr>
+      <m:oMath>
+        <m:sSub>
+          <m:sSubPr>
+            <m:ctrlPr>
+              <w:rPr>
+                <w:rFonts w:ascii="Cambria Math" w:hAnsi="Cambria Math"/>
+              </w:rPr>
+            </m:ctrlPr>
+          </m:sSubPr>
+          <m:e>
+            <m:r>
+              <w:rPr>
+                <w:rFonts w:ascii="Cambria Math" w:hAnsi="Cambria Math" w:hint="eastAsia"/>
+              </w:rPr>
+              <m:t>R</m:t>
+            </m:r>
+          </m:e>
+          <m:sub>
+            <m:r>
+              <w:rPr>
+                <w:rFonts w:ascii="Cambria Math" w:hAnsi="Cambria Math" w:hint="eastAsia"/>
+              </w:rPr>
+              <m:t>q</m:t>
+            </m:r>
+          </m:sub>
+        </m:sSub>
+      </m:oMath>
+      <w:r>
+        <w:rPr>
+          <w:rFonts w:hint="eastAsia"/>
+        </w:rPr>
+        <w:t>是</w:t>
+      </w:r>
+      <m:oMath>
+        <m:r>
+          <w:rPr>
+            <w:rFonts w:ascii="Cambria Math" w:hAnsi="Cambria Math"/>
+          </w:rPr>
+          <m:t>R</m:t>
+        </m:r>
+      </m:oMath>
+      <w:r>
+        <w:rPr>
+          <w:rFonts w:hint="eastAsia"/>
+        </w:rPr>
+        <w:t>上的多项式，且其系数为</w:t>
+      </w:r>
+      <m:oMath>
+        <m:sSub>
+          <m:sSubPr>
+            <m:ctrlPr>
+              <w:rPr>
+                <w:rFonts w:ascii="Cambria Math" w:hAnsi="Cambria Math"/>
+              </w:rPr>
+            </m:ctrlPr>
+          </m:sSubPr>
+          <m:e>
+            <m:r>
+              <w:rPr>
+                <w:rFonts w:ascii="Cambria Math" w:hAnsi="Cambria Math"/>
+              </w:rPr>
+              <m:t>Z</m:t>
+            </m:r>
+          </m:e>
+          <m:sub>
+            <m:r>
+              <w:rPr>
+                <w:rFonts w:ascii="Cambria Math" w:hAnsi="Cambria Math"/>
+              </w:rPr>
+              <m:t>q</m:t>
+            </m:r>
+          </m:sub>
+        </m:sSub>
+      </m:oMath>
+      <w:r>
+        <w:rPr>
+          <w:rFonts w:hint="eastAsia"/>
+        </w:rPr>
+        <w:t>.</w:t>
+      </w:r>
+      <w:r>
+        <w:rPr>
+          <w:rFonts w:hint="eastAsia"/>
+        </w:rPr>
+        <w:t>当进行计算时，应该谨慎的考虑对运算的结果进行模运算</w:t>
+      </w:r>
+      <m:oMath>
+        <m:r>
+          <m:rPr>
+            <m:sty m:val="p"/>
+          </m:rPr>
+          <w:rPr>
+            <w:rFonts w:ascii="Cambria Math" w:hAnsi="Cambria Math"/>
+          </w:rPr>
+          <m:t>(mod q)</m:t>
+        </m:r>
+      </m:oMath>
+      <w:r>
+        <w:rPr>
+          <w:rFonts w:hint="eastAsia"/>
+        </w:rPr>
+        <w:t>.</w:t>
+      </w:r>
+    </w:p>
+    <w:p>
+      <w:pPr>
+        <w:pStyle w:val="a3"/>
+        <w:ind w:left="360" w:firstLineChars="0" w:firstLine="0"/>
+      </w:pPr>
+    </w:p>
+    <w:p>
+      <w:pPr>
+        <w:pStyle w:val="a3"/>
+        <w:ind w:left="360" w:firstLineChars="0" w:firstLine="0"/>
+      </w:pPr>
+      <w:r>
+        <w:rPr>
+          <w:rFonts w:hint="eastAsia"/>
+        </w:rPr>
+        <w:t>受限的离散高斯分布</w:t>
+      </w:r>
+    </w:p>
+    <w:p>
+      <w:pPr>
+        <w:pStyle w:val="a3"/>
+        <w:ind w:left="360" w:firstLineChars="0" w:firstLine="0"/>
+      </w:pPr>
+      <w:r>
+        <w:rPr>
+          <w:rFonts w:hint="eastAsia"/>
+        </w:rPr>
+        <w:t>如果</w:t>
+      </w:r>
+      <w:r>
+        <w:rPr>
+          <w:rFonts w:hint="eastAsia"/>
+        </w:rPr>
+        <w:t>一个在整数上的</w:t>
+      </w:r>
+      <m:oMath>
+        <m:r>
+          <m:rPr>
+            <m:sty m:val="p"/>
+          </m:rPr>
+          <w:rPr>
+            <w:rFonts w:ascii="Cambria Math" w:hAnsi="Cambria Math"/>
+          </w:rPr>
+          <m:t>χ</m:t>
+        </m:r>
+      </m:oMath>
+      <w:r>
+        <w:rPr>
+          <w:rFonts w:hint="eastAsia"/>
+        </w:rPr>
+        <w:t>分布</w:t>
+      </w:r>
+      <w:r>
+        <w:rPr>
+          <w:rFonts w:hint="eastAsia"/>
+        </w:rPr>
+        <w:t>的采样范围限制在</w:t>
+      </w:r>
+      <w:r>
+        <w:rPr>
+          <w:rFonts w:hint="eastAsia"/>
+        </w:rPr>
+        <w:t>区间</w:t>
+      </w:r>
+      <m:oMath>
+        <m:r>
+          <m:rPr>
+            <m:sty m:val="p"/>
+          </m:rPr>
+          <w:rPr>
+            <w:rFonts w:ascii="Cambria Math" w:hAnsi="Cambria Math"/>
+          </w:rPr>
+          <m:t>[-</m:t>
+        </m:r>
+        <m:r>
+          <w:rPr>
+            <w:rFonts w:ascii="Cambria Math" w:hAnsi="Cambria Math" w:hint="eastAsia"/>
+          </w:rPr>
+          <m:t>B</m:t>
+        </m:r>
+        <m:r>
+          <m:rPr>
+            <m:sty m:val="p"/>
+          </m:rPr>
+          <w:rPr>
+            <w:rFonts w:ascii="Cambria Math" w:hAnsi="Cambria Math"/>
+          </w:rPr>
+          <m:t xml:space="preserve">, </m:t>
+        </m:r>
+        <m:r>
+          <w:rPr>
+            <w:rFonts w:ascii="Cambria Math" w:hAnsi="Cambria Math"/>
+          </w:rPr>
+          <m:t>B</m:t>
+        </m:r>
+        <m:r>
+          <m:rPr>
+            <m:sty m:val="p"/>
+          </m:rPr>
+          <w:rPr>
+            <w:rFonts w:ascii="Cambria Math" w:hAnsi="Cambria Math"/>
+          </w:rPr>
+          <m:t>]</m:t>
+        </m:r>
+      </m:oMath>
+      <w:r>
+        <w:rPr>
+          <w:rFonts w:hint="eastAsia"/>
+        </w:rPr>
+        <w:t>中，则</w:t>
+      </w:r>
+      <m:oMath>
+        <m:r>
+          <m:rPr>
+            <m:sty m:val="p"/>
+          </m:rPr>
+          <w:rPr>
+            <w:rFonts w:ascii="Cambria Math" w:hAnsi="Cambria Math"/>
+          </w:rPr>
+          <m:t>χ</m:t>
+        </m:r>
+      </m:oMath>
+      <w:r>
+        <w:rPr>
+          <w:rFonts w:hint="eastAsia"/>
+        </w:rPr>
+        <w:t>分布</w:t>
+      </w:r>
+      <w:r>
+        <w:rPr>
+          <w:rFonts w:hint="eastAsia"/>
+        </w:rPr>
+        <w:t>是受限于</w:t>
+      </w:r>
+      <m:oMath>
+        <m:r>
+          <w:rPr>
+            <w:rFonts w:ascii="Cambria Math" w:hAnsi="Cambria Math"/>
+          </w:rPr>
+          <m:t>B</m:t>
+        </m:r>
+        <m:r>
+          <m:rPr>
+            <m:sty m:val="p"/>
+          </m:rPr>
+          <w:rPr>
+            <w:rFonts w:ascii="Cambria Math" w:hAnsi="Cambria Math"/>
+          </w:rPr>
+          <m:t>(</m:t>
+        </m:r>
+        <m:r>
+          <w:rPr>
+            <w:rFonts w:ascii="Cambria Math" w:hAnsi="Cambria Math"/>
+          </w:rPr>
+          <m:t>B</m:t>
+        </m:r>
+        <m:r>
+          <w:rPr>
+            <w:rFonts w:ascii="微软雅黑" w:eastAsia="微软雅黑" w:hAnsi="微软雅黑" w:cs="微软雅黑" w:hint="eastAsia"/>
+          </w:rPr>
+          <m:t>-</m:t>
+        </m:r>
+        <m:r>
+          <w:rPr>
+            <w:rFonts w:ascii="Cambria Math" w:hAnsi="Cambria Math" w:hint="eastAsia"/>
+          </w:rPr>
+          <m:t>bo</m:t>
+        </m:r>
+        <m:r>
+          <w:rPr>
+            <w:rFonts w:ascii="Cambria Math" w:hAnsi="Cambria Math"/>
+          </w:rPr>
+          <m:t>unded)</m:t>
+        </m:r>
+      </m:oMath>
+      <w:r>
+        <w:rPr>
+          <w:rFonts w:hint="eastAsia"/>
+        </w:rPr>
+        <w:t>的分布。</w:t>
+      </w:r>
+    </w:p>
+    <w:p>
+      <w:pPr>
+        <w:pStyle w:val="a3"/>
+        <w:ind w:left="360" w:firstLineChars="0" w:firstLine="0"/>
+        <w:rPr>
+          <w:rFonts w:hint="eastAsia"/>
+        </w:rPr>
+      </w:pPr>
+      <w:r>
+        <w:rPr>
+          <w:rFonts w:hint="eastAsia"/>
+        </w:rPr>
+        <w:t>在整数上的离散高斯分布</w:t>
+      </w:r>
+      <m:oMath>
+        <m:sSub>
+          <m:sSubPr>
+            <m:ctrlPr>
+              <w:rPr>
+                <w:rFonts w:ascii="Cambria Math" w:hAnsi="Cambria Math"/>
+              </w:rPr>
+            </m:ctrlPr>
+          </m:sSubPr>
+          <m:e>
+            <m:r>
+              <w:rPr>
+                <w:rFonts w:ascii="Cambria Math" w:hAnsi="Cambria Math" w:hint="eastAsia"/>
+              </w:rPr>
+              <m:t>D</m:t>
+            </m:r>
+          </m:e>
+          <m:sub>
+            <m:r>
+              <w:rPr>
+                <w:rFonts w:ascii="Cambria Math" w:hAnsi="Cambria Math" w:hint="eastAsia"/>
+              </w:rPr>
+              <m:t>Z</m:t>
+            </m:r>
+            <m:r>
+              <w:rPr>
+                <w:rFonts w:ascii="Cambria Math" w:hAnsi="Cambria Math" w:hint="eastAsia"/>
+              </w:rPr>
+              <m:t>，</m:t>
+            </m:r>
+            <m:r>
+              <w:rPr>
+                <w:rFonts w:ascii="Cambria Math" w:hAnsi="Cambria Math"/>
+              </w:rPr>
+              <m:t>σ</m:t>
+            </m:r>
+          </m:sub>
+        </m:sSub>
+      </m:oMath>
+      <w:r>
+        <w:rPr>
+          <w:rFonts w:hint="eastAsia"/>
+        </w:rPr>
+        <w:t>是指采样范围是一整数集合，且对集合中</w:t>
+      </w:r>
+      <w:r>
+        <w:rPr>
+          <w:rFonts w:hint="eastAsia"/>
+        </w:rPr>
+        <w:t>每一</w:t>
+      </w:r>
+      <w:r>
+        <w:rPr>
+          <w:rFonts w:hint="eastAsia"/>
+        </w:rPr>
+        <w:t>整数</w:t>
+      </w:r>
+      <m:oMath>
+        <m:r>
+          <w:rPr>
+            <w:rFonts w:ascii="Cambria Math" w:hAnsi="Cambria Math"/>
+          </w:rPr>
+          <m:t>x</m:t>
+        </m:r>
+      </m:oMath>
+      <w:r>
+        <w:rPr>
+          <w:rFonts w:hint="eastAsia"/>
+        </w:rPr>
+        <w:t>采样抽取到的数量满足</w:t>
+      </w:r>
+      <m:oMath>
+        <m:r>
+          <w:rPr>
+            <w:rFonts w:ascii="Cambria Math" w:hAnsi="Cambria Math"/>
+          </w:rPr>
+          <m:t>k∙</m:t>
+        </m:r>
+        <m:sSup>
+          <m:sSupPr>
+            <m:ctrlPr>
+              <w:rPr>
+                <w:rFonts w:ascii="Cambria Math" w:hAnsi="Cambria Math"/>
+                <w:i/>
+              </w:rPr>
+            </m:ctrlPr>
+          </m:sSupPr>
+          <m:e>
+            <m:r>
+              <w:rPr>
+                <w:rFonts w:ascii="Cambria Math" w:hAnsi="Cambria Math"/>
+              </w:rPr>
+              <m:t>e</m:t>
+            </m:r>
+          </m:e>
+          <m:sup>
+            <m:r>
+              <w:rPr>
+                <w:rFonts w:ascii="Cambria Math" w:hAnsi="Cambria Math"/>
+              </w:rPr>
+              <m:t>-</m:t>
+            </m:r>
+            <m:f>
+              <m:fPr>
+                <m:ctrlPr>
+                  <w:rPr>
+                    <w:rFonts w:ascii="Cambria Math" w:hAnsi="Cambria Math"/>
+                    <w:i/>
+                  </w:rPr>
+                </m:ctrlPr>
+              </m:fPr>
+              <m:num>
+                <m:sSup>
+                  <m:sSupPr>
+                    <m:ctrlPr>
+                      <w:rPr>
+                        <w:rFonts w:ascii="Cambria Math" w:hAnsi="Cambria Math"/>
+                        <w:i/>
+                      </w:rPr>
+                    </m:ctrlPr>
+                  </m:sSupPr>
+                  <m:e>
+                    <m:d>
+                      <m:dPr>
+                        <m:begChr m:val="|"/>
+                        <m:endChr m:val="|"/>
+                        <m:ctrlPr>
+                          <w:rPr>
+                            <w:rFonts w:ascii="Cambria Math" w:hAnsi="Cambria Math"/>
+                            <w:i/>
+                          </w:rPr>
+                        </m:ctrlPr>
+                      </m:dPr>
+                      <m:e>
+                        <m:r>
+                          <w:rPr>
+                            <w:rFonts w:ascii="Cambria Math" w:hAnsi="Cambria Math"/>
+                          </w:rPr>
+                          <m:t>x</m:t>
+                        </m:r>
+                      </m:e>
+                    </m:d>
+                  </m:e>
+                  <m:sup>
+                    <m:r>
+                      <w:rPr>
+                        <w:rFonts w:ascii="Cambria Math" w:hAnsi="Cambria Math"/>
+                      </w:rPr>
+                      <m:t>2</m:t>
+                    </m:r>
+                  </m:sup>
+                </m:sSup>
+              </m:num>
+              <m:den>
+                <m:sSup>
+                  <m:sSupPr>
+                    <m:ctrlPr>
+                      <w:rPr>
+                        <w:rFonts w:ascii="Cambria Math" w:hAnsi="Cambria Math"/>
+                        <w:i/>
+                      </w:rPr>
+                    </m:ctrlPr>
+                  </m:sSupPr>
+                  <m:e>
+                    <m:r>
+                      <w:rPr>
+                        <w:rFonts w:ascii="Cambria Math" w:hAnsi="Cambria Math"/>
+                      </w:rPr>
+                      <m:t>σ</m:t>
+                    </m:r>
+                  </m:e>
+                  <m:sup>
+                    <m:r>
+                      <w:rPr>
+                        <w:rFonts w:ascii="Cambria Math" w:hAnsi="Cambria Math"/>
+                      </w:rPr>
+                      <m:t>2</m:t>
+                    </m:r>
+                  </m:sup>
+                </m:sSup>
+              </m:den>
+            </m:f>
+          </m:sup>
+        </m:sSup>
+      </m:oMath>
+      <w:r>
+        <w:rPr>
+          <w:rFonts w:hint="eastAsia"/>
+        </w:rPr>
+        <w:t>,</w:t>
+      </w:r>
+      <w:r>
+        <w:t xml:space="preserve"> </w:t>
+      </w:r>
+      <m:oMath>
+        <m:r>
+          <w:rPr>
+            <w:rFonts w:ascii="Cambria Math" w:hAnsi="Cambria Math"/>
+          </w:rPr>
+          <m:t>k</m:t>
+        </m:r>
+      </m:oMath>
+      <w:r>
+        <w:rPr>
+          <w:rFonts w:hint="eastAsia"/>
+        </w:rPr>
+        <w:t>为一合适的正数。</w:t>
+      </w:r>
+      <w:r>
+        <w:rPr>
+          <w:rFonts w:hint="eastAsia"/>
+        </w:rPr>
+        <w:t>由高斯分布的性质可知，对于足够大的</w:t>
+      </w:r>
+      <m:oMath>
+        <m:r>
+          <w:rPr>
+            <w:rFonts w:ascii="Cambria Math" w:hAnsi="Cambria Math"/>
+          </w:rPr>
+          <m:t>B</m:t>
+        </m:r>
+        <m:r>
+          <w:rPr>
+            <w:rFonts w:ascii="Cambria Math" w:hAnsi="Cambria Math" w:hint="eastAsia"/>
+          </w:rPr>
+          <m:t>，</m:t>
+        </m:r>
+        <m:sSub>
+          <m:sSubPr>
+            <m:ctrlPr>
+              <w:rPr>
+                <w:rFonts w:ascii="Cambria Math" w:hAnsi="Cambria Math"/>
+              </w:rPr>
+            </m:ctrlPr>
+          </m:sSubPr>
+          <m:e>
+            <m:r>
+              <w:rPr>
+                <w:rFonts w:ascii="Cambria Math" w:hAnsi="Cambria Math" w:hint="eastAsia"/>
+              </w:rPr>
+              <m:t>D</m:t>
+            </m:r>
+          </m:e>
+          <m:sub>
+            <m:r>
+              <w:rPr>
+                <w:rFonts w:ascii="Cambria Math" w:hAnsi="Cambria Math" w:hint="eastAsia"/>
+              </w:rPr>
+              <m:t>Z</m:t>
+            </m:r>
+            <m:r>
+              <w:rPr>
+                <w:rFonts w:ascii="Cambria Math" w:hAnsi="Cambria Math" w:hint="eastAsia"/>
+              </w:rPr>
+              <m:t>，</m:t>
+            </m:r>
+            <m:r>
+              <w:rPr>
+                <w:rFonts w:ascii="Cambria Math" w:hAnsi="Cambria Math"/>
+              </w:rPr>
+              <m:t>σ</m:t>
+            </m:r>
+          </m:sub>
+        </m:sSub>
+      </m:oMath>
+      <w:r>
+        <w:rPr>
+          <w:rFonts w:hint="eastAsia"/>
+        </w:rPr>
+        <w:t>是关于</w:t>
+      </w:r>
+      <m:oMath>
+        <m:r>
+          <w:rPr>
+            <w:rFonts w:ascii="Cambria Math" w:hAnsi="Cambria Math"/>
+          </w:rPr>
+          <m:t>x=0</m:t>
+        </m:r>
+      </m:oMath>
+      <w:r>
+        <w:rPr>
+          <w:rFonts w:hint="eastAsia"/>
+        </w:rPr>
+        <w:t>对称的受限于</w:t>
+      </w:r>
+      <m:oMath>
+        <m:r>
+          <w:rPr>
+            <w:rFonts w:ascii="Cambria Math" w:hAnsi="Cambria Math"/>
+          </w:rPr>
+          <m:t>B</m:t>
+        </m:r>
+      </m:oMath>
+      <w:r>
+        <w:rPr>
+          <w:rFonts w:hint="eastAsia"/>
+        </w:rPr>
+        <w:t>的分布</w:t>
+      </w:r>
+      <m:oMath>
+        <m:r>
+          <m:rPr>
+            <m:sty m:val="p"/>
+          </m:rPr>
+          <w:rPr>
+            <w:rFonts w:ascii="Cambria Math" w:hAnsi="Cambria Math"/>
+          </w:rPr>
+          <m:t>(</m:t>
+        </m:r>
+        <m:r>
+          <m:rPr>
+            <m:sty m:val="p"/>
+          </m:rPr>
+          <w:rPr>
+            <w:rFonts w:ascii="Cambria Math" w:hAnsi="Cambria Math" w:hint="eastAsia"/>
+          </w:rPr>
+          <m:t>如</m:t>
+        </m:r>
+        <m:r>
+          <w:rPr>
+            <w:rFonts w:ascii="Cambria Math" w:hAnsi="Cambria Math"/>
+          </w:rPr>
+          <m:t>B</m:t>
+        </m:r>
+        <m:r>
+          <w:rPr>
+            <w:rFonts w:ascii="Cambria Math" w:hAnsi="Cambria Math"/>
+          </w:rPr>
+          <m:t>=10σ)</m:t>
+        </m:r>
+      </m:oMath>
+      <w:r>
+        <w:rPr>
+          <w:rFonts w:hint="eastAsia"/>
+        </w:rPr>
+        <w:t>.</w:t>
+      </w:r>
+    </w:p>
+    <w:p>
+      <w:pPr>
+        <w:pStyle w:val="a3"/>
+        <w:ind w:left="360" w:firstLineChars="0" w:firstLine="0"/>
+        <w:rPr>
+          <w:rFonts w:hint="eastAsia"/>
+        </w:rPr>
+      </w:pPr>
+      <w:r>
+        <w:rPr>
+          <w:rFonts w:hint="eastAsia"/>
+        </w:rPr>
+        <w:t>关于离散高斯分布的实现方案有多种，这里介绍一个简单的方案：</w:t>
+      </w:r>
+      <w:bookmarkStart w:id="0" w:name="_GoBack"/>
+      <w:bookmarkEnd w:id="0"/>
+    </w:p>
+    <w:p>
+      <w:pPr>
+        <w:pStyle w:val="a3"/>
+        <w:ind w:left="360" w:firstLineChars="0" w:firstLine="0"/>
+        <w:rPr>
+          <w:rFonts w:hint="eastAsia"/>
+        </w:rPr>
+      </w:pPr>
     </w:p>
     <w:p>
       <w:pPr>

--- a/Survey/Survey Fully Homomorphc Encryption20180820.docx
+++ b/Survey/Survey Fully Homomorphc Encryption20180820.docx
@@ -2292,15 +2292,112 @@
       <w:pPr>
         <w:pStyle w:val="a3"/>
         <w:ind w:left="360" w:firstLineChars="0" w:firstLine="0"/>
-        <w:rPr>
-          <w:rFonts w:hint="eastAsia"/>
-        </w:rPr>
+      </w:pPr>
+    </w:p>
+    <w:p>
+      <w:pPr>
+        <w:pStyle w:val="a3"/>
+        <w:numPr>
+          <w:ilvl w:val="1"/>
+          <w:numId w:val="1"/>
+        </w:numPr>
+        <w:ind w:firstLineChars="0"/>
+      </w:pPr>
+      <w:r>
+        <w:rPr>
+          <w:rFonts w:hint="eastAsia"/>
+        </w:rPr>
+        <w:t>准备工作</w:t>
+      </w:r>
+    </w:p>
+    <w:p>
+      <w:pPr>
+        <w:pStyle w:val="a3"/>
+        <w:ind w:left="735" w:firstLineChars="0" w:firstLine="0"/>
       </w:pPr>
       <w:r>
         <w:rPr>
           <w:rFonts w:hint="eastAsia"/>
         </w:rPr>
         <w:t>关于离散高斯分布的实现方案有多种，这里介绍一个简单的方案：</w:t>
+      </w:r>
+    </w:p>
+    <w:p>
+      <w:pPr>
+        <w:pStyle w:val="a3"/>
+        <w:ind w:left="360" w:firstLineChars="0" w:firstLine="0"/>
+        <w:rPr>
+          <w:rFonts w:hint="eastAsia"/>
+        </w:rPr>
+      </w:pPr>
+      <w:r>
+        <w:drawing>
+          <wp:inline distT="0" distB="0" distL="0" distR="0" wp14:anchorId="5C81979C" wp14:editId="0A9F3A74">
+            <wp:extent cx="4996281" cy="1227716"/>
+            <wp:effectExtent l="0" t="0" r="0" b="0"/>
+            <wp:docPr id="8" name="图片 7"/>
+            <wp:cNvGraphicFramePr>
+              <a:graphicFrameLocks xmlns:a="http://schemas.openxmlformats.org/drawingml/2006/main" noChangeAspect="1"/>
+            </wp:cNvGraphicFramePr>
+            <a:graphic xmlns:a="http://schemas.openxmlformats.org/drawingml/2006/main">
+              <a:graphicData uri="http://schemas.openxmlformats.org/drawingml/2006/picture">
+                <pic:pic xmlns:pic="http://schemas.openxmlformats.org/drawingml/2006/picture">
+                  <pic:nvPicPr>
+                    <pic:cNvPr id="8" name="图片 7"/>
+                    <pic:cNvPicPr>
+                      <a:picLocks noChangeAspect="1"/>
+                    </pic:cNvPicPr>
+                  </pic:nvPicPr>
+                  <pic:blipFill>
+                    <a:blip r:embed="rId5">
+                      <a:extLst>
+                        <a:ext uri="{28A0092B-C50C-407E-A947-70E740481C1C}">
+                          <a14:useLocalDpi xmlns:a14="http://schemas.microsoft.com/office/drawing/2010/main" val="0"/>
+                        </a:ext>
+                      </a:extLst>
+                    </a:blip>
+                    <a:stretch>
+                      <a:fillRect/>
+                    </a:stretch>
+                  </pic:blipFill>
+                  <pic:spPr>
+                    <a:xfrm>
+                      <a:off x="0" y="0"/>
+                      <a:ext cx="4999138" cy="1228418"/>
+                    </a:xfrm>
+                    <a:prstGeom prst="rect">
+                      <a:avLst/>
+                    </a:prstGeom>
+                  </pic:spPr>
+                </pic:pic>
+              </a:graphicData>
+            </a:graphic>
+          </wp:inline>
+        </w:drawing>
+      </w:r>
+    </w:p>
+    <w:p>
+      <w:pPr>
+        <w:pStyle w:val="a3"/>
+        <w:ind w:left="360" w:firstLineChars="0" w:firstLine="0"/>
+        <w:rPr>
+          <w:rFonts w:hint="eastAsia"/>
+        </w:rPr>
+      </w:pPr>
+      <w:r>
+        <w:rPr>
+          <w:rFonts w:hint="eastAsia"/>
+        </w:rPr>
+        <w:t xml:space="preserve"> </w:t>
+      </w:r>
+      <w:r>
+        <w:t xml:space="preserve">   </w:t>
+      </w:r>
+      <w:r>
+        <w:rPr>
+          <w:rFonts w:hint="eastAsia"/>
+        </w:rPr>
+        <w:t>RLWE环上容错学习</w:t>
       </w:r>
       <w:bookmarkStart w:id="0" w:name="_GoBack"/>
       <w:bookmarkEnd w:id="0"/>
@@ -2309,10 +2406,22 @@
       <w:pPr>
         <w:pStyle w:val="a3"/>
         <w:ind w:left="360" w:firstLineChars="0" w:firstLine="0"/>
-        <w:rPr>
-          <w:rFonts w:hint="eastAsia"/>
-        </w:rPr>
-      </w:pPr>
+      </w:pPr>
+      <w:r>
+        <w:rPr>
+          <w:rFonts w:hint="eastAsia"/>
+        </w:rPr>
+        <w:t>3.1</w:t>
+      </w:r>
+      <w:r>
+        <w:t xml:space="preserve"> </w:t>
+      </w:r>
+      <w:r>
+        <w:rPr>
+          <w:rFonts w:hint="eastAsia"/>
+        </w:rPr>
+        <w:t>BFV方案</w:t>
+      </w:r>
     </w:p>
     <w:p>
       <w:pPr>
@@ -2323,27 +2432,7 @@
         <w:rPr>
           <w:rFonts w:hint="eastAsia"/>
         </w:rPr>
-        <w:t>3.1</w:t>
-      </w:r>
-      <w:r>
-        <w:t xml:space="preserve"> </w:t>
-      </w:r>
-      <w:r>
-        <w:rPr>
-          <w:rFonts w:hint="eastAsia"/>
-        </w:rPr>
-        <w:t>BFV方案</w:t>
-      </w:r>
-    </w:p>
-    <w:p>
-      <w:pPr>
-        <w:pStyle w:val="a3"/>
-        <w:ind w:left="360" w:firstLineChars="0" w:firstLine="0"/>
-      </w:pPr>
-      <w:r>
-        <w:rPr>
-          <w:rFonts w:hint="eastAsia"/>
-        </w:rPr>
+        <w:lastRenderedPageBreak/>
         <w:t>3.2</w:t>
       </w:r>
       <w:r>
@@ -2494,6 +2583,85 @@
         </w:rPr>
         <w:t>多方计算（简略）</w:t>
       </w:r>
+    </w:p>
+    <w:p>
+      <w:pPr>
+        <w:pStyle w:val="a3"/>
+        <w:ind w:left="360" w:firstLineChars="0" w:firstLine="0"/>
+      </w:pPr>
+    </w:p>
+    <w:p>
+      <w:pPr>
+        <w:pStyle w:val="a3"/>
+        <w:ind w:left="360" w:firstLineChars="0" w:firstLine="0"/>
+      </w:pPr>
+    </w:p>
+    <w:p>
+      <w:pPr>
+        <w:pStyle w:val="a3"/>
+        <w:ind w:left="1140" w:firstLineChars="0" w:firstLine="0"/>
+      </w:pPr>
+      <w:r>
+        <w:rPr>
+          <w:rFonts w:hint="eastAsia"/>
+        </w:rPr>
+        <w:t xml:space="preserve">Faster </w:t>
+      </w:r>
+      <w:r>
+        <w:rPr>
+          <w:rFonts w:hint="eastAsia"/>
+        </w:rPr>
+        <w:t xml:space="preserve">Gaussian Lattice Sampling using Lazy Floating-Point Arithmetic  </w:t>
+      </w:r>
+    </w:p>
+    <w:p>
+      <w:pPr>
+        <w:pStyle w:val="a3"/>
+        <w:ind w:left="360"/>
+      </w:pPr>
+      <w:r>
+        <w:rPr>
+          <w:rFonts w:hint="eastAsia"/>
+        </w:rPr>
+        <w:t xml:space="preserve">    Léo </w:t>
+      </w:r>
+      <w:proofErr w:type="spellStart"/>
+      <w:r>
+        <w:rPr>
+          <w:rFonts w:hint="eastAsia"/>
+        </w:rPr>
+        <w:t>Ducas</w:t>
+      </w:r>
+      <w:proofErr w:type="spellEnd"/>
+      <w:r>
+        <w:rPr>
+          <w:rFonts w:hint="eastAsia"/>
+        </w:rPr>
+        <w:t xml:space="preserve"> and </w:t>
+      </w:r>
+      <w:proofErr w:type="spellStart"/>
+      <w:r>
+        <w:rPr>
+          <w:rFonts w:hint="eastAsia"/>
+        </w:rPr>
+        <w:t>Phong</w:t>
+      </w:r>
+      <w:proofErr w:type="spellEnd"/>
+      <w:r>
+        <w:rPr>
+          <w:rFonts w:hint="eastAsia"/>
+        </w:rPr>
+        <w:t xml:space="preserve"> Q. Nguyen</w:t>
+      </w:r>
+    </w:p>
+    <w:p>
+      <w:pPr>
+        <w:pStyle w:val="a3"/>
+        <w:ind w:left="360" w:firstLineChars="0" w:firstLine="0"/>
+        <w:rPr>
+          <w:rFonts w:hint="eastAsia"/>
+        </w:rPr>
+      </w:pPr>
     </w:p>
     <w:sectPr>
       <w:pgSz w:w="11906" w:h="16838"/>
@@ -2508,6 +2676,146 @@
 <file path=word/numbering.xml><?xml version="1.0" encoding="utf-8"?>
 <w:numbering xmlns:wpc="http://schemas.microsoft.com/office/word/2010/wordprocessingCanvas" xmlns:cx="http://schemas.microsoft.com/office/drawing/2014/chartex" xmlns:cx1="http://schemas.microsoft.com/office/drawing/2015/9/8/chartex" xmlns:mc="http://schemas.openxmlformats.org/markup-compatibility/2006" xmlns:o="urn:schemas-microsoft-com:office:office" xmlns:r="http://schemas.openxmlformats.org/officeDocument/2006/relationships" xmlns:m="http://schemas.openxmlformats.org/officeDocument/2006/math" xmlns:v="urn:schemas-microsoft-com:vml" xmlns:wp14="http://schemas.microsoft.com/office/word/2010/wordprocessingDrawing" xmlns:wp="http://schemas.openxmlformats.org/drawingml/2006/wordprocessingDrawing" xmlns:w10="urn:schemas-microsoft-com:office:word" xmlns:w="http://schemas.openxmlformats.org/wordprocessingml/2006/main" xmlns:w14="http://schemas.microsoft.com/office/word/2010/wordml" xmlns:w15="http://schemas.microsoft.com/office/word/2012/wordml" xmlns:w16se="http://schemas.microsoft.com/office/word/2015/wordml/symex" xmlns:wpg="http://schemas.microsoft.com/office/word/2010/wordprocessingGroup" xmlns:wpi="http://schemas.microsoft.com/office/word/2010/wordprocessingInk" xmlns:wne="http://schemas.microsoft.com/office/word/2006/wordml" xmlns:wps="http://schemas.microsoft.com/office/word/2010/wordprocessingShape" mc:Ignorable="w14 w15 w16se wp14">
   <w:abstractNum w:abstractNumId="0" w15:restartNumberingAfterBreak="0">
+    <w:nsid w:val="04B54AF8"/>
+    <w:multiLevelType w:val="hybridMultilevel"/>
+    <w:tmpl w:val="80A82A5E"/>
+    <w:lvl w:ilvl="0" w:tplc="B608BE0E">
+      <w:start w:val="1"/>
+      <w:numFmt w:val="bullet"/>
+      <w:lvlText w:val=""/>
+      <w:lvlJc w:val="left"/>
+      <w:pPr>
+        <w:tabs>
+          <w:tab w:val="num" w:pos="720"/>
+        </w:tabs>
+        <w:ind w:left="720" w:hanging="360"/>
+      </w:pPr>
+      <w:rPr>
+        <w:rFonts w:ascii="Wingdings" w:hAnsi="Wingdings" w:hint="default"/>
+      </w:rPr>
+    </w:lvl>
+    <w:lvl w:ilvl="1" w:tplc="BD3C3F6A" w:tentative="1">
+      <w:start w:val="1"/>
+      <w:numFmt w:val="bullet"/>
+      <w:lvlText w:val=""/>
+      <w:lvlJc w:val="left"/>
+      <w:pPr>
+        <w:tabs>
+          <w:tab w:val="num" w:pos="1440"/>
+        </w:tabs>
+        <w:ind w:left="1440" w:hanging="360"/>
+      </w:pPr>
+      <w:rPr>
+        <w:rFonts w:ascii="Wingdings" w:hAnsi="Wingdings" w:hint="default"/>
+      </w:rPr>
+    </w:lvl>
+    <w:lvl w:ilvl="2" w:tplc="4F4EEA4C" w:tentative="1">
+      <w:start w:val="1"/>
+      <w:numFmt w:val="bullet"/>
+      <w:lvlText w:val=""/>
+      <w:lvlJc w:val="left"/>
+      <w:pPr>
+        <w:tabs>
+          <w:tab w:val="num" w:pos="2160"/>
+        </w:tabs>
+        <w:ind w:left="2160" w:hanging="360"/>
+      </w:pPr>
+      <w:rPr>
+        <w:rFonts w:ascii="Wingdings" w:hAnsi="Wingdings" w:hint="default"/>
+      </w:rPr>
+    </w:lvl>
+    <w:lvl w:ilvl="3" w:tplc="0B6811BE" w:tentative="1">
+      <w:start w:val="1"/>
+      <w:numFmt w:val="bullet"/>
+      <w:lvlText w:val=""/>
+      <w:lvlJc w:val="left"/>
+      <w:pPr>
+        <w:tabs>
+          <w:tab w:val="num" w:pos="2880"/>
+        </w:tabs>
+        <w:ind w:left="2880" w:hanging="360"/>
+      </w:pPr>
+      <w:rPr>
+        <w:rFonts w:ascii="Wingdings" w:hAnsi="Wingdings" w:hint="default"/>
+      </w:rPr>
+    </w:lvl>
+    <w:lvl w:ilvl="4" w:tplc="FFB8E1AA" w:tentative="1">
+      <w:start w:val="1"/>
+      <w:numFmt w:val="bullet"/>
+      <w:lvlText w:val=""/>
+      <w:lvlJc w:val="left"/>
+      <w:pPr>
+        <w:tabs>
+          <w:tab w:val="num" w:pos="3600"/>
+        </w:tabs>
+        <w:ind w:left="3600" w:hanging="360"/>
+      </w:pPr>
+      <w:rPr>
+        <w:rFonts w:ascii="Wingdings" w:hAnsi="Wingdings" w:hint="default"/>
+      </w:rPr>
+    </w:lvl>
+    <w:lvl w:ilvl="5" w:tplc="DC7ABB56" w:tentative="1">
+      <w:start w:val="1"/>
+      <w:numFmt w:val="bullet"/>
+      <w:lvlText w:val=""/>
+      <w:lvlJc w:val="left"/>
+      <w:pPr>
+        <w:tabs>
+          <w:tab w:val="num" w:pos="4320"/>
+        </w:tabs>
+        <w:ind w:left="4320" w:hanging="360"/>
+      </w:pPr>
+      <w:rPr>
+        <w:rFonts w:ascii="Wingdings" w:hAnsi="Wingdings" w:hint="default"/>
+      </w:rPr>
+    </w:lvl>
+    <w:lvl w:ilvl="6" w:tplc="6812DCD6" w:tentative="1">
+      <w:start w:val="1"/>
+      <w:numFmt w:val="bullet"/>
+      <w:lvlText w:val=""/>
+      <w:lvlJc w:val="left"/>
+      <w:pPr>
+        <w:tabs>
+          <w:tab w:val="num" w:pos="5040"/>
+        </w:tabs>
+        <w:ind w:left="5040" w:hanging="360"/>
+      </w:pPr>
+      <w:rPr>
+        <w:rFonts w:ascii="Wingdings" w:hAnsi="Wingdings" w:hint="default"/>
+      </w:rPr>
+    </w:lvl>
+    <w:lvl w:ilvl="7" w:tplc="B9F0B036" w:tentative="1">
+      <w:start w:val="1"/>
+      <w:numFmt w:val="bullet"/>
+      <w:lvlText w:val=""/>
+      <w:lvlJc w:val="left"/>
+      <w:pPr>
+        <w:tabs>
+          <w:tab w:val="num" w:pos="5760"/>
+        </w:tabs>
+        <w:ind w:left="5760" w:hanging="360"/>
+      </w:pPr>
+      <w:rPr>
+        <w:rFonts w:ascii="Wingdings" w:hAnsi="Wingdings" w:hint="default"/>
+      </w:rPr>
+    </w:lvl>
+    <w:lvl w:ilvl="8" w:tplc="A75283E0" w:tentative="1">
+      <w:start w:val="1"/>
+      <w:numFmt w:val="bullet"/>
+      <w:lvlText w:val=""/>
+      <w:lvlJc w:val="left"/>
+      <w:pPr>
+        <w:tabs>
+          <w:tab w:val="num" w:pos="6480"/>
+        </w:tabs>
+        <w:ind w:left="6480" w:hanging="360"/>
+      </w:pPr>
+      <w:rPr>
+        <w:rFonts w:ascii="Wingdings" w:hAnsi="Wingdings" w:hint="default"/>
+      </w:rPr>
+    </w:lvl>
+  </w:abstractNum>
+  <w:abstractNum w:abstractNumId="1" w15:restartNumberingAfterBreak="0">
     <w:nsid w:val="0B707D34"/>
     <w:multiLevelType w:val="multilevel"/>
     <w:tmpl w:val="0409001D"/>
@@ -2593,7 +2901,7 @@
       </w:pPr>
     </w:lvl>
   </w:abstractNum>
-  <w:abstractNum w:abstractNumId="1" w15:restartNumberingAfterBreak="0">
+  <w:abstractNum w:abstractNumId="2" w15:restartNumberingAfterBreak="0">
     <w:nsid w:val="5E330211"/>
     <w:multiLevelType w:val="multilevel"/>
     <w:tmpl w:val="28EC4A50"/>
@@ -2715,9 +3023,12 @@
     </w:lvl>
   </w:abstractNum>
   <w:num w:numId="1">
+    <w:abstractNumId w:val="2"/>
+  </w:num>
+  <w:num w:numId="2">
     <w:abstractNumId w:val="1"/>
   </w:num>
-  <w:num w:numId="2">
+  <w:num w:numId="3">
     <w:abstractNumId w:val="0"/>
   </w:num>
 </w:numbering>
@@ -3121,7 +3432,6 @@
   <w:style w:type="character" w:default="1" w:styleId="a0">
     <w:name w:val="Default Paragraph Font"/>
     <w:uiPriority w:val="1"/>
-    <w:semiHidden/>
     <w:unhideWhenUsed/>
   </w:style>
   <w:style w:type="table" w:default="1" w:styleId="a1">

--- a/Survey/Survey Fully Homomorphc Encryption20180820.docx
+++ b/Survey/Survey Fully Homomorphc Encryption20180820.docx
@@ -2379,28 +2379,98 @@
     <w:p>
       <w:pPr>
         <w:pStyle w:val="a3"/>
-        <w:ind w:left="360" w:firstLineChars="0" w:firstLine="0"/>
-        <w:rPr>
-          <w:rFonts w:hint="eastAsia"/>
-        </w:rPr>
-      </w:pPr>
-      <w:r>
-        <w:rPr>
-          <w:rFonts w:hint="eastAsia"/>
-        </w:rPr>
-        <w:t xml:space="preserve"> </w:t>
-      </w:r>
-      <w:r>
-        <w:t xml:space="preserve">   </w:t>
-      </w:r>
+        <w:ind w:left="360" w:firstLineChars="0"/>
+      </w:pPr>
       <w:r>
         <w:rPr>
           <w:rFonts w:hint="eastAsia"/>
         </w:rPr>
         <w:t>RLWE环上容错学习</w:t>
       </w:r>
-      <w:bookmarkStart w:id="0" w:name="_GoBack"/>
-      <w:bookmarkEnd w:id="0"/>
+    </w:p>
+    <w:p>
+      <w:pPr>
+        <w:ind w:firstLineChars="200" w:firstLine="420"/>
+      </w:pPr>
+      <w:proofErr w:type="spellStart"/>
+      <w:r>
+        <w:rPr>
+          <w:rFonts w:hint="eastAsia"/>
+        </w:rPr>
+        <w:t>Diffie</w:t>
+      </w:r>
+      <w:proofErr w:type="spellEnd"/>
+      <w:r>
+        <w:rPr>
+          <w:rFonts w:hint="eastAsia"/>
+        </w:rPr>
+        <w:t>和Hellman发表的公开密钥思想可以借助一个单向计算容易、反向计算困难的函</w:t>
+      </w:r>
+      <w:r>
+        <w:rPr>
+          <w:rFonts w:hint="eastAsia"/>
+        </w:rPr>
+        <w:lastRenderedPageBreak/>
+        <w:t>数（one way trapdoor function）来构建。这需要使用一个NP完全问题来实现这种机制。RSA公开密钥密码体制使用的是对极大整数做素数分解的计算困难性；</w:t>
+      </w:r>
+      <w:r>
+        <w:rPr>
+          <w:rFonts w:hint="eastAsia"/>
+        </w:rPr>
+        <w:t>BFV和BGV</w:t>
+      </w:r>
+      <w:r>
+        <w:rPr>
+          <w:rFonts w:hint="eastAsia"/>
+        </w:rPr>
+        <w:t>方案使用的</w:t>
+      </w:r>
+      <w:r>
+        <w:rPr>
+          <w:rFonts w:hint="eastAsia"/>
+        </w:rPr>
+        <w:t>都</w:t>
+      </w:r>
+      <w:r>
+        <w:rPr>
+          <w:rFonts w:hint="eastAsia"/>
+        </w:rPr>
+        <w:t>是环上容错学习的计算困难性</w:t>
+      </w:r>
+      <w:r>
+        <w:rPr>
+          <w:rFonts w:hint="eastAsia"/>
+        </w:rPr>
+        <w:t>，</w:t>
+      </w:r>
+      <w:r>
+        <w:rPr>
+          <w:rFonts w:hint="eastAsia"/>
+          <w:b/>
+        </w:rPr>
+        <w:t>但是在构造单向映射函数时略有不同</w:t>
+      </w:r>
+      <w:r>
+        <w:rPr>
+          <w:rFonts w:hint="eastAsia"/>
+        </w:rPr>
+        <w:t>，其中BGV方案可以使用一般的容错学习和环上的容错学习两种模式</w:t>
+      </w:r>
+      <w:r>
+        <w:rPr>
+          <w:rFonts w:hint="eastAsia"/>
+        </w:rPr>
+        <w:t>。</w:t>
+      </w:r>
+    </w:p>
+    <w:p>
+      <w:pPr>
+        <w:pStyle w:val="a3"/>
+        <w:ind w:left="360" w:firstLineChars="0"/>
+        <w:rPr>
+          <w:rFonts w:hint="eastAsia"/>
+        </w:rPr>
+      </w:pPr>
     </w:p>
     <w:p>
       <w:pPr>
@@ -2432,7 +2502,6 @@
         <w:rPr>
           <w:rFonts w:hint="eastAsia"/>
         </w:rPr>
-        <w:lastRenderedPageBreak/>
         <w:t>3.2</w:t>
       </w:r>
       <w:r>
@@ -2590,28 +2659,618 @@
         <w:ind w:left="360" w:firstLineChars="0" w:firstLine="0"/>
       </w:pPr>
     </w:p>
-    <w:p>
-      <w:pPr>
-        <w:pStyle w:val="a3"/>
-        <w:ind w:left="360" w:firstLineChars="0" w:firstLine="0"/>
-      </w:pPr>
-    </w:p>
-    <w:p>
-      <w:pPr>
-        <w:pStyle w:val="a3"/>
-        <w:ind w:left="1140" w:firstLineChars="0" w:firstLine="0"/>
-      </w:pPr>
-      <w:r>
-        <w:rPr>
-          <w:rFonts w:hint="eastAsia"/>
-        </w:rPr>
-        <w:t xml:space="preserve">Faster </w:t>
-      </w:r>
-      <w:r>
-        <w:rPr>
-          <w:rFonts w:hint="eastAsia"/>
-        </w:rPr>
-        <w:t xml:space="preserve">Gaussian Lattice Sampling using Lazy Floating-Point Arithmetic  </w:t>
+    <w:p/>
+    <w:p/>
+    <w:p>
+      <w:r>
+        <w:t xml:space="preserve">[1]. </w:t>
+      </w:r>
+      <w:proofErr w:type="spellStart"/>
+      <w:r>
+        <w:t>Rivest</w:t>
+      </w:r>
+      <w:proofErr w:type="spellEnd"/>
+      <w:r>
+        <w:t xml:space="preserve">, R. L., </w:t>
+      </w:r>
+      <w:proofErr w:type="spellStart"/>
+      <w:r>
+        <w:t>Adleman</w:t>
+      </w:r>
+      <w:proofErr w:type="spellEnd"/>
+      <w:r>
+        <w:t xml:space="preserve">, L. and </w:t>
+      </w:r>
+      <w:proofErr w:type="spellStart"/>
+      <w:r>
+        <w:t>Dertouzos</w:t>
+      </w:r>
+      <w:proofErr w:type="spellEnd"/>
+      <w:r>
+        <w:t xml:space="preserve">, M. L. (1978), </w:t>
+      </w:r>
+      <w:proofErr w:type="gramStart"/>
+      <w:r>
+        <w:t>On</w:t>
+      </w:r>
+      <w:proofErr w:type="gramEnd"/>
+      <w:r>
+        <w:t xml:space="preserve"> data banks and privacy </w:t>
+      </w:r>
+      <w:proofErr w:type="spellStart"/>
+      <w:r>
+        <w:t>homomorphisms</w:t>
+      </w:r>
+      <w:proofErr w:type="spellEnd"/>
+      <w:r>
+        <w:t xml:space="preserve">, Foundations of Secure Computation 4(11), 169–180. </w:t>
+      </w:r>
+    </w:p>
+    <w:p>
+      <w:r>
+        <w:t xml:space="preserve">[2]. Gentry, C. (2010), Computing arbitrary functions of encrypted data, Communications of the ACM 53(3), 97–105. </w:t>
+      </w:r>
+    </w:p>
+    <w:p>
+      <w:r>
+        <w:t xml:space="preserve">[3]. Gentry, C. &amp; </w:t>
+      </w:r>
+      <w:proofErr w:type="spellStart"/>
+      <w:r>
+        <w:t>Halevi</w:t>
+      </w:r>
+      <w:proofErr w:type="spellEnd"/>
+      <w:r>
+        <w:t>, S. (2011). Implementing Gentry’s Fully-Homomorphic Encryption Scheme. In Advances in Cryptology Proceedings of EUROCRYPT11, Lecture Note in Computer Science (LNCS), Vol 6632, Springer-</w:t>
+      </w:r>
+      <w:proofErr w:type="spellStart"/>
+      <w:r>
+        <w:t>Verlag</w:t>
+      </w:r>
+      <w:proofErr w:type="spellEnd"/>
+      <w:r>
+        <w:t xml:space="preserve">, pp. 129-148. </w:t>
+      </w:r>
+    </w:p>
+    <w:p>
+      <w:r>
+        <w:t xml:space="preserve">[4]. Fan, J. and </w:t>
+      </w:r>
+      <w:proofErr w:type="spellStart"/>
+      <w:r>
+        <w:t>Vercauteren</w:t>
+      </w:r>
+      <w:proofErr w:type="spellEnd"/>
+      <w:r>
+        <w:t xml:space="preserve">, F. (2012), Somewhat practical fully homomorphic encryption, IACR Cryptology </w:t>
+      </w:r>
+      <w:proofErr w:type="spellStart"/>
+      <w:r>
+        <w:t>ePrint</w:t>
+      </w:r>
+      <w:proofErr w:type="spellEnd"/>
+      <w:r>
+        <w:t xml:space="preserve"> </w:t>
+      </w:r>
+      <w:proofErr w:type="gramStart"/>
+      <w:r>
+        <w:t>Archive .</w:t>
+      </w:r>
+      <w:proofErr w:type="gramEnd"/>
+      <w:r>
+        <w:t xml:space="preserve"> </w:t>
+      </w:r>
+    </w:p>
+    <w:p>
+      <w:r>
+        <w:t xml:space="preserve">[5]. Marten van </w:t>
+      </w:r>
+      <w:proofErr w:type="spellStart"/>
+      <w:r>
+        <w:t>Dijk</w:t>
+      </w:r>
+      <w:proofErr w:type="spellEnd"/>
+      <w:r>
+        <w:t xml:space="preserve">, Craig Gentry, Shai </w:t>
+      </w:r>
+      <w:proofErr w:type="spellStart"/>
+      <w:r>
+        <w:t>Halevi</w:t>
+      </w:r>
+      <w:proofErr w:type="spellEnd"/>
+      <w:r>
+        <w:t xml:space="preserve">, and Vinod </w:t>
+      </w:r>
+      <w:proofErr w:type="spellStart"/>
+      <w:r>
+        <w:t>Vaikuntanathan</w:t>
+      </w:r>
+      <w:proofErr w:type="spellEnd"/>
+      <w:r>
+        <w:t xml:space="preserve">. Fully Homomorphic Encryption over the Integers. In Advances in Cryptology EUROCRYPT 2010, volume 6110 of Lecture Notes in Computer Science, pages 24-43. Springer, 2010. </w:t>
+      </w:r>
+    </w:p>
+    <w:p>
+      <w:r>
+        <w:t xml:space="preserve">[6]. </w:t>
+      </w:r>
+      <w:proofErr w:type="spellStart"/>
+      <w:r>
+        <w:t>Boneh</w:t>
+      </w:r>
+      <w:proofErr w:type="spellEnd"/>
+      <w:r>
+        <w:t xml:space="preserve">, D., Goh, E. and </w:t>
+      </w:r>
+      <w:proofErr w:type="spellStart"/>
+      <w:r>
+        <w:t>Nissim</w:t>
+      </w:r>
+      <w:proofErr w:type="spellEnd"/>
+      <w:r>
+        <w:t xml:space="preserve">, K. (2005), Evaluating 2-dnf formulas on </w:t>
+      </w:r>
+      <w:proofErr w:type="spellStart"/>
+      <w:r>
+        <w:t>ciphertexts</w:t>
+      </w:r>
+      <w:proofErr w:type="spellEnd"/>
+      <w:r>
+        <w:t xml:space="preserve">, </w:t>
+      </w:r>
+      <w:proofErr w:type="spellStart"/>
+      <w:r>
+        <w:t>in‘Theory</w:t>
+      </w:r>
+      <w:proofErr w:type="spellEnd"/>
+      <w:r>
+        <w:t xml:space="preserve"> of cryptography’, Springer, pp. 325–341. </w:t>
+      </w:r>
+    </w:p>
+    <w:p>
+      <w:r>
+        <w:t xml:space="preserve">[7]. Nigel P. Smart and Frederik </w:t>
+      </w:r>
+      <w:proofErr w:type="spellStart"/>
+      <w:r>
+        <w:t>Vercauteren</w:t>
+      </w:r>
+      <w:proofErr w:type="spellEnd"/>
+      <w:r>
+        <w:t xml:space="preserve">. Fully Homomorphic SIMD Operations. IACR Cryptology </w:t>
+      </w:r>
+      <w:proofErr w:type="spellStart"/>
+      <w:r>
+        <w:t>ePrint</w:t>
+      </w:r>
+      <w:proofErr w:type="spellEnd"/>
+      <w:r>
+        <w:t xml:space="preserve"> Archive, 2011:133, 2011. </w:t>
+      </w:r>
+    </w:p>
+    <w:p>
+      <w:r>
+        <w:t xml:space="preserve">[8]. </w:t>
+      </w:r>
+      <w:proofErr w:type="spellStart"/>
+      <w:r>
+        <w:t>Brakerski</w:t>
+      </w:r>
+      <w:proofErr w:type="spellEnd"/>
+      <w:r>
+        <w:t xml:space="preserve">, Z. and </w:t>
+      </w:r>
+      <w:proofErr w:type="spellStart"/>
+      <w:r>
+        <w:t>Vaikuntanathan</w:t>
+      </w:r>
+      <w:proofErr w:type="spellEnd"/>
+      <w:r>
+        <w:t xml:space="preserve">, V. (2011b), </w:t>
+      </w:r>
+      <w:proofErr w:type="gramStart"/>
+      <w:r>
+        <w:t>Fully</w:t>
+      </w:r>
+      <w:proofErr w:type="gramEnd"/>
+      <w:r>
+        <w:t xml:space="preserve"> homomorphic encryption from </w:t>
+      </w:r>
+      <w:proofErr w:type="spellStart"/>
+      <w:r>
+        <w:t>ringlwe</w:t>
+      </w:r>
+      <w:proofErr w:type="spellEnd"/>
+      <w:r>
+        <w:t xml:space="preserve"> and security for key dependent messages, in ‘Advances in Cryptology–CRYPTO 2011’, Springer, pp. 505–524. </w:t>
+      </w:r>
+    </w:p>
+    <w:p>
+      <w:r>
+        <w:t xml:space="preserve">[9]. Vadim </w:t>
+      </w:r>
+      <w:proofErr w:type="spellStart"/>
+      <w:r>
+        <w:t>Lyubashevsky</w:t>
+      </w:r>
+      <w:proofErr w:type="spellEnd"/>
+      <w:r>
+        <w:t xml:space="preserve">, Chris </w:t>
+      </w:r>
+      <w:proofErr w:type="spellStart"/>
+      <w:r>
+        <w:t>Peikert</w:t>
+      </w:r>
+      <w:proofErr w:type="spellEnd"/>
+      <w:r>
+        <w:t xml:space="preserve">, and </w:t>
+      </w:r>
+      <w:proofErr w:type="spellStart"/>
+      <w:r>
+        <w:t>Oded</w:t>
+      </w:r>
+      <w:proofErr w:type="spellEnd"/>
+      <w:r>
+        <w:t xml:space="preserve"> </w:t>
+      </w:r>
+      <w:proofErr w:type="spellStart"/>
+      <w:r>
+        <w:t>Regev</w:t>
+      </w:r>
+      <w:proofErr w:type="spellEnd"/>
+      <w:r>
+        <w:t xml:space="preserve">. On Ideal Lattices and Learning with Errors over Rings. In Advances in Cryptology EUROCRYPT 2010, volume 6110 of Lecture Notes in Computer Science, pages 1-23. Springer, 2010. </w:t>
+      </w:r>
+    </w:p>
+    <w:p>
+      <w:r>
+        <w:t xml:space="preserve">[10]. Craig Gentry, Shai </w:t>
+      </w:r>
+      <w:proofErr w:type="spellStart"/>
+      <w:r>
+        <w:t>Halevi</w:t>
+      </w:r>
+      <w:proofErr w:type="spellEnd"/>
+      <w:r>
+        <w:t xml:space="preserve">, and Nigel P. Smart. Homomorphic Evaluation of the AES Circuit. IACR Cryptology </w:t>
+      </w:r>
+      <w:proofErr w:type="spellStart"/>
+      <w:r>
+        <w:t>ePrint</w:t>
+      </w:r>
+      <w:proofErr w:type="spellEnd"/>
+      <w:r>
+        <w:t xml:space="preserve"> Archive, 2012:99, 2012. </w:t>
+      </w:r>
+    </w:p>
+    <w:p>
+      <w:r>
+        <w:t xml:space="preserve">[11]. </w:t>
+      </w:r>
+      <w:proofErr w:type="spellStart"/>
+      <w:r>
+        <w:t>ElGamal</w:t>
+      </w:r>
+      <w:proofErr w:type="spellEnd"/>
+      <w:r>
+        <w:t xml:space="preserve">, T. (1985), A public key cryptosystem and a signature scheme based on discrete logarithms, in ‘Advances in Cryptology’, Springer, pp. 10–18. </w:t>
+      </w:r>
+    </w:p>
+    <w:p>
+      <w:r>
+        <w:lastRenderedPageBreak/>
+        <w:t xml:space="preserve">[12]. Craig Gentry and Shai </w:t>
+      </w:r>
+      <w:proofErr w:type="spellStart"/>
+      <w:r>
+        <w:t>Halevi</w:t>
+      </w:r>
+      <w:proofErr w:type="spellEnd"/>
+      <w:r>
+        <w:t xml:space="preserve">. Fully Homomorphic Encryption without Squashing Using Depth-3 Arithmetic Circuits. In FOCS 2011, pages 107-109. IEEE, 2011. </w:t>
+      </w:r>
+    </w:p>
+    <w:p>
+      <w:r>
+        <w:t xml:space="preserve">[13]. Craig Gentry. Fully homomorphic encryption using ideal lattices. In STOC 2009, pages 169-178. ACM, 2009. </w:t>
+      </w:r>
+    </w:p>
+    <w:p>
+      <w:r>
+        <w:t xml:space="preserve">[14]. </w:t>
+      </w:r>
+      <w:proofErr w:type="spellStart"/>
+      <w:r>
+        <w:t>Zvika</w:t>
+      </w:r>
+      <w:proofErr w:type="spellEnd"/>
+      <w:r>
+        <w:t xml:space="preserve"> </w:t>
+      </w:r>
+      <w:proofErr w:type="spellStart"/>
+      <w:r>
+        <w:t>Brakerski</w:t>
+      </w:r>
+      <w:proofErr w:type="spellEnd"/>
+      <w:r>
+        <w:t xml:space="preserve">, Craig Gentry, and Vinod </w:t>
+      </w:r>
+      <w:proofErr w:type="spellStart"/>
+      <w:r>
+        <w:t>Vaikuntanathan</w:t>
+      </w:r>
+      <w:proofErr w:type="spellEnd"/>
+      <w:r>
+        <w:t xml:space="preserve">. (Leveled) fully homomorphic encryption without bootstrapping. In Innovations in Theoretical Computer Science 2012, pages 309-325. ACM, 2012. </w:t>
+      </w:r>
+    </w:p>
+    <w:p>
+      <w:r>
+        <w:t xml:space="preserve">[15]. </w:t>
+      </w:r>
+      <w:proofErr w:type="spellStart"/>
+      <w:r>
+        <w:t>Zvika</w:t>
+      </w:r>
+      <w:proofErr w:type="spellEnd"/>
+      <w:r>
+        <w:t xml:space="preserve"> </w:t>
+      </w:r>
+      <w:proofErr w:type="spellStart"/>
+      <w:r>
+        <w:t>Brakerski</w:t>
+      </w:r>
+      <w:proofErr w:type="spellEnd"/>
+      <w:r>
+        <w:t xml:space="preserve">. Fully Homomorphic Encryption without Modulus Switching from Classical </w:t>
+      </w:r>
+      <w:proofErr w:type="spellStart"/>
+      <w:r>
+        <w:t>GapSVP</w:t>
+      </w:r>
+      <w:proofErr w:type="spellEnd"/>
+      <w:r>
+        <w:t xml:space="preserve">. IACR Cryptology </w:t>
+      </w:r>
+      <w:proofErr w:type="spellStart"/>
+      <w:r>
+        <w:t>ePrint</w:t>
+      </w:r>
+      <w:proofErr w:type="spellEnd"/>
+      <w:r>
+        <w:t xml:space="preserve"> Archive, 2012:78, 2012. </w:t>
+      </w:r>
+    </w:p>
+    <w:p>
+      <w:r>
+        <w:t xml:space="preserve">[16]. </w:t>
+      </w:r>
+      <w:proofErr w:type="spellStart"/>
+      <w:r>
+        <w:t>Bos</w:t>
+      </w:r>
+      <w:proofErr w:type="spellEnd"/>
+      <w:r>
+        <w:t xml:space="preserve">, </w:t>
+      </w:r>
+      <w:proofErr w:type="spellStart"/>
+      <w:r>
+        <w:t>Joppe</w:t>
+      </w:r>
+      <w:proofErr w:type="spellEnd"/>
+      <w:r>
+        <w:t xml:space="preserve"> W, </w:t>
+      </w:r>
+      <w:proofErr w:type="spellStart"/>
+      <w:r>
+        <w:t>Lauter</w:t>
+      </w:r>
+      <w:proofErr w:type="spellEnd"/>
+      <w:r>
+        <w:t xml:space="preserve">, Kristin, Loftus, Jake, and </w:t>
+      </w:r>
+      <w:proofErr w:type="spellStart"/>
+      <w:r>
+        <w:t>Naehrig</w:t>
+      </w:r>
+      <w:proofErr w:type="spellEnd"/>
+      <w:r>
+        <w:t xml:space="preserve">, Michael. Improved security for a ring-based fully homomorphic encryption scheme. In Cryptography and Coding, pp. 45–64. Springer, 2013. </w:t>
+      </w:r>
+    </w:p>
+    <w:p>
+      <w:r>
+        <w:t xml:space="preserve">[17]. </w:t>
+      </w:r>
+      <w:proofErr w:type="spellStart"/>
+      <w:r>
+        <w:t>L´opez</w:t>
+      </w:r>
+      <w:proofErr w:type="spellEnd"/>
+      <w:r>
+        <w:t xml:space="preserve">-Alt, Adriana, </w:t>
+      </w:r>
+      <w:proofErr w:type="spellStart"/>
+      <w:r>
+        <w:t>Tromer</w:t>
+      </w:r>
+      <w:proofErr w:type="spellEnd"/>
+      <w:r>
+        <w:t xml:space="preserve">, </w:t>
+      </w:r>
+      <w:proofErr w:type="spellStart"/>
+      <w:r>
+        <w:t>Eran</w:t>
+      </w:r>
+      <w:proofErr w:type="spellEnd"/>
+      <w:r>
+        <w:t xml:space="preserve">, and </w:t>
+      </w:r>
+      <w:proofErr w:type="spellStart"/>
+      <w:r>
+        <w:t>Vaikuntanathan</w:t>
+      </w:r>
+      <w:proofErr w:type="spellEnd"/>
+      <w:r>
+        <w:t xml:space="preserve">, Vinod. On-the-fly multiparty computation on the cloud via </w:t>
+      </w:r>
+      <w:proofErr w:type="spellStart"/>
+      <w:r>
+        <w:t>multikey</w:t>
+      </w:r>
+      <w:proofErr w:type="spellEnd"/>
+      <w:r>
+        <w:t xml:space="preserve"> fully homomorphic encryption. In Proceedings of the forty-fourth annual ACM symposium on Theory of computing, pp. 1219–1234. ACM, 2012. </w:t>
+      </w:r>
+    </w:p>
+    <w:p>
+      <w:r>
+        <w:t xml:space="preserve">[18]. </w:t>
+      </w:r>
+      <w:proofErr w:type="spellStart"/>
+      <w:r>
+        <w:t>Aslett</w:t>
+      </w:r>
+      <w:proofErr w:type="spellEnd"/>
+      <w:r>
+        <w:t xml:space="preserve">, L. J. M., </w:t>
+      </w:r>
+      <w:proofErr w:type="spellStart"/>
+      <w:r>
+        <w:t>Esperan¸ca</w:t>
+      </w:r>
+      <w:proofErr w:type="spellEnd"/>
+      <w:r>
+        <w:t xml:space="preserve">, P. M. and Holmes, C. C. (2015), Encrypted statistical machine learning: new privacy preserving methods, Technical report, University of Oxford. </w:t>
+      </w:r>
+    </w:p>
+    <w:p>
+      <w:r>
+        <w:t xml:space="preserve">[19]. </w:t>
+      </w:r>
+      <w:proofErr w:type="spellStart"/>
+      <w:r>
+        <w:t>Aslett</w:t>
+      </w:r>
+      <w:proofErr w:type="spellEnd"/>
+      <w:r>
+        <w:t xml:space="preserve">, L. J. M., </w:t>
+      </w:r>
+      <w:proofErr w:type="spellStart"/>
+      <w:r>
+        <w:t>Esperan¸ca</w:t>
+      </w:r>
+      <w:proofErr w:type="spellEnd"/>
+      <w:r>
+        <w:t xml:space="preserve">, P. M. and Holmes, C. C. (2015), A review of homomorphic encryption and software tools for encrypted statistical machine learning, Technical report, University of Oxford. </w:t>
+      </w:r>
+    </w:p>
+    <w:p>
+      <w:r>
+        <w:t xml:space="preserve">[20]. </w:t>
+      </w:r>
+      <w:proofErr w:type="spellStart"/>
+      <w:r>
+        <w:t>Paillier</w:t>
+      </w:r>
+      <w:proofErr w:type="spellEnd"/>
+      <w:r>
+        <w:t xml:space="preserve">, P. (1999), Public-key cryptosystems based on composite degree </w:t>
+      </w:r>
+      <w:proofErr w:type="spellStart"/>
+      <w:r>
+        <w:t>residuosity</w:t>
+      </w:r>
+      <w:proofErr w:type="spellEnd"/>
+      <w:r>
+        <w:t xml:space="preserve"> classes, in ‘Advances in Cryptology - EUROCRYPT’99’, Springer, pp. 223–238. </w:t>
+      </w:r>
+    </w:p>
+    <w:p>
+      <w:r>
+        <w:t xml:space="preserve">[21]. </w:t>
+      </w:r>
+      <w:proofErr w:type="spellStart"/>
+      <w:r>
+        <w:t>Brakerski</w:t>
+      </w:r>
+      <w:proofErr w:type="spellEnd"/>
+      <w:r>
+        <w:t xml:space="preserve">, Z. and </w:t>
+      </w:r>
+      <w:proofErr w:type="spellStart"/>
+      <w:r>
+        <w:t>Vaikuntanathan</w:t>
+      </w:r>
+      <w:proofErr w:type="spellEnd"/>
+      <w:r>
+        <w:t xml:space="preserve">, V. (2011a), Efficient fully homomorphic encryption from (standard) </w:t>
+      </w:r>
+      <w:proofErr w:type="spellStart"/>
+      <w:r>
+        <w:t>lwe</w:t>
+      </w:r>
+      <w:proofErr w:type="spellEnd"/>
+      <w:r>
+        <w:t xml:space="preserve">, in ‘2011 IEEE 52nd Annual Symposium on Foundations of Computer Science’, IEEE, pp. 97–106. </w:t>
+      </w:r>
+    </w:p>
+    <w:p>
+      <w:r>
+        <w:t xml:space="preserve">[22]. </w:t>
+      </w:r>
+      <w:proofErr w:type="spellStart"/>
+      <w:r>
+        <w:t>Lepoint</w:t>
+      </w:r>
+      <w:proofErr w:type="spellEnd"/>
+      <w:r>
+        <w:t xml:space="preserve">, T. and </w:t>
+      </w:r>
+      <w:proofErr w:type="spellStart"/>
+      <w:r>
+        <w:t>Naehrig</w:t>
+      </w:r>
+      <w:proofErr w:type="spellEnd"/>
+      <w:r>
+        <w:t xml:space="preserve">, M. (2014), A comparison of the homomorphic encryption schemes FV and YASHE, in ‘Progress in Cryptology–AFRICACRYPT 2014’, Springer, pp. 318–335. </w:t>
+      </w:r>
+    </w:p>
+    <w:p>
+      <w:r>
+        <w:t xml:space="preserve">[23]. </w:t>
+      </w:r>
+      <w:proofErr w:type="spellStart"/>
+      <w:r>
+        <w:t>Graepel</w:t>
+      </w:r>
+      <w:proofErr w:type="spellEnd"/>
+      <w:r>
+        <w:t xml:space="preserve">, </w:t>
+      </w:r>
+      <w:proofErr w:type="spellStart"/>
+      <w:r>
+        <w:t>Thore</w:t>
+      </w:r>
+      <w:proofErr w:type="spellEnd"/>
+      <w:r>
+        <w:t xml:space="preserve">, </w:t>
+      </w:r>
+      <w:proofErr w:type="spellStart"/>
+      <w:r>
+        <w:t>Lauter</w:t>
+      </w:r>
+      <w:proofErr w:type="spellEnd"/>
+      <w:r>
+        <w:t xml:space="preserve">, Kristin, and </w:t>
+      </w:r>
+      <w:proofErr w:type="spellStart"/>
+      <w:r>
+        <w:t>Naehrig</w:t>
+      </w:r>
+      <w:proofErr w:type="spellEnd"/>
+      <w:r>
+        <w:t xml:space="preserve">, Michael. Ml confidential: Machine learning on encrypted data. In Information Security and Cryptology–ICISC 2012, pp. 1–21. Springer, 2013. </w:t>
       </w:r>
     </w:p>
     <w:p>
@@ -2620,48 +3279,344 @@
         <w:ind w:left="360"/>
       </w:pPr>
       <w:r>
-        <w:rPr>
-          <w:rFonts w:hint="eastAsia"/>
-        </w:rPr>
-        <w:t xml:space="preserve">    Léo </w:t>
-      </w:r>
-      <w:proofErr w:type="spellStart"/>
-      <w:r>
-        <w:rPr>
-          <w:rFonts w:hint="eastAsia"/>
-        </w:rPr>
-        <w:t>Ducas</w:t>
-      </w:r>
-      <w:proofErr w:type="spellEnd"/>
-      <w:r>
-        <w:rPr>
-          <w:rFonts w:hint="eastAsia"/>
-        </w:rPr>
-        <w:t xml:space="preserve"> and </w:t>
-      </w:r>
-      <w:proofErr w:type="spellStart"/>
-      <w:r>
-        <w:rPr>
-          <w:rFonts w:hint="eastAsia"/>
-        </w:rPr>
-        <w:t>Phong</w:t>
-      </w:r>
-      <w:proofErr w:type="spellEnd"/>
-      <w:r>
-        <w:rPr>
-          <w:rFonts w:hint="eastAsia"/>
-        </w:rPr>
-        <w:t xml:space="preserve"> Q. Nguyen</w:t>
+        <w:t xml:space="preserve"> </w:t>
       </w:r>
     </w:p>
     <w:p>
       <w:pPr>
         <w:pStyle w:val="a3"/>
-        <w:ind w:left="360" w:firstLineChars="0" w:firstLine="0"/>
-        <w:rPr>
-          <w:rFonts w:hint="eastAsia"/>
-        </w:rPr>
-      </w:pPr>
+        <w:ind w:left="360"/>
+      </w:pPr>
+      <w:r>
+        <w:rPr>
+          <w:rFonts w:hint="eastAsia"/>
+        </w:rPr>
+        <w:t>同态加密在机器学习中的应用</w:t>
+      </w:r>
+      <w:r>
+        <w:t xml:space="preserve"> </w:t>
+      </w:r>
+    </w:p>
+    <w:p>
+      <w:r>
+        <w:t xml:space="preserve">[24]. N. </w:t>
+      </w:r>
+      <w:proofErr w:type="spellStart"/>
+      <w:r>
+        <w:t>Dowlin</w:t>
+      </w:r>
+      <w:proofErr w:type="spellEnd"/>
+      <w:r>
+        <w:t>, R. Gilad-</w:t>
+      </w:r>
+      <w:proofErr w:type="spellStart"/>
+      <w:r>
+        <w:t>Bachrach</w:t>
+      </w:r>
+      <w:proofErr w:type="spellEnd"/>
+      <w:r>
+        <w:t xml:space="preserve">, K. </w:t>
+      </w:r>
+      <w:proofErr w:type="spellStart"/>
+      <w:r>
+        <w:t>Laine</w:t>
+      </w:r>
+      <w:proofErr w:type="spellEnd"/>
+      <w:r>
+        <w:t xml:space="preserve">, K. E. </w:t>
+      </w:r>
+      <w:proofErr w:type="spellStart"/>
+      <w:r>
+        <w:t>Lauter</w:t>
+      </w:r>
+      <w:proofErr w:type="spellEnd"/>
+      <w:r>
+        <w:t xml:space="preserve">, M. </w:t>
+      </w:r>
+      <w:proofErr w:type="spellStart"/>
+      <w:r>
+        <w:t>Naehrig</w:t>
+      </w:r>
+      <w:proofErr w:type="spellEnd"/>
+      <w:r>
+        <w:t xml:space="preserve">, and J. </w:t>
+      </w:r>
+      <w:proofErr w:type="spellStart"/>
+      <w:r>
+        <w:t>Wernsing</w:t>
+      </w:r>
+      <w:proofErr w:type="spellEnd"/>
+      <w:r>
+        <w:t xml:space="preserve">. </w:t>
+      </w:r>
+      <w:proofErr w:type="spellStart"/>
+      <w:r>
+        <w:t>Cryptonets</w:t>
+      </w:r>
+      <w:proofErr w:type="spellEnd"/>
+      <w:r>
+        <w:t xml:space="preserve">: Applying neural networks to encrypted data with high throughput and accuracy. In Proceedings of the 33nd International Conference on Machine Learning, ICML 2016, New York City, NY, USA, June 1924, 2016, pages 201–210, 2016. </w:t>
+      </w:r>
+    </w:p>
+    <w:p>
+      <w:r>
+        <w:t xml:space="preserve">[25]. H. </w:t>
+      </w:r>
+      <w:proofErr w:type="spellStart"/>
+      <w:r>
+        <w:t>Chabanne</w:t>
+      </w:r>
+      <w:proofErr w:type="spellEnd"/>
+      <w:r>
+        <w:t xml:space="preserve">, A. </w:t>
+      </w:r>
+      <w:proofErr w:type="spellStart"/>
+      <w:r>
+        <w:t>Wargny</w:t>
+      </w:r>
+      <w:proofErr w:type="spellEnd"/>
+      <w:r>
+        <w:t xml:space="preserve">, J. Milgram, C. Morel, E. </w:t>
+      </w:r>
+      <w:proofErr w:type="spellStart"/>
+      <w:r>
+        <w:t>Prouff</w:t>
+      </w:r>
+      <w:proofErr w:type="spellEnd"/>
+      <w:r>
+        <w:t xml:space="preserve">, Privacy-Preserving Classification on Deep Neural Network, Cryptology </w:t>
+      </w:r>
+      <w:proofErr w:type="spellStart"/>
+      <w:r>
+        <w:t>ePrint</w:t>
+      </w:r>
+      <w:proofErr w:type="spellEnd"/>
+      <w:r>
+        <w:t xml:space="preserve"> Archive, Report 2017/035, 2017. </w:t>
+      </w:r>
+    </w:p>
+    <w:p>
+      <w:r>
+        <w:t xml:space="preserve">[26]. R. </w:t>
+      </w:r>
+      <w:proofErr w:type="spellStart"/>
+      <w:r>
+        <w:t>Bost</w:t>
+      </w:r>
+      <w:proofErr w:type="spellEnd"/>
+      <w:r>
+        <w:t xml:space="preserve">, R. A. </w:t>
+      </w:r>
+      <w:proofErr w:type="spellStart"/>
+      <w:r>
+        <w:t>Popa</w:t>
+      </w:r>
+      <w:proofErr w:type="spellEnd"/>
+      <w:r>
+        <w:t xml:space="preserve">, S. </w:t>
+      </w:r>
+      <w:proofErr w:type="spellStart"/>
+      <w:r>
+        <w:t>Tu</w:t>
+      </w:r>
+      <w:proofErr w:type="spellEnd"/>
+      <w:r>
+        <w:t xml:space="preserve">, and S. </w:t>
+      </w:r>
+      <w:proofErr w:type="spellStart"/>
+      <w:r>
+        <w:t>Goldwasser</w:t>
+      </w:r>
+      <w:proofErr w:type="spellEnd"/>
+      <w:r>
+        <w:t xml:space="preserve">. Machine learning </w:t>
+      </w:r>
+      <w:proofErr w:type="spellStart"/>
+      <w:r>
+        <w:t>classi</w:t>
+      </w:r>
+      <w:proofErr w:type="spellEnd"/>
+      <w:r>
+        <w:rPr>
+          <w:rFonts w:ascii="MS Gothic" w:eastAsia="MS Gothic" w:hAnsi="MS Gothic" w:cs="MS Gothic" w:hint="eastAsia"/>
+        </w:rPr>
+        <w:t>ﬁ</w:t>
+      </w:r>
+      <w:r>
+        <w:t xml:space="preserve">cation over encrypted data. IACR Cryptology </w:t>
+      </w:r>
+      <w:proofErr w:type="spellStart"/>
+      <w:r>
+        <w:t>ePrint</w:t>
+      </w:r>
+      <w:proofErr w:type="spellEnd"/>
+      <w:r>
+        <w:t xml:space="preserve"> Archive, 2014:331, 2014.    </w:t>
+      </w:r>
+    </w:p>
+    <w:p>
+      <w:r>
+        <w:t xml:space="preserve">[27]. P. </w:t>
+      </w:r>
+      <w:proofErr w:type="spellStart"/>
+      <w:r>
+        <w:t>Xie</w:t>
+      </w:r>
+      <w:proofErr w:type="spellEnd"/>
+      <w:r>
+        <w:t xml:space="preserve">, M. </w:t>
+      </w:r>
+      <w:proofErr w:type="spellStart"/>
+      <w:r>
+        <w:t>Bilenko</w:t>
+      </w:r>
+      <w:proofErr w:type="spellEnd"/>
+      <w:r>
+        <w:t>, T. Finley, R. Gilda-</w:t>
+      </w:r>
+      <w:proofErr w:type="spellStart"/>
+      <w:r>
+        <w:t>Bachrach</w:t>
+      </w:r>
+      <w:proofErr w:type="spellEnd"/>
+      <w:r>
+        <w:t xml:space="preserve">, K. E. </w:t>
+      </w:r>
+      <w:proofErr w:type="spellStart"/>
+      <w:r>
+        <w:t>Lauter</w:t>
+      </w:r>
+      <w:proofErr w:type="spellEnd"/>
+      <w:r>
+        <w:t xml:space="preserve">, and M. </w:t>
+      </w:r>
+      <w:proofErr w:type="spellStart"/>
+      <w:r>
+        <w:t>Naehrig</w:t>
+      </w:r>
+      <w:proofErr w:type="spellEnd"/>
+      <w:r>
+        <w:t xml:space="preserve">, Crypto-nets: Neural networks over encrypted data. </w:t>
+      </w:r>
+      <w:proofErr w:type="spellStart"/>
+      <w:r>
+        <w:t>CoRR</w:t>
+      </w:r>
+      <w:proofErr w:type="spellEnd"/>
+      <w:r>
+        <w:t xml:space="preserve"> abs/1412.6181 (2014). [28]. Ehsan </w:t>
+      </w:r>
+      <w:proofErr w:type="spellStart"/>
+      <w:r>
+        <w:t>Hesamifard</w:t>
+      </w:r>
+      <w:proofErr w:type="spellEnd"/>
+      <w:r>
+        <w:t xml:space="preserve">, Hassan </w:t>
+      </w:r>
+      <w:proofErr w:type="spellStart"/>
+      <w:r>
+        <w:t>Takabi</w:t>
+      </w:r>
+      <w:proofErr w:type="spellEnd"/>
+      <w:r>
+        <w:t xml:space="preserve">, and Mehdi </w:t>
+      </w:r>
+      <w:proofErr w:type="spellStart"/>
+      <w:r>
+        <w:t>Ghasemi</w:t>
+      </w:r>
+      <w:proofErr w:type="spellEnd"/>
+      <w:r>
+        <w:t xml:space="preserve">. </w:t>
+      </w:r>
+      <w:proofErr w:type="spellStart"/>
+      <w:r>
+        <w:t>CryptoDL</w:t>
+      </w:r>
+      <w:proofErr w:type="spellEnd"/>
+      <w:r>
+        <w:t xml:space="preserve">: Deep Neural Networks over Encrypted Data. </w:t>
+      </w:r>
+      <w:proofErr w:type="gramStart"/>
+      <w:r>
+        <w:lastRenderedPageBreak/>
+        <w:t>arXiv:</w:t>
+      </w:r>
+      <w:proofErr w:type="gramEnd"/>
+      <w:r>
+        <w:t xml:space="preserve">1711.05189, 2017. </w:t>
+      </w:r>
+    </w:p>
+    <w:p>
+      <w:r>
+        <w:t xml:space="preserve">[29]. T. </w:t>
+      </w:r>
+      <w:proofErr w:type="spellStart"/>
+      <w:r>
+        <w:t>Shortell</w:t>
+      </w:r>
+      <w:proofErr w:type="spellEnd"/>
+      <w:r>
+        <w:t xml:space="preserve">, A. </w:t>
+      </w:r>
+      <w:proofErr w:type="spellStart"/>
+      <w:r>
+        <w:t>Shokoufandeh</w:t>
+      </w:r>
+      <w:proofErr w:type="spellEnd"/>
+      <w:r>
+        <w:t xml:space="preserve">, Secure signal processing using fully homomorphic encryption. In Advanced Concepts for Intelligent Vision Systems - 16th International Conference, ACIVS, Catania, Italy, October 26-29, Proceedings (2015), pp. 93–104. </w:t>
+      </w:r>
+    </w:p>
+    <w:p>
+      <w:r>
+        <w:t xml:space="preserve">[30]. R. LIVNI, S. SHALEV-SHWARTZ, O. SHAMIR, </w:t>
+      </w:r>
+      <w:proofErr w:type="gramStart"/>
+      <w:r>
+        <w:t>On</w:t>
+      </w:r>
+      <w:proofErr w:type="gramEnd"/>
+      <w:r>
+        <w:t xml:space="preserve"> the computational efficiency of training neural networks. </w:t>
+      </w:r>
+      <w:proofErr w:type="spellStart"/>
+      <w:r>
+        <w:t>CoRR</w:t>
+      </w:r>
+      <w:proofErr w:type="spellEnd"/>
+      <w:r>
+        <w:t xml:space="preserve"> abs/1410.1141 (2014). </w:t>
+      </w:r>
+    </w:p>
+    <w:p>
+      <w:pPr>
+        <w:rPr>
+          <w:rFonts w:hint="eastAsia"/>
+        </w:rPr>
+      </w:pPr>
+      <w:bookmarkStart w:id="0" w:name="_GoBack"/>
+      <w:bookmarkEnd w:id="0"/>
+      <w:r>
+        <w:t xml:space="preserve">[31]. Gentry, C., </w:t>
+      </w:r>
+      <w:proofErr w:type="spellStart"/>
+      <w:r>
+        <w:t>Sahai</w:t>
+      </w:r>
+      <w:proofErr w:type="spellEnd"/>
+      <w:r>
+        <w:t xml:space="preserve">, A. and Waters, B. (2013), Homomorphic encryption from learning with errors: Conceptually-simpler, asymptotically-faster, attribute-based, in ‘Advances in Cryptology–CRYPTO 2013’, Springer, </w:t>
+      </w:r>
+      <w:proofErr w:type="gramStart"/>
+      <w:r>
+        <w:t>pp</w:t>
+      </w:r>
+      <w:proofErr w:type="gramEnd"/>
+      <w:r>
+        <w:t>. 75–92.</w:t>
+      </w:r>
     </w:p>
     <w:sectPr>
       <w:pgSz w:w="11906" w:h="16838"/>

--- a/Survey/Survey Fully Homomorphc Encryption20180820.docx
+++ b/Survey/Survey Fully Homomorphc Encryption20180820.docx
@@ -189,9 +189,6 @@
       <w:pPr>
         <w:pStyle w:val="a3"/>
         <w:ind w:left="360" w:firstLineChars="0" w:firstLine="0"/>
-        <w:rPr>
-          <w:rFonts w:hint="eastAsia"/>
-        </w:rPr>
       </w:pPr>
       <w:r>
         <w:rPr>
@@ -335,34 +332,7 @@
           <w:rPr>
             <w:rFonts w:ascii="Cambria Math" w:hAnsi="Cambria Math"/>
           </w:rPr>
-          <m:t>/qZ={0+qZ, 1+</m:t>
-        </m:r>
-        <m:r>
-          <m:rPr>
-            <m:sty m:val="p"/>
-          </m:rPr>
-          <w:rPr>
-            <w:rFonts w:ascii="Cambria Math" w:hAnsi="Cambria Math"/>
-          </w:rPr>
-          <m:t>q</m:t>
-        </m:r>
-        <m:r>
-          <m:rPr>
-            <m:sty m:val="p"/>
-          </m:rPr>
-          <w:rPr>
-            <w:rFonts w:ascii="Cambria Math" w:hAnsi="Cambria Math"/>
-          </w:rPr>
-          <m:t xml:space="preserve">Z, </m:t>
-        </m:r>
-        <m:r>
-          <m:rPr>
-            <m:sty m:val="p"/>
-          </m:rPr>
-          <w:rPr>
-            <w:rFonts w:ascii="Cambria Math" w:hAnsi="Cambria Math"/>
-          </w:rPr>
-          <m:t>2+qZ,  … , q-1+qZ}</m:t>
+          <m:t>/qZ={0+qZ, 1+qZ, 2+qZ,  … , q-1+qZ}</m:t>
         </m:r>
       </m:oMath>
       <w:r>
@@ -519,25 +489,7 @@
           <w:rPr>
             <w:rFonts w:ascii="Cambria Math" w:hAnsi="Cambria Math"/>
           </w:rPr>
-          <m:t xml:space="preserve"> </m:t>
-        </m:r>
-        <m:r>
-          <w:rPr>
-            <w:rFonts w:ascii="Cambria Math" w:hAnsi="Cambria Math"/>
-          </w:rPr>
-          <m:t>(</m:t>
-        </m:r>
-        <m:r>
-          <w:rPr>
-            <w:rFonts w:ascii="Cambria Math" w:hAnsi="Cambria Math"/>
-          </w:rPr>
-          <m:t>mod q</m:t>
-        </m:r>
-        <m:r>
-          <w:rPr>
-            <w:rFonts w:ascii="Cambria Math" w:hAnsi="Cambria Math"/>
-          </w:rPr>
-          <m:t>)</m:t>
+          <m:t xml:space="preserve"> (mod q)</m:t>
         </m:r>
       </m:oMath>
       <w:r>
@@ -703,9 +655,6 @@
       <w:pPr>
         <w:pStyle w:val="a3"/>
         <w:ind w:left="360" w:firstLineChars="0" w:firstLine="0"/>
-        <w:rPr>
-          <w:rFonts w:hint="eastAsia"/>
-        </w:rPr>
       </w:pPr>
       <w:r>
         <w:rPr>
@@ -1348,25 +1297,29 @@
           <m:t>n</m:t>
         </m:r>
       </m:oMath>
-      <w:proofErr w:type="gramStart"/>
-      <w:r>
-        <w:rPr>
-          <w:rFonts w:hint="eastAsia"/>
-        </w:rPr>
-        <w:t>个</w:t>
-      </w:r>
-      <w:proofErr w:type="gramEnd"/>
-      <w:r>
-        <w:rPr>
-          <w:rFonts w:hint="eastAsia"/>
-        </w:rPr>
-        <w:t>分圆多项式是特定唯一的</w:t>
-      </w:r>
-      <w:r>
-        <w:rPr>
-          <w:rFonts w:hint="eastAsia"/>
-        </w:rPr>
-        <w:t>系数为整数的多项式，且该多项式能够整除</w:t>
+      <w:r>
+        <w:rPr>
+          <w:rFonts w:hint="eastAsia"/>
+        </w:rPr>
+        <w:t>个分圆多项式是特定唯一的</w:t>
+      </w:r>
+      <w:r>
+        <w:rPr>
+          <w:rFonts w:hint="eastAsia"/>
+        </w:rPr>
+        <w:t>系数为整数</w:t>
+      </w:r>
+      <w:r>
+        <w:rPr>
+          <w:rFonts w:hint="eastAsia"/>
+        </w:rPr>
+        <w:t>、不能因式分解</w:t>
+      </w:r>
+      <w:r>
+        <w:rPr>
+          <w:rFonts w:hint="eastAsia"/>
+        </w:rPr>
+        <w:t>的多项式，且该多项式能够整除</w:t>
       </w:r>
       <m:oMath>
         <m:sSup>
@@ -1642,6 +1595,475 @@
         <w:t>.</w:t>
       </w:r>
       <w:r>
+        <w:rPr>
+          <w:rFonts w:hint="eastAsia"/>
+        </w:rPr>
+        <w:t>例如，</w:t>
+      </w:r>
+      <m:oMath>
+        <m:sSub>
+          <m:sSubPr>
+            <m:ctrlPr>
+              <w:rPr>
+                <w:rFonts w:ascii="Cambria Math" w:hAnsi="Cambria Math"/>
+              </w:rPr>
+            </m:ctrlPr>
+          </m:sSubPr>
+          <m:e>
+            <m:r>
+              <m:rPr>
+                <m:sty m:val="p"/>
+              </m:rPr>
+              <w:rPr>
+                <w:rFonts w:ascii="Cambria Math" w:hAnsi="Cambria Math"/>
+              </w:rPr>
+              <m:t>Φ</m:t>
+            </m:r>
+          </m:e>
+          <m:sub>
+            <m:r>
+              <w:rPr>
+                <w:rFonts w:ascii="Cambria Math" w:hAnsi="Cambria Math" w:hint="eastAsia"/>
+              </w:rPr>
+              <m:t>3</m:t>
+            </m:r>
+          </m:sub>
+        </m:sSub>
+        <m:d>
+          <m:dPr>
+            <m:ctrlPr>
+              <w:rPr>
+                <w:rFonts w:ascii="Cambria Math" w:hAnsi="Cambria Math"/>
+                <w:i/>
+              </w:rPr>
+            </m:ctrlPr>
+          </m:dPr>
+          <m:e>
+            <m:r>
+              <w:rPr>
+                <w:rFonts w:ascii="Cambria Math" w:hAnsi="Cambria Math" w:hint="eastAsia"/>
+              </w:rPr>
+              <m:t>x</m:t>
+            </m:r>
+          </m:e>
+        </m:d>
+        <m:r>
+          <m:rPr>
+            <m:sty m:val="p"/>
+          </m:rPr>
+          <w:rPr>
+            <w:rFonts w:ascii="Cambria Math" w:hAnsi="Cambria Math"/>
+          </w:rPr>
+          <m:t>=</m:t>
+        </m:r>
+        <m:sSup>
+          <m:sSupPr>
+            <m:ctrlPr>
+              <w:rPr>
+                <w:rFonts w:ascii="Cambria Math" w:hAnsi="Cambria Math"/>
+              </w:rPr>
+            </m:ctrlPr>
+          </m:sSupPr>
+          <m:e>
+            <m:r>
+              <w:rPr>
+                <w:rFonts w:ascii="Cambria Math" w:hAnsi="Cambria Math"/>
+              </w:rPr>
+              <m:t>x</m:t>
+            </m:r>
+          </m:e>
+          <m:sup>
+            <m:r>
+              <w:rPr>
+                <w:rFonts w:ascii="Cambria Math" w:hAnsi="Cambria Math" w:hint="eastAsia"/>
+              </w:rPr>
+              <m:t>2</m:t>
+            </m:r>
+          </m:sup>
+        </m:sSup>
+        <m:r>
+          <w:rPr>
+            <w:rFonts w:ascii="Cambria Math" w:hAnsi="Cambria Math"/>
+          </w:rPr>
+          <m:t>+</m:t>
+        </m:r>
+        <m:r>
+          <w:rPr>
+            <w:rFonts w:ascii="Cambria Math" w:hAnsi="Cambria Math" w:hint="eastAsia"/>
+          </w:rPr>
+          <m:t>x</m:t>
+        </m:r>
+        <m:r>
+          <w:rPr>
+            <w:rFonts w:ascii="Cambria Math" w:hAnsi="Cambria Math"/>
+          </w:rPr>
+          <m:t>+1</m:t>
+        </m:r>
+      </m:oMath>
+      <w:r>
+        <w:t xml:space="preserve">. </w:t>
+      </w:r>
+      <w:r>
+        <w:rPr>
+          <w:rFonts w:hint="eastAsia"/>
+        </w:rPr>
+        <w:t>因</w:t>
+      </w:r>
+      <m:oMath>
+        <m:sSub>
+          <m:sSubPr>
+            <m:ctrlPr>
+              <w:rPr>
+                <w:rFonts w:ascii="Cambria Math" w:hAnsi="Cambria Math"/>
+              </w:rPr>
+            </m:ctrlPr>
+          </m:sSubPr>
+          <m:e>
+            <m:r>
+              <m:rPr>
+                <m:sty m:val="p"/>
+              </m:rPr>
+              <w:rPr>
+                <w:rFonts w:ascii="Cambria Math" w:hAnsi="Cambria Math"/>
+              </w:rPr>
+              <m:t>Φ</m:t>
+            </m:r>
+          </m:e>
+          <m:sub>
+            <m:r>
+              <w:rPr>
+                <w:rFonts w:ascii="Cambria Math" w:hAnsi="Cambria Math" w:hint="eastAsia"/>
+              </w:rPr>
+              <m:t>3</m:t>
+            </m:r>
+          </m:sub>
+        </m:sSub>
+        <m:d>
+          <m:dPr>
+            <m:ctrlPr>
+              <w:rPr>
+                <w:rFonts w:ascii="Cambria Math" w:hAnsi="Cambria Math"/>
+                <w:i/>
+              </w:rPr>
+            </m:ctrlPr>
+          </m:dPr>
+          <m:e>
+            <m:r>
+              <w:rPr>
+                <w:rFonts w:ascii="Cambria Math" w:hAnsi="Cambria Math" w:hint="eastAsia"/>
+              </w:rPr>
+              <m:t>x</m:t>
+            </m:r>
+          </m:e>
+        </m:d>
+        <m:r>
+          <m:rPr>
+            <m:sty m:val="p"/>
+          </m:rPr>
+          <w:rPr>
+            <w:rFonts w:ascii="Cambria Math" w:hAnsi="Cambria Math"/>
+          </w:rPr>
+          <m:t>∙</m:t>
+        </m:r>
+        <m:d>
+          <m:dPr>
+            <m:ctrlPr>
+              <w:rPr>
+                <w:rFonts w:ascii="Cambria Math" w:hAnsi="Cambria Math"/>
+                <w:i/>
+              </w:rPr>
+            </m:ctrlPr>
+          </m:dPr>
+          <m:e>
+            <m:r>
+              <w:rPr>
+                <w:rFonts w:ascii="Cambria Math" w:hAnsi="Cambria Math" w:hint="eastAsia"/>
+              </w:rPr>
+              <m:t>x</m:t>
+            </m:r>
+            <m:r>
+              <w:rPr>
+                <w:rFonts w:ascii="Cambria Math" w:hAnsi="Cambria Math"/>
+              </w:rPr>
+              <m:t>-1</m:t>
+            </m:r>
+          </m:e>
+        </m:d>
+        <m:r>
+          <m:rPr>
+            <m:sty m:val="p"/>
+          </m:rPr>
+          <w:rPr>
+            <w:rFonts w:ascii="Cambria Math" w:hAnsi="Cambria Math"/>
+          </w:rPr>
+          <m:t>=</m:t>
+        </m:r>
+        <m:sSup>
+          <m:sSupPr>
+            <m:ctrlPr>
+              <w:rPr>
+                <w:rFonts w:ascii="Cambria Math" w:hAnsi="Cambria Math"/>
+              </w:rPr>
+            </m:ctrlPr>
+          </m:sSupPr>
+          <m:e>
+            <m:r>
+              <w:rPr>
+                <w:rFonts w:ascii="Cambria Math" w:hAnsi="Cambria Math"/>
+              </w:rPr>
+              <m:t>x</m:t>
+            </m:r>
+          </m:e>
+          <m:sup>
+            <m:r>
+              <w:rPr>
+                <w:rFonts w:ascii="Cambria Math" w:hAnsi="Cambria Math"/>
+              </w:rPr>
+              <m:t>3</m:t>
+            </m:r>
+          </m:sup>
+        </m:sSup>
+        <m:r>
+          <m:rPr>
+            <m:sty m:val="p"/>
+          </m:rPr>
+          <w:rPr>
+            <w:rFonts w:ascii="Cambria Math" w:hAnsi="Cambria Math"/>
+          </w:rPr>
+          <m:t>-1</m:t>
+        </m:r>
+      </m:oMath>
+      <w:r>
+        <w:rPr>
+          <w:rFonts w:hint="eastAsia"/>
+        </w:rPr>
+        <w:t>,故</w:t>
+      </w:r>
+      <m:oMath>
+        <m:sSub>
+          <m:sSubPr>
+            <m:ctrlPr>
+              <w:rPr>
+                <w:rFonts w:ascii="Cambria Math" w:hAnsi="Cambria Math"/>
+              </w:rPr>
+            </m:ctrlPr>
+          </m:sSubPr>
+          <m:e>
+            <m:r>
+              <m:rPr>
+                <m:sty m:val="p"/>
+              </m:rPr>
+              <w:rPr>
+                <w:rFonts w:ascii="Cambria Math" w:hAnsi="Cambria Math"/>
+              </w:rPr>
+              <m:t>Φ</m:t>
+            </m:r>
+          </m:e>
+          <m:sub>
+            <m:r>
+              <w:rPr>
+                <w:rFonts w:ascii="Cambria Math" w:hAnsi="Cambria Math" w:hint="eastAsia"/>
+              </w:rPr>
+              <m:t>3</m:t>
+            </m:r>
+          </m:sub>
+        </m:sSub>
+        <m:d>
+          <m:dPr>
+            <m:ctrlPr>
+              <w:rPr>
+                <w:rFonts w:ascii="Cambria Math" w:hAnsi="Cambria Math"/>
+                <w:i/>
+              </w:rPr>
+            </m:ctrlPr>
+          </m:dPr>
+          <m:e>
+            <m:r>
+              <w:rPr>
+                <w:rFonts w:ascii="Cambria Math" w:hAnsi="Cambria Math" w:hint="eastAsia"/>
+              </w:rPr>
+              <m:t>x</m:t>
+            </m:r>
+          </m:e>
+        </m:d>
+      </m:oMath>
+      <w:r>
+        <w:rPr>
+          <w:rFonts w:hint="eastAsia"/>
+        </w:rPr>
+        <w:t>可以整除</w:t>
+      </w:r>
+      <m:oMath>
+        <m:sSup>
+          <m:sSupPr>
+            <m:ctrlPr>
+              <w:rPr>
+                <w:rFonts w:ascii="Cambria Math" w:hAnsi="Cambria Math"/>
+              </w:rPr>
+            </m:ctrlPr>
+          </m:sSupPr>
+          <m:e>
+            <m:r>
+              <w:rPr>
+                <w:rFonts w:ascii="Cambria Math" w:hAnsi="Cambria Math"/>
+              </w:rPr>
+              <m:t>x</m:t>
+            </m:r>
+          </m:e>
+          <m:sup>
+            <m:r>
+              <w:rPr>
+                <w:rFonts w:ascii="Cambria Math" w:hAnsi="Cambria Math" w:hint="eastAsia"/>
+              </w:rPr>
+              <m:t>3</m:t>
+            </m:r>
+          </m:sup>
+        </m:sSup>
+        <m:r>
+          <w:rPr>
+            <w:rFonts w:ascii="微软雅黑" w:eastAsia="微软雅黑" w:hAnsi="微软雅黑" w:cs="微软雅黑" w:hint="eastAsia"/>
+          </w:rPr>
+          <m:t>-</m:t>
+        </m:r>
+        <m:r>
+          <w:rPr>
+            <w:rFonts w:ascii="Cambria Math" w:hAnsi="Cambria Math" w:hint="eastAsia"/>
+          </w:rPr>
+          <m:t>1.</m:t>
+        </m:r>
+      </m:oMath>
+      <w:r>
+        <w:rPr>
+          <w:rFonts w:hint="eastAsia"/>
+        </w:rPr>
+        <w:t xml:space="preserve"> 但是，</w:t>
+      </w:r>
+      <m:oMath>
+        <m:sSub>
+          <m:sSubPr>
+            <m:ctrlPr>
+              <w:rPr>
+                <w:rFonts w:ascii="Cambria Math" w:hAnsi="Cambria Math"/>
+              </w:rPr>
+            </m:ctrlPr>
+          </m:sSubPr>
+          <m:e>
+            <m:r>
+              <m:rPr>
+                <m:sty m:val="p"/>
+              </m:rPr>
+              <w:rPr>
+                <w:rFonts w:ascii="Cambria Math" w:hAnsi="Cambria Math"/>
+              </w:rPr>
+              <m:t>Φ</m:t>
+            </m:r>
+          </m:e>
+          <m:sub>
+            <m:r>
+              <w:rPr>
+                <w:rFonts w:ascii="Cambria Math" w:hAnsi="Cambria Math" w:hint="eastAsia"/>
+              </w:rPr>
+              <m:t>3</m:t>
+            </m:r>
+          </m:sub>
+        </m:sSub>
+        <m:d>
+          <m:dPr>
+            <m:ctrlPr>
+              <w:rPr>
+                <w:rFonts w:ascii="Cambria Math" w:hAnsi="Cambria Math"/>
+                <w:i/>
+              </w:rPr>
+            </m:ctrlPr>
+          </m:dPr>
+          <m:e>
+            <m:r>
+              <w:rPr>
+                <w:rFonts w:ascii="Cambria Math" w:hAnsi="Cambria Math" w:hint="eastAsia"/>
+              </w:rPr>
+              <m:t>x</m:t>
+            </m:r>
+          </m:e>
+        </m:d>
+      </m:oMath>
+      <w:r>
+        <w:rPr>
+          <w:rFonts w:hint="eastAsia"/>
+        </w:rPr>
+        <w:t>不能整除</w:t>
+      </w:r>
+      <m:oMath>
+        <m:sSup>
+          <m:sSupPr>
+            <m:ctrlPr>
+              <w:rPr>
+                <w:rFonts w:ascii="Cambria Math" w:hAnsi="Cambria Math"/>
+              </w:rPr>
+            </m:ctrlPr>
+          </m:sSupPr>
+          <m:e>
+            <m:r>
+              <w:rPr>
+                <w:rFonts w:ascii="Cambria Math" w:hAnsi="Cambria Math"/>
+              </w:rPr>
+              <m:t>x</m:t>
+            </m:r>
+          </m:e>
+          <m:sup>
+            <m:r>
+              <w:rPr>
+                <w:rFonts w:ascii="Cambria Math" w:hAnsi="Cambria Math" w:hint="eastAsia"/>
+              </w:rPr>
+              <m:t>2</m:t>
+            </m:r>
+          </m:sup>
+        </m:sSup>
+        <m:r>
+          <w:rPr>
+            <w:rFonts w:ascii="微软雅黑" w:eastAsia="微软雅黑" w:hAnsi="微软雅黑" w:cs="微软雅黑" w:hint="eastAsia"/>
+          </w:rPr>
+          <m:t>-</m:t>
+        </m:r>
+        <m:r>
+          <w:rPr>
+            <w:rFonts w:ascii="Cambria Math" w:hAnsi="Cambria Math" w:hint="eastAsia"/>
+          </w:rPr>
+          <m:t>1</m:t>
+        </m:r>
+      </m:oMath>
+      <w:r>
+        <w:rPr>
+          <w:rFonts w:hint="eastAsia"/>
+        </w:rPr>
+        <w:t>和</w:t>
+      </w:r>
+      <m:oMath>
+        <m:r>
+          <w:rPr>
+            <w:rFonts w:ascii="Cambria Math" w:eastAsia="微软雅黑" w:hAnsi="微软雅黑" w:cs="微软雅黑"/>
+          </w:rPr>
+          <m:t>x</m:t>
+        </m:r>
+        <m:r>
+          <w:rPr>
+            <w:rFonts w:ascii="微软雅黑" w:eastAsia="微软雅黑" w:hAnsi="微软雅黑" w:cs="微软雅黑" w:hint="eastAsia"/>
+          </w:rPr>
+          <m:t>-</m:t>
+        </m:r>
+        <m:r>
+          <w:rPr>
+            <w:rFonts w:ascii="Cambria Math" w:hAnsi="Cambria Math" w:hint="eastAsia"/>
+          </w:rPr>
+          <m:t>1</m:t>
+        </m:r>
+      </m:oMath>
+      <w:r>
+        <w:rPr>
+          <w:rFonts w:hint="eastAsia"/>
+        </w:rPr>
+        <w:t>.</w:t>
+      </w:r>
+      <w:r>
         <w:t xml:space="preserve"> </w:t>
       </w:r>
     </w:p>
@@ -1880,13 +2302,7 @@
         <w:rPr>
           <w:rFonts w:hint="eastAsia"/>
         </w:rPr>
-        <w:t>分布</w:t>
-      </w:r>
-      <w:r>
-        <w:rPr>
-          <w:rFonts w:hint="eastAsia"/>
-        </w:rPr>
-        <w:t>是受限于</w:t>
+        <w:t>分布是受限于</w:t>
       </w:r>
       <m:oMath>
         <m:r>
@@ -1940,9 +2356,6 @@
       <w:pPr>
         <w:pStyle w:val="a3"/>
         <w:ind w:left="360" w:firstLineChars="0" w:firstLine="0"/>
-        <w:rPr>
-          <w:rFonts w:hint="eastAsia"/>
-        </w:rPr>
       </w:pPr>
       <w:r>
         <w:rPr>
@@ -2272,13 +2685,7 @@
           <w:rPr>
             <w:rFonts w:ascii="Cambria Math" w:hAnsi="Cambria Math"/>
           </w:rPr>
-          <m:t>B</m:t>
-        </m:r>
-        <m:r>
-          <w:rPr>
-            <w:rFonts w:ascii="Cambria Math" w:hAnsi="Cambria Math"/>
-          </w:rPr>
-          <m:t>=10σ)</m:t>
+          <m:t>B=10σ)</m:t>
         </m:r>
       </m:oMath>
       <w:r>
@@ -2326,11 +2733,11 @@
       <w:pPr>
         <w:pStyle w:val="a3"/>
         <w:ind w:left="360" w:firstLineChars="0" w:firstLine="0"/>
-        <w:rPr>
-          <w:rFonts w:hint="eastAsia"/>
-        </w:rPr>
       </w:pPr>
       <w:r>
+        <w:rPr>
+          <w:noProof/>
+        </w:rPr>
         <w:drawing>
           <wp:inline distT="0" distB="0" distL="0" distR="0" wp14:anchorId="5C81979C" wp14:editId="0A9F3A74">
             <wp:extent cx="4996281" cy="1227716"/>
@@ -2349,7 +2756,7 @@
                     </pic:cNvPicPr>
                   </pic:nvPicPr>
                   <pic:blipFill>
-                    <a:blip r:embed="rId5">
+                    <a:blip r:embed="rId7">
                       <a:extLst>
                         <a:ext uri="{28A0092B-C50C-407E-A947-70E740481C1C}">
                           <a14:useLocalDpi xmlns:a14="http://schemas.microsoft.com/office/drawing/2010/main" val="0"/>
@@ -2391,57 +2798,16 @@
     <w:p>
       <w:pPr>
         <w:ind w:firstLineChars="200" w:firstLine="420"/>
+        <w:rPr>
+          <w:rFonts w:hint="eastAsia"/>
+        </w:rPr>
       </w:pPr>
-      <w:proofErr w:type="spellStart"/>
-      <w:r>
-        <w:rPr>
-          <w:rFonts w:hint="eastAsia"/>
-        </w:rPr>
-        <w:t>Diffie</w:t>
-      </w:r>
-      <w:proofErr w:type="spellEnd"/>
-      <w:r>
-        <w:rPr>
-          <w:rFonts w:hint="eastAsia"/>
-        </w:rPr>
-        <w:t>和Hellman发表的公开密钥思想可以借助一个单向计算容易、反向计算困难的函</w:t>
-      </w:r>
       <w:r>
         <w:rPr>
           <w:rFonts w:hint="eastAsia"/>
         </w:rPr>
         <w:lastRenderedPageBreak/>
-        <w:t>数（one way trapdoor function）来构建。这需要使用一个NP完全问题来实现这种机制。RSA公开密钥密码体制使用的是对极大整数做素数分解的计算困难性；</w:t>
-      </w:r>
-      <w:r>
-        <w:rPr>
-          <w:rFonts w:hint="eastAsia"/>
-        </w:rPr>
-        <w:t>BFV和BGV</w:t>
-      </w:r>
-      <w:r>
-        <w:rPr>
-          <w:rFonts w:hint="eastAsia"/>
-        </w:rPr>
-        <w:t>方案使用的</w:t>
-      </w:r>
-      <w:r>
-        <w:rPr>
-          <w:rFonts w:hint="eastAsia"/>
-        </w:rPr>
-        <w:t>都</w:t>
-      </w:r>
-      <w:r>
-        <w:rPr>
-          <w:rFonts w:hint="eastAsia"/>
-        </w:rPr>
-        <w:t>是环上容错学习的计算困难性</w:t>
-      </w:r>
-      <w:r>
-        <w:rPr>
-          <w:rFonts w:hint="eastAsia"/>
-        </w:rPr>
-        <w:t>，</w:t>
+        <w:t>Diffie和Hellman发表的公开密钥思想可以借助一个单向计算容易、反向计算困难的函数（one way trapdoor function）来构建。这需要使用一个NP完全问题来实现这种机制。RSA公开密钥密码体制使用的是对极大整数做素数分解的计算困难性；BFV和BGV方案使用的都是环上容错学习的计算困难性，</w:t>
       </w:r>
       <w:r>
         <w:rPr>
@@ -2454,23 +2820,2025 @@
         <w:rPr>
           <w:rFonts w:hint="eastAsia"/>
         </w:rPr>
-        <w:t>，其中BGV方案可以使用一般的容错学习和环上的容错学习两种模式</w:t>
-      </w:r>
-      <w:r>
-        <w:rPr>
-          <w:rFonts w:hint="eastAsia"/>
-        </w:rPr>
-        <w:t>。</w:t>
+        <w:t>，其中BGV方案可以使用一般的容错学习和环上的容错学习两种模式。</w:t>
+      </w:r>
+    </w:p>
+    <w:p>
+      <w:r>
+        <w:rPr>
+          <w:rFonts w:hint="eastAsia"/>
+        </w:rPr>
+        <w:t>容错学习难题(</w:t>
+      </w:r>
+      <w:r>
+        <w:t>LWE)</w:t>
       </w:r>
     </w:p>
     <w:p>
       <w:pPr>
-        <w:pStyle w:val="a3"/>
-        <w:ind w:left="360" w:firstLineChars="0"/>
-        <w:rPr>
-          <w:rFonts w:hint="eastAsia"/>
-        </w:rPr>
+        <w:ind w:firstLineChars="200" w:firstLine="420"/>
       </w:pPr>
+      <w:r>
+        <w:rPr>
+          <w:rFonts w:hint="eastAsia"/>
+        </w:rPr>
+        <w:t xml:space="preserve">标记: </w:t>
+      </w:r>
+      <m:oMath>
+        <m:sSub>
+          <m:sSubPr>
+            <m:ctrlPr>
+              <w:rPr>
+                <w:rFonts w:ascii="Cambria Math" w:hAnsi="Cambria Math"/>
+              </w:rPr>
+            </m:ctrlPr>
+          </m:sSubPr>
+          <m:e>
+            <m:r>
+              <w:rPr>
+                <w:rFonts w:ascii="Cambria Math" w:hAnsi="Cambria Math" w:hint="eastAsia"/>
+              </w:rPr>
+              <m:t>Z</m:t>
+            </m:r>
+          </m:e>
+          <m:sub>
+            <m:r>
+              <w:rPr>
+                <w:rFonts w:ascii="Cambria Math" w:hAnsi="Cambria Math" w:hint="eastAsia"/>
+              </w:rPr>
+              <m:t>q</m:t>
+            </m:r>
+          </m:sub>
+        </m:sSub>
+      </m:oMath>
+      <w:r>
+        <w:rPr>
+          <w:rFonts w:hint="eastAsia"/>
+        </w:rPr>
+        <w:t>是一个整数集合，并且</w:t>
+      </w:r>
+      <m:oMath>
+        <m:sSub>
+          <m:sSubPr>
+            <m:ctrlPr>
+              <w:rPr>
+                <w:rFonts w:ascii="Cambria Math" w:hAnsi="Cambria Math"/>
+              </w:rPr>
+            </m:ctrlPr>
+          </m:sSubPr>
+          <m:e>
+            <m:r>
+              <w:rPr>
+                <w:rFonts w:ascii="Cambria Math" w:hAnsi="Cambria Math" w:hint="eastAsia"/>
+              </w:rPr>
+              <m:t>Z</m:t>
+            </m:r>
+          </m:e>
+          <m:sub>
+            <m:r>
+              <w:rPr>
+                <w:rFonts w:ascii="Cambria Math" w:hAnsi="Cambria Math"/>
+              </w:rPr>
+              <m:t>q</m:t>
+            </m:r>
+          </m:sub>
+        </m:sSub>
+        <m:r>
+          <w:rPr>
+            <w:rFonts w:ascii="Cambria Math" w:hAnsi="Cambria Math"/>
+          </w:rPr>
+          <m:t>=</m:t>
+        </m:r>
+        <m:d>
+          <m:dPr>
+            <m:begChr m:val="{"/>
+            <m:endChr m:val="}"/>
+            <m:ctrlPr>
+              <w:rPr>
+                <w:rFonts w:ascii="Cambria Math" w:hAnsi="Cambria Math"/>
+                <w:i/>
+              </w:rPr>
+            </m:ctrlPr>
+          </m:dPr>
+          <m:e>
+            <m:r>
+              <w:rPr>
+                <w:rFonts w:ascii="Cambria Math" w:hAnsi="Cambria Math"/>
+              </w:rPr>
+              <m:t>n</m:t>
+            </m:r>
+          </m:e>
+          <m:e>
+            <m:r>
+              <w:rPr>
+                <w:rFonts w:ascii="Cambria Math" w:hAnsi="Cambria Math"/>
+              </w:rPr>
+              <m:t>-</m:t>
+            </m:r>
+            <m:f>
+              <m:fPr>
+                <m:ctrlPr>
+                  <w:rPr>
+                    <w:rFonts w:ascii="Cambria Math" w:hAnsi="Cambria Math"/>
+                    <w:i/>
+                  </w:rPr>
+                </m:ctrlPr>
+              </m:fPr>
+              <m:num>
+                <m:r>
+                  <w:rPr>
+                    <w:rFonts w:ascii="Cambria Math" w:hAnsi="Cambria Math"/>
+                  </w:rPr>
+                  <m:t>q</m:t>
+                </m:r>
+              </m:num>
+              <m:den>
+                <m:r>
+                  <w:rPr>
+                    <w:rFonts w:ascii="Cambria Math" w:hAnsi="Cambria Math"/>
+                  </w:rPr>
+                  <m:t>2</m:t>
+                </m:r>
+              </m:den>
+            </m:f>
+            <m:r>
+              <w:rPr>
+                <w:rFonts w:ascii="Cambria Math" w:hAnsi="Cambria Math"/>
+              </w:rPr>
+              <m:t>&lt;n≤</m:t>
+            </m:r>
+            <m:f>
+              <m:fPr>
+                <m:ctrlPr>
+                  <w:rPr>
+                    <w:rFonts w:ascii="Cambria Math" w:hAnsi="Cambria Math"/>
+                    <w:i/>
+                  </w:rPr>
+                </m:ctrlPr>
+              </m:fPr>
+              <m:num>
+                <m:r>
+                  <w:rPr>
+                    <w:rFonts w:ascii="Cambria Math" w:hAnsi="Cambria Math"/>
+                  </w:rPr>
+                  <m:t>q</m:t>
+                </m:r>
+              </m:num>
+              <m:den>
+                <m:r>
+                  <w:rPr>
+                    <w:rFonts w:ascii="Cambria Math" w:hAnsi="Cambria Math"/>
+                  </w:rPr>
+                  <m:t>2</m:t>
+                </m:r>
+              </m:den>
+            </m:f>
+          </m:e>
+        </m:d>
+      </m:oMath>
+      <w:r>
+        <w:rPr>
+          <w:rFonts w:hint="eastAsia"/>
+        </w:rPr>
+        <w:t>.</w:t>
+      </w:r>
+    </w:p>
+    <w:p>
+      <w:pPr>
+        <w:ind w:firstLineChars="100" w:firstLine="210"/>
+      </w:pPr>
+      <w:r>
+        <w:t xml:space="preserve">       </w:t>
+      </w:r>
+      <m:oMath>
+        <m:sSubSup>
+          <m:sSubSupPr>
+            <m:ctrlPr>
+              <w:rPr>
+                <w:rFonts w:ascii="Cambria Math" w:hAnsi="Cambria Math"/>
+              </w:rPr>
+            </m:ctrlPr>
+          </m:sSubSupPr>
+          <m:e>
+            <m:r>
+              <w:rPr>
+                <w:rFonts w:ascii="Cambria Math" w:hAnsi="Cambria Math"/>
+              </w:rPr>
+              <m:t>Z</m:t>
+            </m:r>
+          </m:e>
+          <m:sub>
+            <m:r>
+              <w:rPr>
+                <w:rFonts w:ascii="Cambria Math" w:hAnsi="Cambria Math"/>
+              </w:rPr>
+              <m:t>q</m:t>
+            </m:r>
+          </m:sub>
+          <m:sup>
+            <m:r>
+              <w:rPr>
+                <w:rFonts w:ascii="Cambria Math" w:hAnsi="Cambria Math"/>
+              </w:rPr>
+              <m:t>n</m:t>
+            </m:r>
+          </m:sup>
+        </m:sSubSup>
+      </m:oMath>
+      <w:r>
+        <w:rPr>
+          <w:rFonts w:hint="eastAsia"/>
+        </w:rPr>
+        <w:t>是一个</w:t>
+      </w:r>
+      <m:oMath>
+        <m:r>
+          <m:rPr>
+            <m:sty m:val="p"/>
+          </m:rPr>
+          <w:rPr>
+            <w:rFonts w:ascii="Cambria Math" w:hAnsi="Cambria Math"/>
+          </w:rPr>
+          <m:t>n</m:t>
+        </m:r>
+      </m:oMath>
+      <w:r>
+        <w:rPr>
+          <w:rFonts w:hint="eastAsia"/>
+        </w:rPr>
+        <w:t>维向量。</w:t>
+      </w:r>
+    </w:p>
+    <w:p>
+      <w:pPr>
+        <w:ind w:firstLineChars="100" w:firstLine="210"/>
+      </w:pPr>
+      <w:r>
+        <w:rPr>
+          <w:rFonts w:hint="eastAsia"/>
+        </w:rPr>
+        <w:t xml:space="preserve"> </w:t>
+      </w:r>
+      <w:r>
+        <w:t xml:space="preserve">      </w:t>
+      </w:r>
+      <m:oMath>
+        <m:sSub>
+          <m:sSubPr>
+            <m:ctrlPr>
+              <w:rPr>
+                <w:rFonts w:ascii="Cambria Math" w:hAnsi="Cambria Math"/>
+              </w:rPr>
+            </m:ctrlPr>
+          </m:sSubPr>
+          <m:e>
+            <m:r>
+              <w:rPr>
+                <w:rFonts w:ascii="Cambria Math" w:hAnsi="Cambria Math" w:hint="eastAsia"/>
+              </w:rPr>
+              <m:t>e</m:t>
+            </m:r>
+          </m:e>
+          <m:sub>
+            <m:r>
+              <w:rPr>
+                <w:rFonts w:ascii="Cambria Math" w:hAnsi="Cambria Math" w:hint="eastAsia"/>
+              </w:rPr>
+              <m:t>j</m:t>
+            </m:r>
+          </m:sub>
+        </m:sSub>
+      </m:oMath>
+      <w:r>
+        <w:rPr>
+          <w:rFonts w:hint="eastAsia"/>
+        </w:rPr>
+        <w:t>是从满足离散高斯分布的整数集合中随机抽取的一个整数。</w:t>
+      </w:r>
+    </w:p>
+    <w:p>
+      <w:pPr>
+        <w:ind w:leftChars="200" w:left="1050" w:hangingChars="300" w:hanging="630"/>
+      </w:pPr>
+      <w:r>
+        <w:rPr>
+          <w:rFonts w:hint="eastAsia"/>
+        </w:rPr>
+        <w:t>已知：一个从</w:t>
+      </w:r>
+      <m:oMath>
+        <m:sSubSup>
+          <m:sSubSupPr>
+            <m:ctrlPr>
+              <w:rPr>
+                <w:rFonts w:ascii="Cambria Math" w:hAnsi="Cambria Math"/>
+              </w:rPr>
+            </m:ctrlPr>
+          </m:sSubSupPr>
+          <m:e>
+            <m:r>
+              <w:rPr>
+                <w:rFonts w:ascii="Cambria Math" w:hAnsi="Cambria Math"/>
+              </w:rPr>
+              <m:t>Z</m:t>
+            </m:r>
+          </m:e>
+          <m:sub>
+            <m:r>
+              <w:rPr>
+                <w:rFonts w:ascii="Cambria Math" w:hAnsi="Cambria Math"/>
+              </w:rPr>
+              <m:t>q</m:t>
+            </m:r>
+          </m:sub>
+          <m:sup>
+            <m:r>
+              <w:rPr>
+                <w:rFonts w:ascii="Cambria Math" w:hAnsi="Cambria Math"/>
+              </w:rPr>
+              <m:t>n</m:t>
+            </m:r>
+          </m:sup>
+        </m:sSubSup>
+      </m:oMath>
+      <w:r>
+        <w:rPr>
+          <w:rFonts w:hint="eastAsia"/>
+        </w:rPr>
+        <w:t>中按照均匀分布抽取的随机</w:t>
+      </w:r>
+      <m:oMath>
+        <m:r>
+          <m:rPr>
+            <m:sty m:val="p"/>
+          </m:rPr>
+          <w:rPr>
+            <w:rFonts w:ascii="Cambria Math" w:hAnsi="Cambria Math"/>
+          </w:rPr>
+          <m:t>n</m:t>
+        </m:r>
+      </m:oMath>
+      <w:r>
+        <w:rPr>
+          <w:rFonts w:hint="eastAsia"/>
+        </w:rPr>
+        <w:t>维向量</w:t>
+      </w:r>
+      <w:bookmarkStart w:id="0" w:name="OLE_LINK1"/>
+      <w:bookmarkStart w:id="1" w:name="OLE_LINK2"/>
+      <m:oMath>
+        <m:acc>
+          <m:accPr>
+            <m:chr m:val="⃗"/>
+            <m:ctrlPr>
+              <w:rPr>
+                <w:rFonts w:ascii="Cambria Math" w:hAnsi="Cambria Math"/>
+              </w:rPr>
+            </m:ctrlPr>
+          </m:accPr>
+          <m:e>
+            <m:sSub>
+              <m:sSubPr>
+                <m:ctrlPr>
+                  <w:rPr>
+                    <w:rFonts w:ascii="Cambria Math" w:hAnsi="Cambria Math"/>
+                    <w:i/>
+                  </w:rPr>
+                </m:ctrlPr>
+              </m:sSubPr>
+              <m:e>
+                <m:r>
+                  <w:rPr>
+                    <w:rFonts w:ascii="Cambria Math" w:hAnsi="Cambria Math" w:hint="eastAsia"/>
+                  </w:rPr>
+                  <m:t>a</m:t>
+                </m:r>
+              </m:e>
+              <m:sub>
+                <m:r>
+                  <w:rPr>
+                    <w:rFonts w:ascii="Cambria Math" w:hAnsi="Cambria Math"/>
+                  </w:rPr>
+                  <m:t>j</m:t>
+                </m:r>
+              </m:sub>
+            </m:sSub>
+          </m:e>
+        </m:acc>
+        <w:bookmarkEnd w:id="0"/>
+        <w:bookmarkEnd w:id="1"/>
+        <m:r>
+          <m:rPr>
+            <m:sty m:val="p"/>
+          </m:rPr>
+          <w:rPr>
+            <w:rFonts w:ascii="Cambria Math" w:hAnsi="Cambria Math"/>
+          </w:rPr>
+          <m:t xml:space="preserve"> ~ </m:t>
+        </m:r>
+        <m:sSubSup>
+          <m:sSubSupPr>
+            <m:ctrlPr>
+              <w:rPr>
+                <w:rFonts w:ascii="Cambria Math" w:hAnsi="Cambria Math"/>
+              </w:rPr>
+            </m:ctrlPr>
+          </m:sSubSupPr>
+          <m:e>
+            <m:r>
+              <w:rPr>
+                <w:rFonts w:ascii="Cambria Math" w:hAnsi="Cambria Math"/>
+              </w:rPr>
+              <m:t>Z</m:t>
+            </m:r>
+          </m:e>
+          <m:sub>
+            <m:r>
+              <w:rPr>
+                <w:rFonts w:ascii="Cambria Math" w:hAnsi="Cambria Math"/>
+              </w:rPr>
+              <m:t>q</m:t>
+            </m:r>
+          </m:sub>
+          <m:sup>
+            <m:r>
+              <w:rPr>
+                <w:rFonts w:ascii="Cambria Math" w:hAnsi="Cambria Math"/>
+              </w:rPr>
+              <m:t>n</m:t>
+            </m:r>
+          </m:sup>
+        </m:sSubSup>
+      </m:oMath>
+      <w:r>
+        <w:t xml:space="preserve">, </w:t>
+      </w:r>
+      <w:r>
+        <w:rPr>
+          <w:rFonts w:hint="eastAsia"/>
+        </w:rPr>
+        <w:t>用此向量形成一个有噪声</w:t>
+      </w:r>
+      <m:oMath>
+        <m:sSub>
+          <m:sSubPr>
+            <m:ctrlPr>
+              <w:rPr>
+                <w:rFonts w:ascii="Cambria Math" w:hAnsi="Cambria Math"/>
+              </w:rPr>
+            </m:ctrlPr>
+          </m:sSubPr>
+          <m:e>
+            <m:r>
+              <w:rPr>
+                <w:rFonts w:ascii="Cambria Math" w:hAnsi="Cambria Math" w:hint="eastAsia"/>
+              </w:rPr>
+              <m:t>e</m:t>
+            </m:r>
+          </m:e>
+          <m:sub>
+            <m:r>
+              <w:rPr>
+                <w:rFonts w:ascii="Cambria Math" w:hAnsi="Cambria Math" w:hint="eastAsia"/>
+              </w:rPr>
+              <m:t>j</m:t>
+            </m:r>
+          </m:sub>
+        </m:sSub>
+      </m:oMath>
+      <w:r>
+        <w:rPr>
+          <w:rFonts w:hint="eastAsia"/>
+        </w:rPr>
+        <w:t xml:space="preserve"> 的内积等式</w:t>
+      </w:r>
+      <m:oMath>
+        <m:acc>
+          <m:accPr>
+            <m:chr m:val="⃗"/>
+            <m:ctrlPr>
+              <w:rPr>
+                <w:rFonts w:ascii="Cambria Math" w:hAnsi="Cambria Math"/>
+              </w:rPr>
+            </m:ctrlPr>
+          </m:accPr>
+          <m:e>
+            <m:sSub>
+              <m:sSubPr>
+                <m:ctrlPr>
+                  <w:rPr>
+                    <w:rFonts w:ascii="Cambria Math" w:hAnsi="Cambria Math"/>
+                    <w:i/>
+                  </w:rPr>
+                </m:ctrlPr>
+              </m:sSubPr>
+              <m:e>
+                <m:r>
+                  <w:rPr>
+                    <w:rFonts w:ascii="Cambria Math" w:hAnsi="Cambria Math" w:hint="eastAsia"/>
+                  </w:rPr>
+                  <m:t>y</m:t>
+                </m:r>
+              </m:e>
+              <m:sub>
+                <m:r>
+                  <w:rPr>
+                    <w:rFonts w:ascii="Cambria Math" w:hAnsi="Cambria Math"/>
+                  </w:rPr>
+                  <m:t>j</m:t>
+                </m:r>
+              </m:sub>
+            </m:sSub>
+          </m:e>
+        </m:acc>
+        <m:r>
+          <w:rPr>
+            <w:rFonts w:ascii="Cambria Math" w:hAnsi="Cambria Math"/>
+          </w:rPr>
+          <m:t>=&lt;</m:t>
+        </m:r>
+        <m:acc>
+          <m:accPr>
+            <m:chr m:val="⃗"/>
+            <m:ctrlPr>
+              <w:rPr>
+                <w:rFonts w:ascii="Cambria Math" w:hAnsi="Cambria Math"/>
+              </w:rPr>
+            </m:ctrlPr>
+          </m:accPr>
+          <m:e>
+            <m:sSub>
+              <m:sSubPr>
+                <m:ctrlPr>
+                  <w:rPr>
+                    <w:rFonts w:ascii="Cambria Math" w:hAnsi="Cambria Math"/>
+                    <w:i/>
+                  </w:rPr>
+                </m:ctrlPr>
+              </m:sSubPr>
+              <m:e>
+                <m:r>
+                  <w:rPr>
+                    <w:rFonts w:ascii="Cambria Math" w:hAnsi="Cambria Math" w:hint="eastAsia"/>
+                  </w:rPr>
+                  <m:t>a</m:t>
+                </m:r>
+              </m:e>
+              <m:sub>
+                <m:r>
+                  <w:rPr>
+                    <w:rFonts w:ascii="Cambria Math" w:hAnsi="Cambria Math"/>
+                  </w:rPr>
+                  <m:t>j</m:t>
+                </m:r>
+              </m:sub>
+            </m:sSub>
+          </m:e>
+        </m:acc>
+        <m:r>
+          <w:rPr>
+            <w:rFonts w:ascii="Cambria Math" w:hAnsi="Cambria Math"/>
+          </w:rPr>
+          <m:t xml:space="preserve">, </m:t>
+        </m:r>
+        <m:acc>
+          <m:accPr>
+            <m:chr m:val="⃗"/>
+            <m:ctrlPr>
+              <w:rPr>
+                <w:rFonts w:ascii="Cambria Math" w:hAnsi="Cambria Math"/>
+              </w:rPr>
+            </m:ctrlPr>
+          </m:accPr>
+          <m:e>
+            <m:r>
+              <w:rPr>
+                <w:rFonts w:ascii="Cambria Math" w:hAnsi="Cambria Math"/>
+              </w:rPr>
+              <m:t>s</m:t>
+            </m:r>
+          </m:e>
+        </m:acc>
+        <m:r>
+          <w:rPr>
+            <w:rFonts w:ascii="Cambria Math" w:hAnsi="Cambria Math"/>
+          </w:rPr>
+          <m:t>&gt;+</m:t>
+        </m:r>
+        <m:acc>
+          <m:accPr>
+            <m:chr m:val="⃗"/>
+            <m:ctrlPr>
+              <w:rPr>
+                <w:rFonts w:ascii="Cambria Math" w:hAnsi="Cambria Math"/>
+              </w:rPr>
+            </m:ctrlPr>
+          </m:accPr>
+          <m:e>
+            <m:sSub>
+              <m:sSubPr>
+                <m:ctrlPr>
+                  <w:rPr>
+                    <w:rFonts w:ascii="Cambria Math" w:hAnsi="Cambria Math"/>
+                    <w:i/>
+                  </w:rPr>
+                </m:ctrlPr>
+              </m:sSubPr>
+              <m:e>
+                <m:r>
+                  <w:rPr>
+                    <w:rFonts w:ascii="Cambria Math" w:hAnsi="Cambria Math"/>
+                  </w:rPr>
+                  <m:t>e</m:t>
+                </m:r>
+              </m:e>
+              <m:sub>
+                <m:r>
+                  <w:rPr>
+                    <w:rFonts w:ascii="Cambria Math" w:hAnsi="Cambria Math"/>
+                  </w:rPr>
+                  <m:t>j</m:t>
+                </m:r>
+              </m:sub>
+            </m:sSub>
+          </m:e>
+        </m:acc>
+        <m:r>
+          <w:rPr>
+            <w:rFonts w:ascii="Cambria Math" w:hAnsi="Cambria Math"/>
+          </w:rPr>
+          <m:t>.</m:t>
+        </m:r>
+      </m:oMath>
+    </w:p>
+    <w:p>
+      <w:pPr>
+        <w:ind w:firstLineChars="200" w:firstLine="420"/>
+      </w:pPr>
+      <w:r>
+        <w:rPr>
+          <w:rFonts w:hint="eastAsia"/>
+        </w:rPr>
+        <w:t>给定：若干</w:t>
+      </w:r>
+      <m:oMath>
+        <m:d>
+          <m:dPr>
+            <m:begChr m:val="{"/>
+            <m:endChr m:val="}"/>
+            <m:ctrlPr>
+              <w:rPr>
+                <w:rFonts w:ascii="Cambria Math" w:hAnsi="Cambria Math"/>
+              </w:rPr>
+            </m:ctrlPr>
+          </m:dPr>
+          <m:e>
+            <m:acc>
+              <m:accPr>
+                <m:chr m:val="⃗"/>
+                <m:ctrlPr>
+                  <w:rPr>
+                    <w:rFonts w:ascii="Cambria Math" w:hAnsi="Cambria Math"/>
+                  </w:rPr>
+                </m:ctrlPr>
+              </m:accPr>
+              <m:e>
+                <m:sSub>
+                  <m:sSubPr>
+                    <m:ctrlPr>
+                      <w:rPr>
+                        <w:rFonts w:ascii="Cambria Math" w:hAnsi="Cambria Math"/>
+                        <w:i/>
+                      </w:rPr>
+                    </m:ctrlPr>
+                  </m:sSubPr>
+                  <m:e>
+                    <m:r>
+                      <w:rPr>
+                        <w:rFonts w:ascii="Cambria Math" w:hAnsi="Cambria Math" w:hint="eastAsia"/>
+                      </w:rPr>
+                      <m:t>a</m:t>
+                    </m:r>
+                  </m:e>
+                  <m:sub>
+                    <m:r>
+                      <w:rPr>
+                        <w:rFonts w:ascii="Cambria Math" w:hAnsi="Cambria Math"/>
+                      </w:rPr>
+                      <m:t>j</m:t>
+                    </m:r>
+                  </m:sub>
+                </m:sSub>
+              </m:e>
+            </m:acc>
+            <m:r>
+              <w:rPr>
+                <w:rFonts w:ascii="Cambria Math" w:hAnsi="Cambria Math"/>
+              </w:rPr>
+              <m:t xml:space="preserve">,  </m:t>
+            </m:r>
+            <m:acc>
+              <m:accPr>
+                <m:chr m:val="⃗"/>
+                <m:ctrlPr>
+                  <w:rPr>
+                    <w:rFonts w:ascii="Cambria Math" w:hAnsi="Cambria Math"/>
+                  </w:rPr>
+                </m:ctrlPr>
+              </m:accPr>
+              <m:e>
+                <m:sSub>
+                  <m:sSubPr>
+                    <m:ctrlPr>
+                      <w:rPr>
+                        <w:rFonts w:ascii="Cambria Math" w:hAnsi="Cambria Math"/>
+                        <w:i/>
+                      </w:rPr>
+                    </m:ctrlPr>
+                  </m:sSubPr>
+                  <m:e>
+                    <m:r>
+                      <w:rPr>
+                        <w:rFonts w:ascii="Cambria Math" w:hAnsi="Cambria Math" w:hint="eastAsia"/>
+                      </w:rPr>
+                      <m:t>y</m:t>
+                    </m:r>
+                  </m:e>
+                  <m:sub>
+                    <m:r>
+                      <w:rPr>
+                        <w:rFonts w:ascii="Cambria Math" w:hAnsi="Cambria Math"/>
+                      </w:rPr>
+                      <m:t>j</m:t>
+                    </m:r>
+                  </m:sub>
+                </m:sSub>
+              </m:e>
+            </m:acc>
+            <m:r>
+              <w:rPr>
+                <w:rFonts w:ascii="Cambria Math" w:hAnsi="Cambria Math"/>
+              </w:rPr>
+              <m:t>=&lt;</m:t>
+            </m:r>
+            <m:acc>
+              <m:accPr>
+                <m:chr m:val="⃗"/>
+                <m:ctrlPr>
+                  <w:rPr>
+                    <w:rFonts w:ascii="Cambria Math" w:hAnsi="Cambria Math"/>
+                  </w:rPr>
+                </m:ctrlPr>
+              </m:accPr>
+              <m:e>
+                <m:sSub>
+                  <m:sSubPr>
+                    <m:ctrlPr>
+                      <w:rPr>
+                        <w:rFonts w:ascii="Cambria Math" w:hAnsi="Cambria Math"/>
+                        <w:i/>
+                      </w:rPr>
+                    </m:ctrlPr>
+                  </m:sSubPr>
+                  <m:e>
+                    <m:r>
+                      <w:rPr>
+                        <w:rFonts w:ascii="Cambria Math" w:hAnsi="Cambria Math" w:hint="eastAsia"/>
+                      </w:rPr>
+                      <m:t>a</m:t>
+                    </m:r>
+                  </m:e>
+                  <m:sub>
+                    <m:r>
+                      <w:rPr>
+                        <w:rFonts w:ascii="Cambria Math" w:hAnsi="Cambria Math"/>
+                      </w:rPr>
+                      <m:t>j</m:t>
+                    </m:r>
+                  </m:sub>
+                </m:sSub>
+              </m:e>
+            </m:acc>
+            <m:r>
+              <w:rPr>
+                <w:rFonts w:ascii="Cambria Math" w:hAnsi="Cambria Math"/>
+              </w:rPr>
+              <m:t xml:space="preserve">, </m:t>
+            </m:r>
+            <m:acc>
+              <m:accPr>
+                <m:chr m:val="⃗"/>
+                <m:ctrlPr>
+                  <w:rPr>
+                    <w:rFonts w:ascii="Cambria Math" w:hAnsi="Cambria Math"/>
+                  </w:rPr>
+                </m:ctrlPr>
+              </m:accPr>
+              <m:e>
+                <m:r>
+                  <w:rPr>
+                    <w:rFonts w:ascii="Cambria Math" w:hAnsi="Cambria Math"/>
+                  </w:rPr>
+                  <m:t>s</m:t>
+                </m:r>
+              </m:e>
+            </m:acc>
+            <m:r>
+              <w:rPr>
+                <w:rFonts w:ascii="Cambria Math" w:hAnsi="Cambria Math"/>
+              </w:rPr>
+              <m:t>&gt;+</m:t>
+            </m:r>
+            <m:acc>
+              <m:accPr>
+                <m:chr m:val="⃗"/>
+                <m:ctrlPr>
+                  <w:rPr>
+                    <w:rFonts w:ascii="Cambria Math" w:hAnsi="Cambria Math"/>
+                  </w:rPr>
+                </m:ctrlPr>
+              </m:accPr>
+              <m:e>
+                <m:sSub>
+                  <m:sSubPr>
+                    <m:ctrlPr>
+                      <w:rPr>
+                        <w:rFonts w:ascii="Cambria Math" w:hAnsi="Cambria Math"/>
+                        <w:i/>
+                      </w:rPr>
+                    </m:ctrlPr>
+                  </m:sSubPr>
+                  <m:e>
+                    <m:r>
+                      <w:rPr>
+                        <w:rFonts w:ascii="Cambria Math" w:hAnsi="Cambria Math"/>
+                      </w:rPr>
+                      <m:t>e</m:t>
+                    </m:r>
+                  </m:e>
+                  <m:sub>
+                    <m:r>
+                      <w:rPr>
+                        <w:rFonts w:ascii="Cambria Math" w:hAnsi="Cambria Math"/>
+                      </w:rPr>
+                      <m:t>j</m:t>
+                    </m:r>
+                  </m:sub>
+                </m:sSub>
+              </m:e>
+            </m:acc>
+          </m:e>
+        </m:d>
+      </m:oMath>
+    </w:p>
+    <w:p>
+      <w:pPr>
+        <w:ind w:firstLineChars="200" w:firstLine="420"/>
+      </w:pPr>
+      <w:r>
+        <w:rPr>
+          <w:rFonts w:hint="eastAsia"/>
+        </w:rPr>
+        <w:t>问题：求</w:t>
+      </w:r>
+      <m:oMath>
+        <m:acc>
+          <m:accPr>
+            <m:chr m:val="⃗"/>
+            <m:ctrlPr>
+              <w:rPr>
+                <w:rFonts w:ascii="Cambria Math" w:hAnsi="Cambria Math"/>
+              </w:rPr>
+            </m:ctrlPr>
+          </m:accPr>
+          <m:e>
+            <m:sSub>
+              <m:sSubPr>
+                <m:ctrlPr>
+                  <w:rPr>
+                    <w:rFonts w:ascii="Cambria Math" w:hAnsi="Cambria Math"/>
+                    <w:i/>
+                  </w:rPr>
+                </m:ctrlPr>
+              </m:sSubPr>
+              <m:e>
+                <m:r>
+                  <w:rPr>
+                    <w:rFonts w:ascii="Cambria Math" w:hAnsi="Cambria Math" w:hint="eastAsia"/>
+                  </w:rPr>
+                  <m:t>y</m:t>
+                </m:r>
+              </m:e>
+              <m:sub>
+                <m:r>
+                  <w:rPr>
+                    <w:rFonts w:ascii="Cambria Math" w:hAnsi="Cambria Math"/>
+                  </w:rPr>
+                  <m:t>j</m:t>
+                </m:r>
+              </m:sub>
+            </m:sSub>
+          </m:e>
+        </m:acc>
+        <m:r>
+          <w:rPr>
+            <w:rFonts w:ascii="Cambria Math" w:hAnsi="Cambria Math"/>
+          </w:rPr>
+          <m:t>≈&lt;</m:t>
+        </m:r>
+        <m:acc>
+          <m:accPr>
+            <m:chr m:val="⃗"/>
+            <m:ctrlPr>
+              <w:rPr>
+                <w:rFonts w:ascii="Cambria Math" w:hAnsi="Cambria Math"/>
+              </w:rPr>
+            </m:ctrlPr>
+          </m:accPr>
+          <m:e>
+            <m:sSub>
+              <m:sSubPr>
+                <m:ctrlPr>
+                  <w:rPr>
+                    <w:rFonts w:ascii="Cambria Math" w:hAnsi="Cambria Math"/>
+                    <w:i/>
+                  </w:rPr>
+                </m:ctrlPr>
+              </m:sSubPr>
+              <m:e>
+                <m:r>
+                  <w:rPr>
+                    <w:rFonts w:ascii="Cambria Math" w:hAnsi="Cambria Math" w:hint="eastAsia"/>
+                  </w:rPr>
+                  <m:t>a</m:t>
+                </m:r>
+              </m:e>
+              <m:sub>
+                <m:r>
+                  <w:rPr>
+                    <w:rFonts w:ascii="Cambria Math" w:hAnsi="Cambria Math"/>
+                  </w:rPr>
+                  <m:t>j</m:t>
+                </m:r>
+              </m:sub>
+            </m:sSub>
+          </m:e>
+        </m:acc>
+        <m:r>
+          <w:rPr>
+            <w:rFonts w:ascii="Cambria Math" w:hAnsi="Cambria Math"/>
+          </w:rPr>
+          <m:t xml:space="preserve">, </m:t>
+        </m:r>
+        <m:acc>
+          <m:accPr>
+            <m:chr m:val="⃗"/>
+            <m:ctrlPr>
+              <w:rPr>
+                <w:rFonts w:ascii="Cambria Math" w:hAnsi="Cambria Math"/>
+              </w:rPr>
+            </m:ctrlPr>
+          </m:accPr>
+          <m:e>
+            <m:r>
+              <w:rPr>
+                <w:rFonts w:ascii="Cambria Math" w:hAnsi="Cambria Math"/>
+              </w:rPr>
+              <m:t>s</m:t>
+            </m:r>
+          </m:e>
+        </m:acc>
+        <m:r>
+          <w:rPr>
+            <w:rFonts w:ascii="Cambria Math" w:hAnsi="Cambria Math"/>
+          </w:rPr>
+          <m:t>&gt;</m:t>
+        </m:r>
+      </m:oMath>
+      <w:r>
+        <w:rPr>
+          <w:rFonts w:hint="eastAsia"/>
+        </w:rPr>
+        <w:t xml:space="preserve">的解 </w:t>
+      </w:r>
+      <m:oMath>
+        <m:acc>
+          <m:accPr>
+            <m:chr m:val="⃗"/>
+            <m:ctrlPr>
+              <w:rPr>
+                <w:rFonts w:ascii="Cambria Math" w:hAnsi="Cambria Math"/>
+              </w:rPr>
+            </m:ctrlPr>
+          </m:accPr>
+          <m:e>
+            <m:r>
+              <w:rPr>
+                <w:rFonts w:ascii="Cambria Math" w:hAnsi="Cambria Math"/>
+              </w:rPr>
+              <m:t>s</m:t>
+            </m:r>
+          </m:e>
+        </m:acc>
+        <m:r>
+          <w:rPr>
+            <w:rFonts w:ascii="Cambria Math" w:hAnsi="Cambria Math"/>
+          </w:rPr>
+          <m:t>.</m:t>
+        </m:r>
+      </m:oMath>
+    </w:p>
+    <w:p>
+      <w:r>
+        <w:rPr>
+          <w:rFonts w:hint="eastAsia"/>
+        </w:rPr>
+        <w:t>环</w:t>
+      </w:r>
+      <w:r>
+        <w:rPr>
+          <w:rFonts w:hint="eastAsia"/>
+        </w:rPr>
+        <w:t>的容错学习（R-LWE）：</w:t>
+      </w:r>
+    </w:p>
+    <w:p>
+      <w:pPr>
+        <w:ind w:firstLineChars="200" w:firstLine="420"/>
+      </w:pPr>
+      <w:r>
+        <w:rPr>
+          <w:rFonts w:hint="eastAsia"/>
+        </w:rPr>
+        <w:t>在多项式环上定义容错学习（LWE）的适合形式，已被证明也是计算困难的。</w:t>
+      </w:r>
+    </w:p>
+    <w:p>
+      <w:pPr>
+        <w:ind w:firstLineChars="200" w:firstLine="420"/>
+      </w:pPr>
+      <w:r>
+        <w:rPr>
+          <w:rFonts w:hint="eastAsia"/>
+        </w:rPr>
+        <w:t>设</w:t>
+      </w:r>
+      <m:oMath>
+        <m:r>
+          <w:rPr>
+            <w:rFonts w:ascii="Cambria Math" w:hAnsi="Cambria Math"/>
+          </w:rPr>
+          <m:t>f</m:t>
+        </m:r>
+        <m:d>
+          <m:dPr>
+            <m:ctrlPr>
+              <w:rPr>
+                <w:rFonts w:ascii="Cambria Math" w:hAnsi="Cambria Math"/>
+              </w:rPr>
+            </m:ctrlPr>
+          </m:dPr>
+          <m:e>
+            <m:r>
+              <w:rPr>
+                <w:rFonts w:ascii="Cambria Math" w:hAnsi="Cambria Math"/>
+              </w:rPr>
+              <m:t>x</m:t>
+            </m:r>
+          </m:e>
+        </m:d>
+        <m:r>
+          <w:rPr>
+            <w:rFonts w:ascii="Cambria Math" w:hAnsi="Cambria Math"/>
+          </w:rPr>
+          <m:t>=</m:t>
+        </m:r>
+        <m:sSup>
+          <m:sSupPr>
+            <m:ctrlPr>
+              <w:rPr>
+                <w:rFonts w:ascii="Cambria Math" w:hAnsi="Cambria Math"/>
+                <w:i/>
+              </w:rPr>
+            </m:ctrlPr>
+          </m:sSupPr>
+          <m:e>
+            <m:r>
+              <w:rPr>
+                <w:rFonts w:ascii="Cambria Math" w:hAnsi="Cambria Math"/>
+              </w:rPr>
+              <m:t>x</m:t>
+            </m:r>
+          </m:e>
+          <m:sup>
+            <m:r>
+              <w:rPr>
+                <w:rFonts w:ascii="Cambria Math" w:hAnsi="Cambria Math"/>
+              </w:rPr>
+              <m:t>n</m:t>
+            </m:r>
+          </m:sup>
+        </m:sSup>
+        <m:r>
+          <w:rPr>
+            <w:rFonts w:ascii="Cambria Math" w:hAnsi="Cambria Math"/>
+          </w:rPr>
+          <m:t xml:space="preserve">+1 ∈ </m:t>
+        </m:r>
+        <m:r>
+          <m:rPr>
+            <m:sty m:val="p"/>
+          </m:rPr>
+          <w:rPr>
+            <w:rFonts w:ascii="Cambria Math" w:hAnsi="Cambria Math"/>
+          </w:rPr>
+          <m:t>Z</m:t>
+        </m:r>
+        <m:d>
+          <m:dPr>
+            <m:begChr m:val="["/>
+            <m:endChr m:val="]"/>
+            <m:ctrlPr>
+              <w:rPr>
+                <w:rFonts w:ascii="Cambria Math" w:hAnsi="Cambria Math"/>
+              </w:rPr>
+            </m:ctrlPr>
+          </m:dPr>
+          <m:e>
+            <m:r>
+              <w:rPr>
+                <w:rFonts w:ascii="Cambria Math" w:hAnsi="Cambria Math"/>
+              </w:rPr>
+              <m:t>x</m:t>
+            </m:r>
+          </m:e>
+        </m:d>
+      </m:oMath>
+      <w:r>
+        <w:rPr>
+          <w:rFonts w:hint="eastAsia"/>
+        </w:rPr>
+        <w:t>，其中</w:t>
+      </w:r>
+      <m:oMath>
+        <m:r>
+          <w:rPr>
+            <w:rFonts w:ascii="Cambria Math" w:hAnsi="Cambria Math"/>
+          </w:rPr>
+          <m:t>n</m:t>
+        </m:r>
+        <m:r>
+          <m:rPr>
+            <m:sty m:val="p"/>
+          </m:rPr>
+          <w:rPr>
+            <w:rFonts w:ascii="Cambria Math" w:hAnsi="Cambria Math"/>
+          </w:rPr>
+          <m:t xml:space="preserve">= </m:t>
+        </m:r>
+        <m:sSup>
+          <m:sSupPr>
+            <m:ctrlPr>
+              <w:rPr>
+                <w:rFonts w:ascii="Cambria Math" w:hAnsi="Cambria Math"/>
+              </w:rPr>
+            </m:ctrlPr>
+          </m:sSupPr>
+          <m:e>
+            <m:r>
+              <w:rPr>
+                <w:rFonts w:ascii="Cambria Math" w:hAnsi="Cambria Math"/>
+              </w:rPr>
+              <m:t>2</m:t>
+            </m:r>
+          </m:e>
+          <m:sup>
+            <m:r>
+              <w:rPr>
+                <w:rFonts w:ascii="Cambria Math" w:hAnsi="Cambria Math"/>
+              </w:rPr>
+              <m:t>d</m:t>
+            </m:r>
+          </m:sup>
+        </m:sSup>
+      </m:oMath>
+      <w:r>
+        <w:rPr>
+          <w:rFonts w:hint="eastAsia"/>
+        </w:rPr>
+        <w:t>.</w:t>
+      </w:r>
+      <w:r>
+        <w:t xml:space="preserve"> </w:t>
+      </w:r>
+      <m:oMath>
+        <m:r>
+          <w:rPr>
+            <w:rFonts w:ascii="Cambria Math" w:hAnsi="Cambria Math"/>
+          </w:rPr>
+          <m:t>f</m:t>
+        </m:r>
+        <m:d>
+          <m:dPr>
+            <m:ctrlPr>
+              <w:rPr>
+                <w:rFonts w:ascii="Cambria Math" w:hAnsi="Cambria Math"/>
+              </w:rPr>
+            </m:ctrlPr>
+          </m:dPr>
+          <m:e>
+            <m:r>
+              <w:rPr>
+                <w:rFonts w:ascii="Cambria Math" w:hAnsi="Cambria Math"/>
+              </w:rPr>
+              <m:t>x</m:t>
+            </m:r>
+          </m:e>
+        </m:d>
+      </m:oMath>
+      <w:r>
+        <w:rPr>
+          <w:rFonts w:hint="eastAsia"/>
+        </w:rPr>
+        <w:t>是一个分圆多项式（割圆多项式），具有</w:t>
+      </w:r>
+    </w:p>
+    <w:p>
+      <w:r>
+        <w:rPr>
+          <w:rFonts w:hint="eastAsia"/>
+        </w:rPr>
+        <w:t>在整数集合上不可</w:t>
+      </w:r>
+      <w:r>
+        <w:rPr>
+          <w:rFonts w:hint="eastAsia"/>
+        </w:rPr>
+        <w:t>继续</w:t>
+      </w:r>
+      <w:r>
+        <w:rPr>
+          <w:rFonts w:hint="eastAsia"/>
+        </w:rPr>
+        <w:t>因式分解的性质。</w:t>
+      </w:r>
+    </w:p>
+    <w:p>
+      <w:pPr>
+        <w:ind w:firstLine="420"/>
+      </w:pPr>
+      <w:r>
+        <w:rPr>
+          <w:rFonts w:hint="eastAsia"/>
+        </w:rPr>
+        <w:t>设</w:t>
+      </w:r>
+      <m:oMath>
+        <m:r>
+          <w:rPr>
+            <w:rFonts w:ascii="Cambria Math" w:hAnsi="Cambria Math"/>
+          </w:rPr>
+          <m:t>R</m:t>
+        </m:r>
+        <m:r>
+          <w:rPr>
+            <w:rFonts w:ascii="Cambria Math" w:hAnsi="Cambria Math"/>
+          </w:rPr>
+          <m:t>=Z</m:t>
+        </m:r>
+        <m:d>
+          <m:dPr>
+            <m:begChr m:val="["/>
+            <m:endChr m:val="]"/>
+            <m:ctrlPr>
+              <w:rPr>
+                <w:rFonts w:ascii="Cambria Math" w:hAnsi="Cambria Math"/>
+                <w:i/>
+              </w:rPr>
+            </m:ctrlPr>
+          </m:dPr>
+          <m:e>
+            <m:r>
+              <w:rPr>
+                <w:rFonts w:ascii="Cambria Math" w:hAnsi="Cambria Math"/>
+              </w:rPr>
+              <m:t>x</m:t>
+            </m:r>
+          </m:e>
+        </m:d>
+        <m:r>
+          <w:rPr>
+            <w:rFonts w:ascii="Cambria Math" w:hAnsi="Cambria Math"/>
+          </w:rPr>
+          <m:t>/f</m:t>
+        </m:r>
+        <m:d>
+          <m:dPr>
+            <m:ctrlPr>
+              <w:rPr>
+                <w:rFonts w:ascii="Cambria Math" w:hAnsi="Cambria Math"/>
+                <w:i/>
+              </w:rPr>
+            </m:ctrlPr>
+          </m:dPr>
+          <m:e>
+            <m:r>
+              <w:rPr>
+                <w:rFonts w:ascii="Cambria Math" w:hAnsi="Cambria Math"/>
+              </w:rPr>
+              <m:t>x</m:t>
+            </m:r>
+          </m:e>
+        </m:d>
+      </m:oMath>
+      <w:r>
+        <w:rPr>
+          <w:rFonts w:hint="eastAsia"/>
+        </w:rPr>
+        <w:t>是系数为整数、以</w:t>
+      </w:r>
+      <m:oMath>
+        <m:r>
+          <w:rPr>
+            <w:rFonts w:ascii="Cambria Math" w:hAnsi="Cambria Math"/>
+          </w:rPr>
+          <m:t>f</m:t>
+        </m:r>
+        <m:d>
+          <m:dPr>
+            <m:ctrlPr>
+              <w:rPr>
+                <w:rFonts w:ascii="Cambria Math" w:hAnsi="Cambria Math"/>
+              </w:rPr>
+            </m:ctrlPr>
+          </m:dPr>
+          <m:e>
+            <m:r>
+              <w:rPr>
+                <w:rFonts w:ascii="Cambria Math" w:hAnsi="Cambria Math"/>
+              </w:rPr>
+              <m:t>x</m:t>
+            </m:r>
+          </m:e>
+        </m:d>
+      </m:oMath>
+      <w:r>
+        <w:rPr>
+          <w:rFonts w:hint="eastAsia"/>
+        </w:rPr>
+        <w:t>为模的多项式环</w:t>
+      </w:r>
+      <w:r>
+        <w:rPr>
+          <w:rFonts w:hint="eastAsia"/>
+        </w:rPr>
+        <w:t>的</w:t>
+      </w:r>
+      <w:r>
+        <w:rPr>
+          <w:rFonts w:hint="eastAsia"/>
+        </w:rPr>
+        <w:t>集合。</w:t>
+      </w:r>
+      <m:oMath>
+        <m:r>
+          <w:rPr>
+            <w:rFonts w:ascii="Cambria Math" w:hAnsi="Cambria Math" w:hint="eastAsia"/>
+          </w:rPr>
+          <m:t>R</m:t>
+        </m:r>
+      </m:oMath>
+      <w:r>
+        <w:rPr>
+          <w:rFonts w:hint="eastAsia"/>
+        </w:rPr>
+        <w:t>的元素（即以</w:t>
+      </w:r>
+      <m:oMath>
+        <m:r>
+          <w:rPr>
+            <w:rFonts w:ascii="Cambria Math" w:hAnsi="Cambria Math" w:hint="eastAsia"/>
+          </w:rPr>
+          <m:t>f</m:t>
+        </m:r>
+        <m:d>
+          <m:dPr>
+            <m:ctrlPr>
+              <w:rPr>
+                <w:rFonts w:ascii="Cambria Math" w:hAnsi="Cambria Math"/>
+              </w:rPr>
+            </m:ctrlPr>
+          </m:dPr>
+          <m:e>
+            <m:r>
+              <w:rPr>
+                <w:rFonts w:ascii="Cambria Math" w:hAnsi="Cambria Math"/>
+              </w:rPr>
+              <m:t>x</m:t>
+            </m:r>
+          </m:e>
+        </m:d>
+      </m:oMath>
+      <w:r>
+        <w:rPr>
+          <w:rFonts w:hint="eastAsia"/>
+        </w:rPr>
+        <w:t>为模的余数）就是度数小于</w:t>
+      </w:r>
+      <m:oMath>
+        <m:r>
+          <w:rPr>
+            <w:rFonts w:ascii="Cambria Math" w:hAnsi="Cambria Math"/>
+          </w:rPr>
+          <m:t>n</m:t>
+        </m:r>
+      </m:oMath>
+      <w:r>
+        <w:rPr>
+          <w:rFonts w:hint="eastAsia"/>
+        </w:rPr>
+        <w:t>的、系数为整数的多项式环。</w:t>
+      </w:r>
+    </w:p>
+    <w:p>
+      <w:pPr>
+        <w:ind w:firstLine="420"/>
+      </w:pPr>
+      <w:r>
+        <w:rPr>
+          <w:rFonts w:hint="eastAsia"/>
+        </w:rPr>
+        <w:t>设</w:t>
+      </w:r>
+      <m:oMath>
+        <m:r>
+          <w:rPr>
+            <w:rFonts w:ascii="Cambria Math" w:hAnsi="Cambria Math" w:hint="eastAsia"/>
+          </w:rPr>
+          <m:t>q</m:t>
+        </m:r>
+        <m:r>
+          <m:rPr>
+            <m:sty m:val="p"/>
+          </m:rPr>
+          <w:rPr>
+            <w:rFonts w:ascii="Cambria Math" w:hAnsi="Cambria Math"/>
+          </w:rPr>
+          <m:t>=1 (mod 2</m:t>
+        </m:r>
+        <m:r>
+          <w:rPr>
+            <w:rFonts w:ascii="Cambria Math" w:hAnsi="Cambria Math"/>
+          </w:rPr>
+          <m:t>n</m:t>
+        </m:r>
+        <m:r>
+          <m:rPr>
+            <m:sty m:val="p"/>
+          </m:rPr>
+          <w:rPr>
+            <w:rFonts w:ascii="Cambria Math" w:hAnsi="Cambria Math"/>
+          </w:rPr>
+          <m:t>)</m:t>
+        </m:r>
+      </m:oMath>
+      <w:r>
+        <w:rPr>
+          <w:rFonts w:hint="eastAsia"/>
+        </w:rPr>
+        <w:t>是一个足够大的素数，</w:t>
+      </w:r>
+      <m:oMath>
+        <m:sSub>
+          <m:sSubPr>
+            <m:ctrlPr>
+              <w:rPr>
+                <w:rFonts w:ascii="Cambria Math" w:hAnsi="Cambria Math"/>
+              </w:rPr>
+            </m:ctrlPr>
+          </m:sSubPr>
+          <m:e>
+            <m:r>
+              <w:rPr>
+                <w:rFonts w:ascii="Cambria Math" w:hAnsi="Cambria Math"/>
+              </w:rPr>
+              <m:t>R</m:t>
+            </m:r>
+          </m:e>
+          <m:sub>
+            <m:r>
+              <w:rPr>
+                <w:rFonts w:ascii="Cambria Math" w:hAnsi="Cambria Math"/>
+              </w:rPr>
+              <m:t>q</m:t>
+            </m:r>
+          </m:sub>
+        </m:sSub>
+        <m:r>
+          <w:rPr>
+            <w:rFonts w:ascii="Cambria Math" w:hAnsi="Cambria Math"/>
+          </w:rPr>
+          <m:t xml:space="preserve">= </m:t>
+        </m:r>
+        <m:sSub>
+          <m:sSubPr>
+            <m:ctrlPr>
+              <w:rPr>
+                <w:rFonts w:ascii="Cambria Math" w:hAnsi="Cambria Math"/>
+                <w:i/>
+              </w:rPr>
+            </m:ctrlPr>
+          </m:sSubPr>
+          <m:e>
+            <m:r>
+              <w:rPr>
+                <w:rFonts w:ascii="Cambria Math" w:hAnsi="Cambria Math"/>
+              </w:rPr>
+              <m:t>Z</m:t>
+            </m:r>
+          </m:e>
+          <m:sub>
+            <m:r>
+              <w:rPr>
+                <w:rFonts w:ascii="Cambria Math" w:hAnsi="Cambria Math"/>
+              </w:rPr>
+              <m:t>q</m:t>
+            </m:r>
+          </m:sub>
+        </m:sSub>
+        <m:d>
+          <m:dPr>
+            <m:begChr m:val="["/>
+            <m:endChr m:val="]"/>
+            <m:ctrlPr>
+              <w:rPr>
+                <w:rFonts w:ascii="Cambria Math" w:hAnsi="Cambria Math"/>
+                <w:i/>
+              </w:rPr>
+            </m:ctrlPr>
+          </m:dPr>
+          <m:e>
+            <m:r>
+              <w:rPr>
+                <w:rFonts w:ascii="Cambria Math" w:hAnsi="Cambria Math"/>
+              </w:rPr>
+              <m:t>x</m:t>
+            </m:r>
+          </m:e>
+        </m:d>
+        <m:r>
+          <w:rPr>
+            <w:rFonts w:ascii="Cambria Math" w:hAnsi="Cambria Math"/>
+          </w:rPr>
+          <m:t>/f</m:t>
+        </m:r>
+        <m:d>
+          <m:dPr>
+            <m:ctrlPr>
+              <w:rPr>
+                <w:rFonts w:ascii="Cambria Math" w:hAnsi="Cambria Math"/>
+                <w:i/>
+              </w:rPr>
+            </m:ctrlPr>
+          </m:dPr>
+          <m:e>
+            <m:r>
+              <w:rPr>
+                <w:rFonts w:ascii="Cambria Math" w:hAnsi="Cambria Math"/>
+              </w:rPr>
+              <m:t>x</m:t>
+            </m:r>
+          </m:e>
+        </m:d>
+      </m:oMath>
+      <w:r>
+        <w:rPr>
+          <w:rFonts w:hint="eastAsia"/>
+        </w:rPr>
+        <w:t>是系数为整数、以</w:t>
+      </w:r>
+      <m:oMath>
+        <m:r>
+          <w:rPr>
+            <w:rFonts w:ascii="Cambria Math" w:hAnsi="Cambria Math"/>
+          </w:rPr>
+          <m:t>f</m:t>
+        </m:r>
+        <m:d>
+          <m:dPr>
+            <m:ctrlPr>
+              <w:rPr>
+                <w:rFonts w:ascii="Cambria Math" w:hAnsi="Cambria Math"/>
+                <w:i/>
+              </w:rPr>
+            </m:ctrlPr>
+          </m:dPr>
+          <m:e>
+            <m:r>
+              <w:rPr>
+                <w:rFonts w:ascii="Cambria Math" w:hAnsi="Cambria Math"/>
+              </w:rPr>
+              <m:t>x</m:t>
+            </m:r>
+          </m:e>
+        </m:d>
+      </m:oMath>
+      <w:r>
+        <w:rPr>
+          <w:rFonts w:hint="eastAsia"/>
+        </w:rPr>
+        <w:t>和</w:t>
+      </w:r>
+      <m:oMath>
+        <m:r>
+          <m:rPr>
+            <m:sty m:val="p"/>
+          </m:rPr>
+          <w:rPr>
+            <w:rFonts w:ascii="Cambria Math" w:hAnsi="Cambria Math" w:hint="eastAsia"/>
+          </w:rPr>
+          <m:t>q</m:t>
+        </m:r>
+      </m:oMath>
+      <w:r>
+        <w:rPr>
+          <w:rFonts w:hint="eastAsia"/>
+        </w:rPr>
+        <w:t>为模的多项式环（即度数小</w:t>
+      </w:r>
+      <m:oMath>
+        <m:r>
+          <w:rPr>
+            <w:rFonts w:ascii="Cambria Math" w:hAnsi="Cambria Math"/>
+          </w:rPr>
+          <m:t>f</m:t>
+        </m:r>
+        <m:d>
+          <m:dPr>
+            <m:ctrlPr>
+              <w:rPr>
+                <w:rFonts w:ascii="Cambria Math" w:hAnsi="Cambria Math"/>
+                <w:i/>
+              </w:rPr>
+            </m:ctrlPr>
+          </m:dPr>
+          <m:e>
+            <m:r>
+              <w:rPr>
+                <w:rFonts w:ascii="Cambria Math" w:hAnsi="Cambria Math"/>
+              </w:rPr>
+              <m:t>x</m:t>
+            </m:r>
+          </m:e>
+        </m:d>
+      </m:oMath>
+      <w:r>
+        <w:rPr>
+          <w:rFonts w:hint="eastAsia"/>
+        </w:rPr>
+        <w:t>的度数、系数在</w:t>
+      </w:r>
+      <m:oMath>
+        <m:sSub>
+          <m:sSubPr>
+            <m:ctrlPr>
+              <w:rPr>
+                <w:rFonts w:ascii="Cambria Math" w:hAnsi="Cambria Math"/>
+                <w:i/>
+              </w:rPr>
+            </m:ctrlPr>
+          </m:sSubPr>
+          <m:e>
+            <m:r>
+              <w:rPr>
+                <w:rFonts w:ascii="Cambria Math" w:hAnsi="Cambria Math"/>
+              </w:rPr>
+              <m:t>Z</m:t>
+            </m:r>
+          </m:e>
+          <m:sub>
+            <m:r>
+              <w:rPr>
+                <w:rFonts w:ascii="Cambria Math" w:hAnsi="Cambria Math"/>
+              </w:rPr>
+              <m:t>q</m:t>
+            </m:r>
+          </m:sub>
+        </m:sSub>
+      </m:oMath>
+      <w:r>
+        <w:rPr>
+          <w:rFonts w:hint="eastAsia"/>
+        </w:rPr>
+        <w:t>上的多项式环）。</w:t>
+      </w:r>
+    </w:p>
+    <w:p>
+      <w:pPr>
+        <w:ind w:firstLine="420"/>
+      </w:pPr>
+      <w:r>
+        <w:rPr>
+          <w:rFonts w:hint="eastAsia"/>
+        </w:rPr>
+        <w:t>环上的容错学习可以描述为：令</w:t>
+      </w:r>
+      <w:bookmarkStart w:id="2" w:name="OLE_LINK3"/>
+      <w:bookmarkStart w:id="3" w:name="OLE_LINK4"/>
+      <m:oMath>
+        <m:r>
+          <w:rPr>
+            <w:rFonts w:ascii="Cambria Math" w:hAnsi="Cambria Math"/>
+          </w:rPr>
+          <m:t>s</m:t>
+        </m:r>
+        <m:r>
+          <m:rPr>
+            <m:sty m:val="p"/>
+          </m:rPr>
+          <w:rPr>
+            <w:rFonts w:ascii="Cambria Math" w:hAnsi="Cambria Math"/>
+          </w:rPr>
+          <m:t>=</m:t>
+        </m:r>
+        <m:r>
+          <w:rPr>
+            <w:rFonts w:ascii="Cambria Math" w:hAnsi="Cambria Math"/>
+          </w:rPr>
+          <m:t>s</m:t>
+        </m:r>
+        <m:d>
+          <m:dPr>
+            <m:ctrlPr>
+              <w:rPr>
+                <w:rFonts w:ascii="Cambria Math" w:hAnsi="Cambria Math"/>
+              </w:rPr>
+            </m:ctrlPr>
+          </m:dPr>
+          <m:e>
+            <m:r>
+              <w:rPr>
+                <w:rFonts w:ascii="Cambria Math" w:hAnsi="Cambria Math"/>
+              </w:rPr>
+              <m:t>x</m:t>
+            </m:r>
+          </m:e>
+        </m:d>
+        <w:bookmarkEnd w:id="2"/>
+        <w:bookmarkEnd w:id="3"/>
+        <m:r>
+          <w:rPr>
+            <w:rFonts w:ascii="Cambria Math" w:hAnsi="Cambria Math"/>
+          </w:rPr>
+          <m:t>∈</m:t>
+        </m:r>
+        <m:sSub>
+          <m:sSubPr>
+            <m:ctrlPr>
+              <w:rPr>
+                <w:rFonts w:ascii="Cambria Math" w:hAnsi="Cambria Math"/>
+              </w:rPr>
+            </m:ctrlPr>
+          </m:sSubPr>
+          <m:e>
+            <m:r>
+              <w:rPr>
+                <w:rFonts w:ascii="Cambria Math" w:hAnsi="Cambria Math"/>
+              </w:rPr>
+              <m:t>R</m:t>
+            </m:r>
+          </m:e>
+          <m:sub>
+            <m:r>
+              <w:rPr>
+                <w:rFonts w:ascii="Cambria Math" w:hAnsi="Cambria Math"/>
+              </w:rPr>
+              <m:t>q</m:t>
+            </m:r>
+          </m:sub>
+        </m:sSub>
+      </m:oMath>
+      <w:r>
+        <w:rPr>
+          <w:rFonts w:hint="eastAsia"/>
+        </w:rPr>
+        <w:t>是一个系数从均匀分布随机生成的多项式环（相当于私有密钥）。类似于普通的容错学习，所要求解的问题就是区分出任意多个相互独立的、有随机噪声的环等式，从而可以解出</w:t>
+      </w:r>
+      <m:oMath>
+        <m:r>
+          <w:rPr>
+            <w:rFonts w:ascii="Cambria Math" w:hAnsi="Cambria Math"/>
+          </w:rPr>
+          <m:t>s</m:t>
+        </m:r>
+        <m:r>
+          <m:rPr>
+            <m:sty m:val="p"/>
+          </m:rPr>
+          <w:rPr>
+            <w:rFonts w:ascii="Cambria Math" w:hAnsi="Cambria Math"/>
+          </w:rPr>
+          <m:t>=</m:t>
+        </m:r>
+        <m:r>
+          <w:rPr>
+            <w:rFonts w:ascii="Cambria Math" w:hAnsi="Cambria Math"/>
+          </w:rPr>
+          <m:t>s</m:t>
+        </m:r>
+        <m:d>
+          <m:dPr>
+            <m:ctrlPr>
+              <w:rPr>
+                <w:rFonts w:ascii="Cambria Math" w:hAnsi="Cambria Math"/>
+              </w:rPr>
+            </m:ctrlPr>
+          </m:dPr>
+          <m:e>
+            <m:r>
+              <w:rPr>
+                <w:rFonts w:ascii="Cambria Math" w:hAnsi="Cambria Math"/>
+              </w:rPr>
+              <m:t>x</m:t>
+            </m:r>
+          </m:e>
+        </m:d>
+      </m:oMath>
+      <w:r>
+        <w:rPr>
+          <w:rFonts w:hint="eastAsia"/>
+        </w:rPr>
+        <w:t>.</w:t>
+      </w:r>
+      <w:r>
+        <w:t xml:space="preserve"> </w:t>
+      </w:r>
+      <w:r>
+        <w:rPr>
+          <w:rFonts w:hint="eastAsia"/>
+        </w:rPr>
+        <w:t>更具体地说，有噪声的环等式为</w:t>
+      </w:r>
+      <m:oMath>
+        <m:d>
+          <m:dPr>
+            <m:ctrlPr>
+              <w:rPr>
+                <w:rFonts w:ascii="Cambria Math" w:hAnsi="Cambria Math"/>
+              </w:rPr>
+            </m:ctrlPr>
+          </m:dPr>
+          <m:e>
+            <m:r>
+              <w:rPr>
+                <w:rFonts w:ascii="Cambria Math" w:hAnsi="Cambria Math" w:hint="eastAsia"/>
+              </w:rPr>
+              <m:t>a</m:t>
+            </m:r>
+            <m:r>
+              <w:rPr>
+                <w:rFonts w:ascii="Cambria Math" w:hAnsi="Cambria Math"/>
+              </w:rPr>
+              <m:t>,  b≈a∙s</m:t>
+            </m:r>
+          </m:e>
+        </m:d>
+        <m:r>
+          <w:rPr>
+            <w:rFonts w:ascii="Cambria Math" w:hAnsi="Cambria Math"/>
+          </w:rPr>
+          <m:t xml:space="preserve"> ∈ </m:t>
+        </m:r>
+        <m:sSub>
+          <m:sSubPr>
+            <m:ctrlPr>
+              <w:rPr>
+                <w:rFonts w:ascii="Cambria Math" w:hAnsi="Cambria Math"/>
+                <w:i/>
+              </w:rPr>
+            </m:ctrlPr>
+          </m:sSubPr>
+          <m:e>
+            <m:r>
+              <w:rPr>
+                <w:rFonts w:ascii="Cambria Math" w:hAnsi="Cambria Math"/>
+              </w:rPr>
+              <m:t>R</m:t>
+            </m:r>
+          </m:e>
+          <m:sub>
+            <m:r>
+              <w:rPr>
+                <w:rFonts w:ascii="Cambria Math" w:hAnsi="Cambria Math"/>
+              </w:rPr>
+              <m:t>q</m:t>
+            </m:r>
+          </m:sub>
+        </m:sSub>
+        <m:r>
+          <w:rPr>
+            <w:rFonts w:ascii="Cambria Math" w:hAnsi="Cambria Math"/>
+          </w:rPr>
+          <m:t>×</m:t>
+        </m:r>
+        <m:sSub>
+          <m:sSubPr>
+            <m:ctrlPr>
+              <w:rPr>
+                <w:rFonts w:ascii="Cambria Math" w:hAnsi="Cambria Math"/>
+                <w:i/>
+              </w:rPr>
+            </m:ctrlPr>
+          </m:sSubPr>
+          <m:e>
+            <m:r>
+              <w:rPr>
+                <w:rFonts w:ascii="Cambria Math" w:hAnsi="Cambria Math"/>
+              </w:rPr>
+              <m:t>R</m:t>
+            </m:r>
+          </m:e>
+          <m:sub>
+            <m:r>
+              <w:rPr>
+                <w:rFonts w:ascii="Cambria Math" w:hAnsi="Cambria Math"/>
+              </w:rPr>
+              <m:t>q</m:t>
+            </m:r>
+          </m:sub>
+        </m:sSub>
+      </m:oMath>
+      <w:r>
+        <w:rPr>
+          <w:rFonts w:hint="eastAsia"/>
+        </w:rPr>
+        <w:t>,</w:t>
+      </w:r>
+      <w:r>
+        <w:t xml:space="preserve"> </w:t>
+      </w:r>
+      <w:r>
+        <w:rPr>
+          <w:rFonts w:hint="eastAsia"/>
+        </w:rPr>
+        <w:t>其中</w:t>
+      </w:r>
+      <m:oMath>
+        <m:r>
+          <w:rPr>
+            <w:rFonts w:ascii="Cambria Math" w:hAnsi="Cambria Math" w:hint="eastAsia"/>
+          </w:rPr>
+          <m:t>a</m:t>
+        </m:r>
+      </m:oMath>
+      <w:r>
+        <w:rPr>
+          <w:rFonts w:hint="eastAsia"/>
+        </w:rPr>
+        <w:t>是从均匀分布中抽取的随机变量，</w:t>
+      </w:r>
+      <m:oMath>
+        <m:r>
+          <w:rPr>
+            <w:rFonts w:ascii="Cambria Math" w:hAnsi="Cambria Math"/>
+          </w:rPr>
+          <m:t>a∙s</m:t>
+        </m:r>
+      </m:oMath>
+      <w:r>
+        <w:rPr>
+          <w:rFonts w:hint="eastAsia"/>
+        </w:rPr>
+        <w:t>的结果被一些小的随机变量</w:t>
+      </w:r>
+      <m:oMath>
+        <m:r>
+          <w:rPr>
+            <w:rFonts w:ascii="Cambria Math" w:hAnsi="Cambria Math"/>
+          </w:rPr>
+          <m:t>e</m:t>
+        </m:r>
+      </m:oMath>
+      <w:r>
+        <w:rPr>
+          <w:rFonts w:hint="eastAsia"/>
+        </w:rPr>
+        <w:t>所干扰，</w:t>
+      </w:r>
+      <m:oMath>
+        <m:r>
+          <w:rPr>
+            <w:rFonts w:ascii="Cambria Math" w:hAnsi="Cambria Math"/>
+          </w:rPr>
+          <m:t>e</m:t>
+        </m:r>
+      </m:oMath>
+      <w:r>
+        <w:rPr>
+          <w:rFonts w:hint="eastAsia"/>
+        </w:rPr>
+        <w:t>通常抽取自一个固定的概率分布（比如高斯分布）。</w:t>
+      </w:r>
     </w:p>
     <w:p>
       <w:pPr>
@@ -2491,6 +4859,2524 @@
           <w:rFonts w:hint="eastAsia"/>
         </w:rPr>
         <w:t>BFV方案</w:t>
+      </w:r>
+    </w:p>
+    <w:p>
+      <w:pPr>
+        <w:pStyle w:val="a3"/>
+        <w:ind w:left="360" w:firstLineChars="0" w:firstLine="0"/>
+      </w:pPr>
+      <w:r>
+        <w:rPr>
+          <w:rFonts w:hint="eastAsia"/>
+        </w:rPr>
+        <w:t>BFV方案由B/FV设计。BFV方案要把原始数据（明文）用一个多项式环</w:t>
+      </w:r>
+      <m:oMath>
+        <m:r>
+          <w:rPr>
+            <w:rFonts w:ascii="Cambria Math" w:hAnsi="Cambria Math"/>
+          </w:rPr>
+          <m:t>M</m:t>
+        </m:r>
+        <m:r>
+          <w:rPr>
+            <w:rFonts w:ascii="Cambria Math" w:hAnsi="Cambria Math"/>
+          </w:rPr>
+          <m:t>∈</m:t>
+        </m:r>
+        <m:sSub>
+          <m:sSubPr>
+            <m:ctrlPr>
+              <w:rPr>
+                <w:rFonts w:ascii="Cambria Math" w:hAnsi="Cambria Math"/>
+                <w:i/>
+              </w:rPr>
+            </m:ctrlPr>
+          </m:sSubPr>
+          <m:e>
+            <m:r>
+              <w:rPr>
+                <w:rFonts w:ascii="Cambria Math" w:hAnsi="Cambria Math"/>
+              </w:rPr>
+              <m:t>R</m:t>
+            </m:r>
+          </m:e>
+          <m:sub>
+            <m:r>
+              <w:rPr>
+                <w:rFonts w:ascii="Cambria Math" w:hAnsi="Cambria Math" w:hint="eastAsia"/>
+              </w:rPr>
+              <m:t>t</m:t>
+            </m:r>
+          </m:sub>
+        </m:sSub>
+      </m:oMath>
+      <w:r>
+        <w:rPr>
+          <w:rFonts w:hint="eastAsia"/>
+        </w:rPr>
+        <w:t>来表示，</w:t>
+      </w:r>
+      <m:oMath>
+        <m:sSub>
+          <m:sSubPr>
+            <m:ctrlPr>
+              <w:rPr>
+                <w:rFonts w:ascii="Cambria Math" w:hAnsi="Cambria Math"/>
+                <w:i/>
+              </w:rPr>
+            </m:ctrlPr>
+          </m:sSubPr>
+          <m:e>
+            <m:r>
+              <w:rPr>
+                <w:rFonts w:ascii="Cambria Math" w:hAnsi="Cambria Math"/>
+              </w:rPr>
+              <m:t>R</m:t>
+            </m:r>
+          </m:e>
+          <m:sub>
+            <m:r>
+              <w:rPr>
+                <w:rFonts w:ascii="Cambria Math" w:hAnsi="Cambria Math" w:hint="eastAsia"/>
+              </w:rPr>
+              <m:t>t</m:t>
+            </m:r>
+          </m:sub>
+        </m:sSub>
+      </m:oMath>
+      <w:r>
+        <w:rPr>
+          <w:rFonts w:hint="eastAsia"/>
+        </w:rPr>
+        <w:t>规定了原始数据的范围，</w:t>
+      </w:r>
+      <w:r>
+        <w:rPr>
+          <w:rFonts w:hint="eastAsia"/>
+        </w:rPr>
+        <w:t>即明文空间</w:t>
+      </w:r>
+      <w:r>
+        <w:rPr>
+          <w:rFonts w:hint="eastAsia"/>
+        </w:rPr>
+        <w:t>。</w:t>
+      </w:r>
+      <w:r>
+        <w:rPr>
+          <w:rFonts w:hint="eastAsia"/>
+        </w:rPr>
+        <w:t>因此</w:t>
+      </w:r>
+      <w:r>
+        <w:rPr>
+          <w:rFonts w:hint="eastAsia"/>
+        </w:rPr>
+        <w:t>，</w:t>
+      </w:r>
+      <w:r>
+        <w:rPr>
+          <w:rFonts w:hint="eastAsia"/>
+        </w:rPr>
+        <w:t>任意的原始数据</w:t>
+      </w:r>
+      <m:oMath>
+        <m:r>
+          <w:rPr>
+            <w:rFonts w:ascii="Cambria Math" w:hAnsi="Cambria Math"/>
+          </w:rPr>
+          <m:t>m</m:t>
+        </m:r>
+      </m:oMath>
+      <w:r>
+        <w:rPr>
+          <w:rFonts w:hint="eastAsia"/>
+        </w:rPr>
+        <w:t>在加密前</w:t>
+      </w:r>
+      <w:r>
+        <w:rPr>
+          <w:rFonts w:hint="eastAsia"/>
+        </w:rPr>
+        <w:t>都要被转换成对应的多项式表现形式</w:t>
+      </w:r>
+      <m:oMath>
+        <m:r>
+          <w:rPr>
+            <w:rFonts w:ascii="Cambria Math" w:hAnsi="Cambria Math"/>
+          </w:rPr>
+          <m:t>m</m:t>
+        </m:r>
+        <m:d>
+          <m:dPr>
+            <m:ctrlPr>
+              <w:rPr>
+                <w:rFonts w:ascii="Cambria Math" w:hAnsi="Cambria Math"/>
+              </w:rPr>
+            </m:ctrlPr>
+          </m:dPr>
+          <m:e>
+            <m:r>
+              <w:rPr>
+                <w:rFonts w:ascii="Cambria Math" w:hAnsi="Cambria Math"/>
+              </w:rPr>
+              <m:t>x</m:t>
+            </m:r>
+          </m:e>
+        </m:d>
+      </m:oMath>
+      <w:r>
+        <w:t xml:space="preserve">. </w:t>
+      </w:r>
+      <w:r>
+        <w:rPr>
+          <w:rFonts w:hint="eastAsia"/>
+        </w:rPr>
+        <w:t>如果原始数据</w:t>
+      </w:r>
+      <m:oMath>
+        <m:r>
+          <w:rPr>
+            <w:rFonts w:ascii="Cambria Math" w:hAnsi="Cambria Math"/>
+          </w:rPr>
+          <m:t>m</m:t>
+        </m:r>
+      </m:oMath>
+      <w:r>
+        <w:rPr>
+          <w:rFonts w:hint="eastAsia"/>
+        </w:rPr>
+        <w:t>足够小且</w:t>
+      </w:r>
+      <m:oMath>
+        <m:r>
+          <w:rPr>
+            <w:rFonts w:ascii="Cambria Math" w:hAnsi="Cambria Math"/>
+          </w:rPr>
+          <m:t>m</m:t>
+        </m:r>
+        <m:r>
+          <w:rPr>
+            <w:rFonts w:ascii="Cambria Math" w:hAnsi="Cambria Math"/>
+          </w:rPr>
+          <m:t>∈</m:t>
+        </m:r>
+        <m:sSub>
+          <m:sSubPr>
+            <m:ctrlPr>
+              <w:rPr>
+                <w:rFonts w:ascii="Cambria Math" w:hAnsi="Cambria Math"/>
+                <w:i/>
+              </w:rPr>
+            </m:ctrlPr>
+          </m:sSubPr>
+          <m:e>
+            <m:r>
+              <w:rPr>
+                <w:rFonts w:ascii="Cambria Math" w:hAnsi="Cambria Math" w:hint="eastAsia"/>
+              </w:rPr>
+              <m:t>Z</m:t>
+            </m:r>
+          </m:e>
+          <m:sub>
+            <m:r>
+              <w:rPr>
+                <w:rFonts w:ascii="Cambria Math" w:hAnsi="Cambria Math" w:hint="eastAsia"/>
+              </w:rPr>
+              <m:t>t</m:t>
+            </m:r>
+          </m:sub>
+        </m:sSub>
+      </m:oMath>
+      <w:r>
+        <w:rPr>
+          <w:rFonts w:hint="eastAsia"/>
+        </w:rPr>
+        <w:t>，则最高次数为0的常数多项式</w:t>
+      </w:r>
+      <m:oMath>
+        <m:r>
+          <w:rPr>
+            <w:rFonts w:ascii="Cambria Math" w:hAnsi="Cambria Math"/>
+          </w:rPr>
+          <m:t>m</m:t>
+        </m:r>
+        <m:d>
+          <m:dPr>
+            <m:ctrlPr>
+              <w:rPr>
+                <w:rFonts w:ascii="Cambria Math" w:hAnsi="Cambria Math"/>
+              </w:rPr>
+            </m:ctrlPr>
+          </m:dPr>
+          <m:e>
+            <m:r>
+              <w:rPr>
+                <w:rFonts w:ascii="Cambria Math" w:hAnsi="Cambria Math"/>
+              </w:rPr>
+              <m:t>x</m:t>
+            </m:r>
+          </m:e>
+        </m:d>
+        <m:r>
+          <w:rPr>
+            <w:rFonts w:ascii="Cambria Math" w:hAnsi="Cambria Math" w:hint="eastAsia"/>
+          </w:rPr>
+          <m:t>=m</m:t>
+        </m:r>
+        <m:r>
+          <w:rPr>
+            <w:rFonts w:ascii="Cambria Math" w:hAnsi="Cambria Math"/>
+          </w:rPr>
+          <m:t>∈</m:t>
+        </m:r>
+        <m:sSub>
+          <m:sSubPr>
+            <m:ctrlPr>
+              <w:rPr>
+                <w:rFonts w:ascii="Cambria Math" w:hAnsi="Cambria Math"/>
+                <w:i/>
+              </w:rPr>
+            </m:ctrlPr>
+          </m:sSubPr>
+          <m:e>
+            <m:r>
+              <w:rPr>
+                <w:rFonts w:ascii="Cambria Math" w:hAnsi="Cambria Math" w:hint="eastAsia"/>
+              </w:rPr>
+              <m:t>R</m:t>
+            </m:r>
+          </m:e>
+          <m:sub>
+            <m:r>
+              <w:rPr>
+                <w:rFonts w:ascii="Cambria Math" w:hAnsi="Cambria Math" w:hint="eastAsia"/>
+              </w:rPr>
+              <m:t>t</m:t>
+            </m:r>
+          </m:sub>
+        </m:sSub>
+      </m:oMath>
+      <w:r>
+        <w:rPr>
+          <w:rFonts w:hint="eastAsia"/>
+        </w:rPr>
+        <w:t>即可满足条件。</w:t>
+      </w:r>
+      <w:r>
+        <w:rPr>
+          <w:rFonts w:hint="eastAsia"/>
+        </w:rPr>
+        <w:t>一个更可取的方式是把要加密的原始数据</w:t>
+      </w:r>
+      <m:oMath>
+        <m:r>
+          <w:rPr>
+            <w:rFonts w:ascii="Cambria Math" w:hAnsi="Cambria Math"/>
+          </w:rPr>
+          <m:t>m</m:t>
+        </m:r>
+      </m:oMath>
+      <w:r>
+        <w:rPr>
+          <w:rFonts w:hint="eastAsia"/>
+        </w:rPr>
+        <w:t>变换成二进制的表现形式</w:t>
+      </w:r>
+      <m:oMath>
+        <m:r>
+          <w:rPr>
+            <w:rFonts w:ascii="Cambria Math" w:hAnsi="Cambria Math"/>
+          </w:rPr>
+          <m:t>m</m:t>
+        </m:r>
+        <m:r>
+          <m:rPr>
+            <m:sty m:val="p"/>
+          </m:rPr>
+          <w:rPr>
+            <w:rFonts w:ascii="Cambria Math" w:hAnsi="Cambria Math" w:hint="eastAsia"/>
+          </w:rPr>
+          <m:t>=</m:t>
+        </m:r>
+        <m:nary>
+          <m:naryPr>
+            <m:chr m:val="∑"/>
+            <m:limLoc m:val="subSup"/>
+            <m:ctrlPr>
+              <w:rPr>
+                <w:rFonts w:ascii="Cambria Math" w:hAnsi="Cambria Math"/>
+              </w:rPr>
+            </m:ctrlPr>
+          </m:naryPr>
+          <m:sub>
+            <m:r>
+              <w:rPr>
+                <w:rFonts w:ascii="Cambria Math" w:hAnsi="Cambria Math" w:hint="eastAsia"/>
+              </w:rPr>
+              <m:t>n</m:t>
+            </m:r>
+            <m:r>
+              <w:rPr>
+                <w:rFonts w:ascii="Cambria Math" w:hAnsi="Cambria Math"/>
+              </w:rPr>
+              <m:t>=0</m:t>
+            </m:r>
+          </m:sub>
+          <m:sup>
+            <m:r>
+              <w:rPr>
+                <w:rFonts w:ascii="Cambria Math" w:hAnsi="Cambria Math"/>
+              </w:rPr>
+              <m:t>b-1</m:t>
+            </m:r>
+          </m:sup>
+          <m:e>
+            <m:sSub>
+              <m:sSubPr>
+                <m:ctrlPr>
+                  <w:rPr>
+                    <w:rFonts w:ascii="Cambria Math" w:hAnsi="Cambria Math"/>
+                    <w:i/>
+                  </w:rPr>
+                </m:ctrlPr>
+              </m:sSubPr>
+              <m:e>
+                <m:r>
+                  <w:rPr>
+                    <w:rFonts w:ascii="Cambria Math" w:hAnsi="Cambria Math"/>
+                  </w:rPr>
+                  <m:t>a</m:t>
+                </m:r>
+              </m:e>
+              <m:sub>
+                <m:r>
+                  <w:rPr>
+                    <w:rFonts w:ascii="Cambria Math" w:hAnsi="Cambria Math"/>
+                  </w:rPr>
+                  <m:t>n</m:t>
+                </m:r>
+              </m:sub>
+            </m:sSub>
+            <m:sSup>
+              <m:sSupPr>
+                <m:ctrlPr>
+                  <w:rPr>
+                    <w:rFonts w:ascii="Cambria Math" w:hAnsi="Cambria Math"/>
+                    <w:i/>
+                  </w:rPr>
+                </m:ctrlPr>
+              </m:sSupPr>
+              <m:e>
+                <m:r>
+                  <w:rPr>
+                    <w:rFonts w:ascii="Cambria Math" w:hAnsi="Cambria Math"/>
+                  </w:rPr>
+                  <m:t>2</m:t>
+                </m:r>
+              </m:e>
+              <m:sup>
+                <m:r>
+                  <w:rPr>
+                    <w:rFonts w:ascii="Cambria Math" w:hAnsi="Cambria Math"/>
+                  </w:rPr>
+                  <m:t>n</m:t>
+                </m:r>
+              </m:sup>
+            </m:sSup>
+          </m:e>
+        </m:nary>
+      </m:oMath>
+      <w:r>
+        <w:rPr>
+          <w:rFonts w:hint="eastAsia"/>
+        </w:rPr>
+        <w:t>，并借此构造出</w:t>
+      </w:r>
+      <m:oMath>
+        <m:r>
+          <w:rPr>
+            <w:rFonts w:ascii="Cambria Math" w:hAnsi="Cambria Math"/>
+          </w:rPr>
+          <m:t>m</m:t>
+        </m:r>
+        <m:d>
+          <m:dPr>
+            <m:ctrlPr>
+              <w:rPr>
+                <w:rFonts w:ascii="Cambria Math" w:hAnsi="Cambria Math"/>
+              </w:rPr>
+            </m:ctrlPr>
+          </m:dPr>
+          <m:e>
+            <m:r>
+              <w:rPr>
+                <w:rFonts w:ascii="Cambria Math" w:hAnsi="Cambria Math"/>
+              </w:rPr>
+              <m:t>x</m:t>
+            </m:r>
+          </m:e>
+        </m:d>
+        <m:r>
+          <w:rPr>
+            <w:rFonts w:ascii="Cambria Math" w:hAnsi="Cambria Math" w:hint="eastAsia"/>
+          </w:rPr>
+          <m:t>=</m:t>
+        </m:r>
+        <m:nary>
+          <m:naryPr>
+            <m:chr m:val="∑"/>
+            <m:limLoc m:val="subSup"/>
+            <m:ctrlPr>
+              <w:rPr>
+                <w:rFonts w:ascii="Cambria Math" w:hAnsi="Cambria Math"/>
+              </w:rPr>
+            </m:ctrlPr>
+          </m:naryPr>
+          <m:sub>
+            <m:r>
+              <w:rPr>
+                <w:rFonts w:ascii="Cambria Math" w:hAnsi="Cambria Math" w:hint="eastAsia"/>
+              </w:rPr>
+              <m:t>n</m:t>
+            </m:r>
+            <m:r>
+              <w:rPr>
+                <w:rFonts w:ascii="Cambria Math" w:hAnsi="Cambria Math"/>
+              </w:rPr>
+              <m:t>=0</m:t>
+            </m:r>
+          </m:sub>
+          <m:sup>
+            <m:sSup>
+              <m:sSupPr>
+                <m:ctrlPr>
+                  <w:rPr>
+                    <w:rFonts w:ascii="Cambria Math" w:hAnsi="Cambria Math"/>
+                    <w:i/>
+                  </w:rPr>
+                </m:ctrlPr>
+              </m:sSupPr>
+              <m:e>
+                <m:r>
+                  <w:rPr>
+                    <w:rFonts w:ascii="Cambria Math" w:hAnsi="Cambria Math"/>
+                  </w:rPr>
+                  <m:t>2</m:t>
+                </m:r>
+              </m:e>
+              <m:sup>
+                <m:r>
+                  <w:rPr>
+                    <w:rFonts w:ascii="Cambria Math" w:hAnsi="Cambria Math"/>
+                  </w:rPr>
+                  <m:t>d-1</m:t>
+                </m:r>
+              </m:sup>
+            </m:sSup>
+            <m:r>
+              <w:rPr>
+                <w:rFonts w:ascii="Cambria Math" w:hAnsi="Cambria Math"/>
+              </w:rPr>
+              <m:t>-1</m:t>
+            </m:r>
+          </m:sup>
+          <m:e>
+            <m:sSub>
+              <m:sSubPr>
+                <m:ctrlPr>
+                  <w:rPr>
+                    <w:rFonts w:ascii="Cambria Math" w:hAnsi="Cambria Math"/>
+                    <w:i/>
+                  </w:rPr>
+                </m:ctrlPr>
+              </m:sSubPr>
+              <m:e>
+                <m:r>
+                  <w:rPr>
+                    <w:rFonts w:ascii="Cambria Math" w:hAnsi="Cambria Math"/>
+                  </w:rPr>
+                  <m:t>a</m:t>
+                </m:r>
+              </m:e>
+              <m:sub>
+                <m:r>
+                  <w:rPr>
+                    <w:rFonts w:ascii="Cambria Math" w:hAnsi="Cambria Math"/>
+                  </w:rPr>
+                  <m:t>n</m:t>
+                </m:r>
+              </m:sub>
+            </m:sSub>
+            <m:sSup>
+              <m:sSupPr>
+                <m:ctrlPr>
+                  <w:rPr>
+                    <w:rFonts w:ascii="Cambria Math" w:hAnsi="Cambria Math"/>
+                    <w:i/>
+                  </w:rPr>
+                </m:ctrlPr>
+              </m:sSupPr>
+              <m:e>
+                <m:r>
+                  <w:rPr>
+                    <w:rFonts w:ascii="Cambria Math" w:hAnsi="Cambria Math" w:hint="eastAsia"/>
+                  </w:rPr>
+                  <m:t>x</m:t>
+                </m:r>
+              </m:e>
+              <m:sup>
+                <m:r>
+                  <w:rPr>
+                    <w:rFonts w:ascii="Cambria Math" w:hAnsi="Cambria Math"/>
+                  </w:rPr>
+                  <m:t>n</m:t>
+                </m:r>
+              </m:sup>
+            </m:sSup>
+          </m:e>
+        </m:nary>
+        <m:r>
+          <w:rPr>
+            <w:rFonts w:ascii="Cambria Math" w:hAnsi="Cambria Math"/>
+          </w:rPr>
+          <m:t>∈</m:t>
+        </m:r>
+        <m:sSub>
+          <m:sSubPr>
+            <m:ctrlPr>
+              <w:rPr>
+                <w:rFonts w:ascii="Cambria Math" w:hAnsi="Cambria Math"/>
+                <w:i/>
+              </w:rPr>
+            </m:ctrlPr>
+          </m:sSubPr>
+          <m:e>
+            <m:r>
+              <w:rPr>
+                <w:rFonts w:ascii="Cambria Math" w:hAnsi="Cambria Math" w:hint="eastAsia"/>
+              </w:rPr>
+              <m:t>R</m:t>
+            </m:r>
+          </m:e>
+          <m:sub>
+            <m:r>
+              <w:rPr>
+                <w:rFonts w:ascii="Cambria Math" w:hAnsi="Cambria Math" w:hint="eastAsia"/>
+              </w:rPr>
+              <m:t>t</m:t>
+            </m:r>
+          </m:sub>
+        </m:sSub>
+      </m:oMath>
+      <w:r>
+        <w:rPr>
+          <w:rFonts w:hint="eastAsia"/>
+        </w:rPr>
+        <w:t>，当</w:t>
+      </w:r>
+      <m:oMath>
+        <m:r>
+          <w:rPr>
+            <w:rFonts w:ascii="Cambria Math" w:hAnsi="Cambria Math"/>
+          </w:rPr>
+          <m:t>n</m:t>
+        </m:r>
+        <m:r>
+          <m:rPr>
+            <m:sty m:val="p"/>
+          </m:rPr>
+          <w:rPr>
+            <w:rFonts w:ascii="Cambria Math" w:hAnsi="Cambria Math"/>
+          </w:rPr>
+          <m:t>≥</m:t>
+        </m:r>
+        <m:r>
+          <w:rPr>
+            <w:rFonts w:ascii="Cambria Math" w:hAnsi="Cambria Math"/>
+          </w:rPr>
+          <m:t>b</m:t>
+        </m:r>
+      </m:oMath>
+      <w:r>
+        <w:rPr>
+          <w:rFonts w:hint="eastAsia"/>
+        </w:rPr>
+        <w:t>时，</w:t>
+      </w:r>
+      <m:oMath>
+        <m:sSub>
+          <m:sSubPr>
+            <m:ctrlPr>
+              <w:rPr>
+                <w:rFonts w:ascii="Cambria Math" w:hAnsi="Cambria Math"/>
+                <w:i/>
+              </w:rPr>
+            </m:ctrlPr>
+          </m:sSubPr>
+          <m:e>
+            <m:r>
+              <w:rPr>
+                <w:rFonts w:ascii="Cambria Math" w:hAnsi="Cambria Math"/>
+              </w:rPr>
+              <m:t>a</m:t>
+            </m:r>
+          </m:e>
+          <m:sub>
+            <m:r>
+              <w:rPr>
+                <w:rFonts w:ascii="Cambria Math" w:hAnsi="Cambria Math"/>
+              </w:rPr>
+              <m:t>n</m:t>
+            </m:r>
+          </m:sub>
+        </m:sSub>
+      </m:oMath>
+      <w:r>
+        <w:rPr>
+          <w:rFonts w:hint="eastAsia"/>
+        </w:rPr>
+        <w:t>=0</w:t>
+      </w:r>
+      <w:r>
+        <w:rPr>
+          <w:rFonts w:hint="eastAsia"/>
+        </w:rPr>
+        <w:t>.</w:t>
+      </w:r>
+      <w:r>
+        <w:t xml:space="preserve"> </w:t>
+      </w:r>
+      <w:r>
+        <w:rPr>
+          <w:rFonts w:hint="eastAsia"/>
+        </w:rPr>
+        <w:t>要想求出解密后的原始数据只要计算</w:t>
+      </w:r>
+      <m:oMath>
+        <m:r>
+          <w:rPr>
+            <w:rFonts w:ascii="Cambria Math" w:hAnsi="Cambria Math"/>
+          </w:rPr>
+          <m:t>m</m:t>
+        </m:r>
+        <m:d>
+          <m:dPr>
+            <m:ctrlPr>
+              <w:rPr>
+                <w:rFonts w:ascii="Cambria Math" w:hAnsi="Cambria Math"/>
+              </w:rPr>
+            </m:ctrlPr>
+          </m:dPr>
+          <m:e>
+            <m:r>
+              <w:rPr>
+                <w:rFonts w:ascii="Cambria Math" w:hAnsi="Cambria Math"/>
+              </w:rPr>
+              <m:t>x</m:t>
+            </m:r>
+          </m:e>
+        </m:d>
+        <m:r>
+          <w:rPr>
+            <w:rFonts w:ascii="Cambria Math" w:hAnsi="Cambria Math" w:hint="eastAsia"/>
+          </w:rPr>
+          <m:t>=</m:t>
+        </m:r>
+        <m:r>
+          <w:rPr>
+            <w:rFonts w:ascii="Cambria Math" w:hAnsi="Cambria Math"/>
+          </w:rPr>
+          <m:t>m</m:t>
+        </m:r>
+        <m:d>
+          <m:dPr>
+            <m:ctrlPr>
+              <w:rPr>
+                <w:rFonts w:ascii="Cambria Math" w:hAnsi="Cambria Math"/>
+              </w:rPr>
+            </m:ctrlPr>
+          </m:dPr>
+          <m:e>
+            <m:r>
+              <w:rPr>
+                <w:rFonts w:ascii="Cambria Math" w:hAnsi="Cambria Math" w:hint="eastAsia"/>
+              </w:rPr>
+              <m:t>2</m:t>
+            </m:r>
+          </m:e>
+        </m:d>
+        <m:r>
+          <w:rPr>
+            <w:rFonts w:ascii="Cambria Math" w:hAnsi="Cambria Math" w:hint="eastAsia"/>
+          </w:rPr>
+          <m:t>=</m:t>
+        </m:r>
+        <m:r>
+          <w:rPr>
+            <w:rFonts w:ascii="Cambria Math" w:hAnsi="Cambria Math"/>
+          </w:rPr>
+          <m:t>m</m:t>
+        </m:r>
+      </m:oMath>
+      <w:r>
+        <w:rPr>
+          <w:rFonts w:hint="eastAsia"/>
+        </w:rPr>
+        <w:t>即可。因为同态加法和同态乘法操作将会对应于多项式上的相应操作，从而依旧会得到相应的正确结果。</w:t>
+      </w:r>
+    </w:p>
+    <w:p>
+      <w:pPr>
+        <w:pStyle w:val="a3"/>
+        <w:ind w:left="360" w:firstLineChars="0" w:firstLine="0"/>
+      </w:pPr>
+      <w:r>
+        <w:rPr>
+          <w:rFonts w:hint="eastAsia"/>
+        </w:rPr>
+        <w:t>密文是由两个多项式</w:t>
+      </w:r>
+      <m:oMath>
+        <m:sSub>
+          <m:sSubPr>
+            <m:ctrlPr>
+              <w:rPr>
+                <w:rFonts w:ascii="Cambria Math" w:hAnsi="Cambria Math"/>
+                <w:i/>
+              </w:rPr>
+            </m:ctrlPr>
+          </m:sSubPr>
+          <m:e>
+            <m:r>
+              <w:rPr>
+                <w:rFonts w:ascii="Cambria Math" w:hAnsi="Cambria Math"/>
+              </w:rPr>
+              <m:t>(R</m:t>
+            </m:r>
+          </m:e>
+          <m:sub>
+            <m:r>
+              <w:rPr>
+                <w:rFonts w:ascii="Cambria Math" w:hAnsi="Cambria Math" w:hint="eastAsia"/>
+              </w:rPr>
+              <m:t>q</m:t>
+            </m:r>
+          </m:sub>
+        </m:sSub>
+        <m:r>
+          <w:rPr>
+            <w:rFonts w:ascii="Cambria Math" w:hAnsi="Cambria Math"/>
+          </w:rPr>
+          <m:t xml:space="preserve">, </m:t>
+        </m:r>
+        <m:sSub>
+          <m:sSubPr>
+            <m:ctrlPr>
+              <w:rPr>
+                <w:rFonts w:ascii="Cambria Math" w:hAnsi="Cambria Math"/>
+                <w:i/>
+              </w:rPr>
+            </m:ctrlPr>
+          </m:sSubPr>
+          <m:e>
+            <m:r>
+              <w:rPr>
+                <w:rFonts w:ascii="Cambria Math" w:hAnsi="Cambria Math"/>
+              </w:rPr>
+              <m:t>R</m:t>
+            </m:r>
+          </m:e>
+          <m:sub>
+            <m:r>
+              <w:rPr>
+                <w:rFonts w:ascii="Cambria Math" w:hAnsi="Cambria Math"/>
+              </w:rPr>
+              <m:t>q</m:t>
+            </m:r>
+          </m:sub>
+        </m:sSub>
+        <m:r>
+          <w:rPr>
+            <w:rFonts w:ascii="Cambria Math" w:hAnsi="Cambria Math"/>
+          </w:rPr>
+          <m:t>)</m:t>
+        </m:r>
+      </m:oMath>
+      <w:r>
+        <w:rPr>
+          <w:rFonts w:hint="eastAsia"/>
+        </w:rPr>
+        <w:t>组成的,</w:t>
+      </w:r>
+      <w:r>
+        <w:t xml:space="preserve"> </w:t>
+      </w:r>
+      <w:r>
+        <w:rPr>
+          <w:rFonts w:hint="eastAsia"/>
+        </w:rPr>
+        <w:t>这两个多项式的笛卡儿积</w:t>
+      </w:r>
+      <m:oMath>
+        <m:sSub>
+          <m:sSubPr>
+            <m:ctrlPr>
+              <w:rPr>
+                <w:rFonts w:ascii="Cambria Math" w:hAnsi="Cambria Math"/>
+                <w:i/>
+              </w:rPr>
+            </m:ctrlPr>
+          </m:sSubPr>
+          <m:e>
+            <m:r>
+              <w:rPr>
+                <w:rFonts w:ascii="Cambria Math" w:hAnsi="Cambria Math" w:hint="eastAsia"/>
+              </w:rPr>
+              <m:t>C=</m:t>
+            </m:r>
+            <m:r>
+              <w:rPr>
+                <w:rFonts w:ascii="Cambria Math" w:hAnsi="Cambria Math"/>
+              </w:rPr>
+              <m:t>R</m:t>
+            </m:r>
+          </m:e>
+          <m:sub>
+            <m:r>
+              <w:rPr>
+                <w:rFonts w:ascii="Cambria Math" w:hAnsi="Cambria Math"/>
+              </w:rPr>
+              <m:t>q</m:t>
+            </m:r>
+          </m:sub>
+        </m:sSub>
+        <m:r>
+          <w:rPr>
+            <w:rFonts w:ascii="Cambria Math" w:hAnsi="Cambria Math"/>
+          </w:rPr>
+          <m:t>×</m:t>
+        </m:r>
+        <m:sSub>
+          <m:sSubPr>
+            <m:ctrlPr>
+              <w:rPr>
+                <w:rFonts w:ascii="Cambria Math" w:hAnsi="Cambria Math"/>
+                <w:i/>
+              </w:rPr>
+            </m:ctrlPr>
+          </m:sSubPr>
+          <m:e>
+            <m:r>
+              <w:rPr>
+                <w:rFonts w:ascii="Cambria Math" w:hAnsi="Cambria Math"/>
+              </w:rPr>
+              <m:t>R</m:t>
+            </m:r>
+          </m:e>
+          <m:sub>
+            <m:r>
+              <w:rPr>
+                <w:rFonts w:ascii="Cambria Math" w:hAnsi="Cambria Math"/>
+              </w:rPr>
+              <m:t>q</m:t>
+            </m:r>
+          </m:sub>
+        </m:sSub>
+      </m:oMath>
+      <w:r>
+        <w:rPr>
+          <w:rFonts w:hint="eastAsia"/>
+        </w:rPr>
+        <w:t>构成了密文空间，其中为了</w:t>
+      </w:r>
+      <w:r>
+        <w:rPr>
+          <w:rFonts w:hint="eastAsia"/>
+        </w:rPr>
+        <w:t>语义安全，</w:t>
+      </w:r>
+      <m:oMath>
+        <m:r>
+          <w:rPr>
+            <w:rFonts w:ascii="Cambria Math" w:hAnsi="Cambria Math" w:hint="eastAsia"/>
+          </w:rPr>
+          <m:t>q</m:t>
+        </m:r>
+        <m:r>
+          <w:rPr>
+            <w:rFonts w:ascii="Cambria Math" w:hAnsi="Cambria Math"/>
+          </w:rPr>
+          <m:t>≫</m:t>
+        </m:r>
+        <m:r>
+          <w:rPr>
+            <w:rFonts w:ascii="Cambria Math" w:hAnsi="Cambria Math" w:hint="eastAsia"/>
+          </w:rPr>
+          <m:t>t</m:t>
+        </m:r>
+      </m:oMath>
+      <w:r>
+        <w:rPr>
+          <w:rFonts w:hint="eastAsia"/>
+        </w:rPr>
+        <w:t>.</w:t>
+      </w:r>
+    </w:p>
+    <w:p>
+      <w:pPr>
+        <w:pStyle w:val="a3"/>
+        <w:ind w:left="360" w:firstLineChars="0" w:firstLine="0"/>
+      </w:pPr>
+      <w:r>
+        <w:t>BFV</w:t>
+      </w:r>
+      <w:r>
+        <w:rPr>
+          <w:rFonts w:hint="eastAsia"/>
+        </w:rPr>
+        <w:t>方案的参数为：</w:t>
+      </w:r>
+      <m:oMath>
+        <m:r>
+          <w:rPr>
+            <w:rFonts w:ascii="Cambria Math" w:hAnsi="Cambria Math" w:hint="eastAsia"/>
+          </w:rPr>
+          <m:t>d</m:t>
+        </m:r>
+      </m:oMath>
+      <w:r>
+        <w:rPr>
+          <w:rFonts w:hint="eastAsia"/>
+        </w:rPr>
+        <w:t>，决定了明文空间和</w:t>
+      </w:r>
+      <w:r>
+        <w:rPr>
+          <w:rFonts w:hint="eastAsia"/>
+          <w:b/>
+        </w:rPr>
+        <w:t>密文空间</w:t>
+      </w:r>
+      <w:r>
+        <w:rPr>
+          <w:rFonts w:hint="eastAsia"/>
+        </w:rPr>
+        <w:t>的最高次数</w:t>
+      </w:r>
+      <w:r>
+        <w:rPr>
+          <w:rFonts w:hint="eastAsia"/>
+        </w:rPr>
+        <w:t>；</w:t>
+      </w:r>
+      <m:oMath>
+        <m:r>
+          <w:rPr>
+            <w:rFonts w:ascii="Cambria Math" w:hAnsi="Cambria Math" w:hint="eastAsia"/>
+          </w:rPr>
+          <m:t>t</m:t>
+        </m:r>
+      </m:oMath>
+      <w:r>
+        <w:rPr>
+          <w:rFonts w:hint="eastAsia"/>
+        </w:rPr>
+        <w:t>，决定了明文空间中多项式可取值的整数系数的集合；</w:t>
+      </w:r>
+      <m:oMath>
+        <m:r>
+          <w:rPr>
+            <w:rFonts w:ascii="Cambria Math" w:hAnsi="Cambria Math" w:hint="eastAsia"/>
+          </w:rPr>
+          <m:t>q</m:t>
+        </m:r>
+      </m:oMath>
+      <w:r>
+        <w:rPr>
+          <w:rFonts w:hint="eastAsia"/>
+        </w:rPr>
+        <w:t>，决定了密文空间中多项式可取值的整数系数的集合；</w:t>
+      </w:r>
+      <m:oMath>
+        <m:r>
+          <w:rPr>
+            <w:rFonts w:ascii="Cambria Math" w:hAnsi="Cambria Math"/>
+          </w:rPr>
+          <m:t>σ</m:t>
+        </m:r>
+      </m:oMath>
+      <w:r>
+        <w:rPr>
+          <w:rFonts w:hint="eastAsia"/>
+        </w:rPr>
+        <w:t>，决定了为语义安全而使用的随机性的程度，通常可以看作是离散高斯分布的标准差。</w:t>
+      </w:r>
+      <w:r>
+        <w:rPr>
+          <w:rFonts w:hint="eastAsia"/>
+        </w:rPr>
+        <w:t>例如，可以取值</w:t>
+      </w:r>
+      <m:oMath>
+        <m:r>
+          <w:rPr>
+            <w:rFonts w:ascii="Cambria Math" w:hAnsi="Cambria Math" w:hint="eastAsia"/>
+          </w:rPr>
+          <m:t>d</m:t>
+        </m:r>
+        <m:r>
+          <w:rPr>
+            <w:rFonts w:ascii="Cambria Math" w:hAnsi="Cambria Math" w:hint="eastAsia"/>
+          </w:rPr>
+          <m:t>=13</m:t>
+        </m:r>
+      </m:oMath>
+      <w:r>
+        <w:rPr>
+          <w:rFonts w:hint="eastAsia"/>
+        </w:rPr>
+        <w:t>，</w:t>
+      </w:r>
+      <m:oMath>
+        <m:r>
+          <w:rPr>
+            <w:rFonts w:ascii="Cambria Math" w:hAnsi="Cambria Math"/>
+          </w:rPr>
+          <m:t>q=</m:t>
+        </m:r>
+        <m:sSup>
+          <m:sSupPr>
+            <m:ctrlPr>
+              <w:rPr>
+                <w:rFonts w:ascii="Cambria Math" w:hAnsi="Cambria Math"/>
+                <w:i/>
+              </w:rPr>
+            </m:ctrlPr>
+          </m:sSupPr>
+          <m:e>
+            <m:r>
+              <w:rPr>
+                <w:rFonts w:ascii="Cambria Math" w:hAnsi="Cambria Math"/>
+              </w:rPr>
+              <m:t>2</m:t>
+            </m:r>
+          </m:e>
+          <m:sup>
+            <m:r>
+              <w:rPr>
+                <w:rFonts w:ascii="Cambria Math" w:hAnsi="Cambria Math"/>
+              </w:rPr>
+              <m:t>128</m:t>
+            </m:r>
+          </m:sup>
+        </m:sSup>
+      </m:oMath>
+      <w:r>
+        <w:rPr>
+          <w:rFonts w:hint="eastAsia"/>
+        </w:rPr>
+        <w:t>，</w:t>
+      </w:r>
+      <m:oMath>
+        <m:r>
+          <w:rPr>
+            <w:rFonts w:ascii="Cambria Math" w:hAnsi="Cambria Math" w:hint="eastAsia"/>
+          </w:rPr>
+          <m:t>t=</m:t>
+        </m:r>
+        <m:sSup>
+          <m:sSupPr>
+            <m:ctrlPr>
+              <w:rPr>
+                <w:rFonts w:ascii="Cambria Math" w:hAnsi="Cambria Math"/>
+                <w:i/>
+              </w:rPr>
+            </m:ctrlPr>
+          </m:sSupPr>
+          <m:e>
+            <m:r>
+              <w:rPr>
+                <w:rFonts w:ascii="Cambria Math" w:hAnsi="Cambria Math" w:hint="eastAsia"/>
+              </w:rPr>
+              <m:t>2</m:t>
+            </m:r>
+          </m:e>
+          <m:sup>
+            <m:r>
+              <w:rPr>
+                <w:rFonts w:ascii="Cambria Math" w:hAnsi="Cambria Math" w:hint="eastAsia"/>
+              </w:rPr>
+              <m:t>15</m:t>
+            </m:r>
+          </m:sup>
+        </m:sSup>
+      </m:oMath>
+      <w:r>
+        <w:rPr>
+          <w:rFonts w:hint="eastAsia"/>
+        </w:rPr>
+        <w:t>，</w:t>
+      </w:r>
+      <m:oMath>
+        <m:r>
+          <w:rPr>
+            <w:rFonts w:ascii="Cambria Math" w:hAnsi="Cambria Math"/>
+          </w:rPr>
+          <m:t>σ</m:t>
+        </m:r>
+        <m:r>
+          <w:rPr>
+            <w:rFonts w:ascii="Cambria Math" w:hAnsi="Cambria Math" w:hint="eastAsia"/>
+          </w:rPr>
+          <m:t>=16</m:t>
+        </m:r>
+      </m:oMath>
+      <w:r>
+        <w:rPr>
+          <w:rFonts w:hint="eastAsia"/>
+        </w:rPr>
+        <w:t>.</w:t>
+      </w:r>
+    </w:p>
+    <w:p>
+      <w:pPr>
+        <w:pStyle w:val="a3"/>
+        <w:ind w:left="360" w:firstLineChars="0" w:firstLine="0"/>
+      </w:pPr>
+      <w:r>
+        <w:rPr>
+          <w:rFonts w:hint="eastAsia"/>
+        </w:rPr>
+        <w:t>BFV方案</w:t>
+      </w:r>
+      <w:r>
+        <w:rPr>
+          <w:rFonts w:hint="eastAsia"/>
+        </w:rPr>
+        <w:t>可以分为</w:t>
+      </w:r>
+      <m:oMath>
+        <m:r>
+          <w:rPr>
+            <w:rFonts w:ascii="Cambria Math" w:hAnsi="Cambria Math"/>
+          </w:rPr>
+          <m:t>SecretKeyGen</m:t>
+        </m:r>
+      </m:oMath>
+      <w:r>
+        <w:rPr>
+          <w:rFonts w:hint="eastAsia"/>
+        </w:rPr>
+        <w:t>、</w:t>
+      </w:r>
+      <m:oMath>
+        <m:r>
+          <w:rPr>
+            <w:rFonts w:ascii="Cambria Math" w:hAnsi="Cambria Math"/>
+          </w:rPr>
+          <m:t>Public</m:t>
+        </m:r>
+        <m:r>
+          <w:rPr>
+            <w:rFonts w:ascii="Cambria Math" w:hAnsi="Cambria Math"/>
+          </w:rPr>
+          <m:t>KeyGen</m:t>
+        </m:r>
+      </m:oMath>
+      <w:r>
+        <w:rPr>
+          <w:rFonts w:hint="eastAsia"/>
+        </w:rPr>
+        <w:t>、</w:t>
+      </w:r>
+      <m:oMath>
+        <m:r>
+          <w:rPr>
+            <w:rFonts w:ascii="Cambria Math" w:hAnsi="Cambria Math"/>
+          </w:rPr>
+          <m:t>Relinear</m:t>
+        </m:r>
+        <m:r>
+          <w:rPr>
+            <w:rFonts w:ascii="Cambria Math" w:hAnsi="Cambria Math"/>
+          </w:rPr>
+          <m:t>KeyGen</m:t>
+        </m:r>
+      </m:oMath>
+      <w:r>
+        <w:rPr>
+          <w:rFonts w:hint="eastAsia"/>
+        </w:rPr>
+        <w:t>、</w:t>
+      </w:r>
+      <m:oMath>
+        <m:r>
+          <w:rPr>
+            <w:rFonts w:ascii="Cambria Math" w:hAnsi="Cambria Math"/>
+          </w:rPr>
+          <m:t>Encrypt</m:t>
+        </m:r>
+      </m:oMath>
+      <w:r>
+        <w:rPr>
+          <w:rFonts w:hint="eastAsia"/>
+        </w:rPr>
+        <w:t>、</w:t>
+      </w:r>
+      <m:oMath>
+        <m:r>
+          <w:rPr>
+            <w:rFonts w:ascii="Cambria Math" w:hAnsi="Cambria Math"/>
+          </w:rPr>
+          <m:t>Decrypt</m:t>
+        </m:r>
+      </m:oMath>
+      <w:r>
+        <w:rPr>
+          <w:rFonts w:hint="eastAsia"/>
+        </w:rPr>
+        <w:t>、</w:t>
+      </w:r>
+      <m:oMath>
+        <m:r>
+          <w:rPr>
+            <w:rFonts w:ascii="Cambria Math" w:hAnsi="Cambria Math"/>
+          </w:rPr>
+          <m:t>Add</m:t>
+        </m:r>
+      </m:oMath>
+      <w:r>
+        <w:rPr>
+          <w:rFonts w:hint="eastAsia"/>
+        </w:rPr>
+        <w:t>和</w:t>
+      </w:r>
+      <m:oMath>
+        <m:r>
+          <w:rPr>
+            <w:rFonts w:ascii="Cambria Math" w:hAnsi="Cambria Math"/>
+          </w:rPr>
+          <m:t>Mul</m:t>
+        </m:r>
+      </m:oMath>
+      <w:r>
+        <w:rPr>
+          <w:rFonts w:hint="eastAsia"/>
+        </w:rPr>
+        <w:t>这几个部分</w:t>
+      </w:r>
+      <w:r>
+        <w:rPr>
+          <w:rFonts w:hint="eastAsia"/>
+        </w:rPr>
+        <w:t>。</w:t>
+      </w:r>
+    </w:p>
+    <w:p>
+      <w:pPr>
+        <w:pStyle w:val="a3"/>
+        <w:ind w:left="360" w:firstLineChars="0" w:firstLine="0"/>
+        <w:rPr>
+          <w:rFonts w:hint="eastAsia"/>
+        </w:rPr>
+      </w:pPr>
+      <m:oMath>
+        <m:r>
+          <w:rPr>
+            <w:rFonts w:ascii="Cambria Math" w:hAnsi="Cambria Math"/>
+          </w:rPr>
+          <w:lastRenderedPageBreak/>
+          <m:t>SecretKeyGen</m:t>
+        </m:r>
+      </m:oMath>
+      <w:r>
+        <w:rPr>
+          <w:rFonts w:hint="eastAsia"/>
+        </w:rPr>
+        <w:t>Sec</w:t>
+      </w:r>
+      <w:r>
+        <w:t>retKeyGen</w:t>
+      </w:r>
+      <w:r>
+        <w:rPr>
+          <w:rFonts w:hint="eastAsia"/>
+        </w:rPr>
+        <w:t>：</w:t>
+      </w:r>
+      <w:r>
+        <w:rPr>
+          <w:rFonts w:hint="eastAsia"/>
+        </w:rPr>
+        <w:t>私有</w:t>
+      </w:r>
+      <w:r>
+        <w:rPr>
+          <w:rFonts w:hint="eastAsia"/>
+        </w:rPr>
+        <w:t>密钥</w:t>
+      </w:r>
+      <m:oMath>
+        <m:r>
+          <w:rPr>
+            <w:rFonts w:ascii="Cambria Math" w:hAnsi="Cambria Math"/>
+          </w:rPr>
+          <m:t>sk</m:t>
+        </m:r>
+      </m:oMath>
+      <w:r>
+        <w:rPr>
+          <w:rFonts w:hint="eastAsia"/>
+        </w:rPr>
+        <w:t>可以简单的</w:t>
+      </w:r>
+      <w:r>
+        <w:rPr>
+          <w:rFonts w:hint="eastAsia"/>
+        </w:rPr>
+        <w:t>随机</w:t>
+      </w:r>
+      <w:r>
+        <w:rPr>
+          <w:rFonts w:hint="eastAsia"/>
+        </w:rPr>
+        <w:t>均匀抽取于（自）多项式环</w:t>
+      </w:r>
+      <m:oMath>
+        <m:sSub>
+          <m:sSubPr>
+            <m:ctrlPr>
+              <w:rPr>
+                <w:rFonts w:ascii="Cambria Math" w:hAnsi="Cambria Math"/>
+              </w:rPr>
+            </m:ctrlPr>
+          </m:sSubPr>
+          <m:e>
+            <m:r>
+              <w:rPr>
+                <w:rFonts w:ascii="Cambria Math" w:hAnsi="Cambria Math" w:hint="eastAsia"/>
+              </w:rPr>
+              <m:t>R</m:t>
+            </m:r>
+          </m:e>
+          <m:sub>
+            <m:r>
+              <w:rPr>
+                <w:rFonts w:ascii="Cambria Math" w:hAnsi="Cambria Math" w:hint="eastAsia"/>
+              </w:rPr>
+              <m:t>2</m:t>
+            </m:r>
+          </m:sub>
+        </m:sSub>
+      </m:oMath>
+      <w:r>
+        <w:rPr>
+          <w:rFonts w:hint="eastAsia"/>
+        </w:rPr>
+        <w:t>（多项式</w:t>
+      </w:r>
+      <m:oMath>
+        <m:r>
+          <w:rPr>
+            <w:rFonts w:ascii="Cambria Math" w:hAnsi="Cambria Math"/>
+          </w:rPr>
+          <m:t>sk</m:t>
+        </m:r>
+      </m:oMath>
+      <w:r>
+        <w:rPr>
+          <w:rFonts w:hint="eastAsia"/>
+        </w:rPr>
+        <w:t>的最高次数由</w:t>
+      </w:r>
+      <m:oMath>
+        <m:sSup>
+          <m:sSupPr>
+            <m:ctrlPr>
+              <w:rPr>
+                <w:rFonts w:ascii="Cambria Math" w:hAnsi="Cambria Math"/>
+                <w:i/>
+              </w:rPr>
+            </m:ctrlPr>
+          </m:sSupPr>
+          <m:e>
+            <m:r>
+              <w:rPr>
+                <w:rFonts w:ascii="Cambria Math" w:hAnsi="Cambria Math"/>
+              </w:rPr>
+              <m:t>2</m:t>
+            </m:r>
+          </m:e>
+          <m:sup>
+            <m:r>
+              <w:rPr>
+                <w:rFonts w:ascii="Cambria Math" w:hAnsi="Cambria Math"/>
+              </w:rPr>
+              <m:t>d-1</m:t>
+            </m:r>
+          </m:sup>
+        </m:sSup>
+        <m:r>
+          <w:rPr>
+            <w:rFonts w:ascii="Cambria Math" w:hAnsi="Cambria Math"/>
+          </w:rPr>
+          <m:t>-1</m:t>
+        </m:r>
+      </m:oMath>
+      <w:r>
+        <w:rPr>
+          <w:rFonts w:hint="eastAsia"/>
+        </w:rPr>
+        <w:t>决定，多项式</w:t>
+      </w:r>
+      <m:oMath>
+        <m:r>
+          <w:rPr>
+            <w:rFonts w:ascii="Cambria Math" w:hAnsi="Cambria Math"/>
+          </w:rPr>
+          <m:t>sk</m:t>
+        </m:r>
+      </m:oMath>
+      <w:r>
+        <w:rPr>
+          <w:rFonts w:hint="eastAsia"/>
+        </w:rPr>
+        <w:t>的系数</w:t>
+      </w:r>
+      <w:r>
+        <w:rPr>
+          <w:rFonts w:hint="eastAsia"/>
+        </w:rPr>
+        <w:t>取自整数集合</w:t>
+      </w:r>
+      <m:oMath>
+        <m:sSub>
+          <m:sSubPr>
+            <m:ctrlPr>
+              <w:rPr>
+                <w:rFonts w:ascii="Cambria Math" w:hAnsi="Cambria Math"/>
+              </w:rPr>
+            </m:ctrlPr>
+          </m:sSubPr>
+          <m:e>
+            <m:r>
+              <w:rPr>
+                <w:rFonts w:ascii="Cambria Math" w:hAnsi="Cambria Math" w:hint="eastAsia"/>
+              </w:rPr>
+              <m:t>Z</m:t>
+            </m:r>
+          </m:e>
+          <m:sub>
+            <m:r>
+              <w:rPr>
+                <w:rFonts w:ascii="Cambria Math" w:hAnsi="Cambria Math" w:hint="eastAsia"/>
+              </w:rPr>
+              <m:t>2</m:t>
+            </m:r>
+          </m:sub>
+        </m:sSub>
+        <m:r>
+          <w:rPr>
+            <w:rFonts w:ascii="Cambria Math" w:hAnsi="Cambria Math" w:hint="eastAsia"/>
+          </w:rPr>
+          <m:t>=</m:t>
+        </m:r>
+        <m:d>
+          <m:dPr>
+            <m:begChr m:val="{"/>
+            <m:endChr m:val="}"/>
+            <m:ctrlPr>
+              <w:rPr>
+                <w:rFonts w:ascii="Cambria Math" w:hAnsi="Cambria Math"/>
+              </w:rPr>
+            </m:ctrlPr>
+          </m:dPr>
+          <m:e>
+            <m:r>
+              <w:rPr>
+                <w:rFonts w:ascii="Cambria Math" w:hAnsi="Cambria Math"/>
+              </w:rPr>
+              <m:t>n:n∈Z, -</m:t>
+            </m:r>
+            <m:r>
+              <w:rPr>
+                <w:rFonts w:ascii="Cambria Math" w:hAnsi="Cambria Math" w:hint="eastAsia"/>
+              </w:rPr>
+              <m:t>2</m:t>
+            </m:r>
+            <m:r>
+              <w:rPr>
+                <w:rFonts w:ascii="Cambria Math" w:hAnsi="Cambria Math"/>
+              </w:rPr>
+              <m:t>/2&lt;n≤</m:t>
+            </m:r>
+            <m:r>
+              <w:rPr>
+                <w:rFonts w:ascii="Cambria Math" w:hAnsi="Cambria Math" w:hint="eastAsia"/>
+              </w:rPr>
+              <m:t>2</m:t>
+            </m:r>
+            <m:r>
+              <w:rPr>
+                <w:rFonts w:ascii="Cambria Math" w:hAnsi="Cambria Math"/>
+              </w:rPr>
+              <m:t>/2</m:t>
+            </m:r>
+          </m:e>
+        </m:d>
+      </m:oMath>
+      <w:r>
+        <w:rPr>
+          <w:rFonts w:hint="eastAsia"/>
+        </w:rPr>
+        <w:t>）。这里使用一个长度为</w:t>
+      </w:r>
+      <m:oMath>
+        <m:sSup>
+          <m:sSupPr>
+            <m:ctrlPr>
+              <w:rPr>
+                <w:rFonts w:ascii="Cambria Math" w:hAnsi="Cambria Math"/>
+                <w:i/>
+              </w:rPr>
+            </m:ctrlPr>
+          </m:sSupPr>
+          <m:e>
+            <m:r>
+              <w:rPr>
+                <w:rFonts w:ascii="Cambria Math" w:hAnsi="Cambria Math"/>
+              </w:rPr>
+              <m:t>2</m:t>
+            </m:r>
+          </m:e>
+          <m:sup>
+            <m:r>
+              <w:rPr>
+                <w:rFonts w:ascii="Cambria Math" w:hAnsi="Cambria Math"/>
+              </w:rPr>
+              <m:t>d-1</m:t>
+            </m:r>
+          </m:sup>
+        </m:sSup>
+      </m:oMath>
+      <w:r>
+        <w:rPr>
+          <w:rFonts w:hint="eastAsia"/>
+        </w:rPr>
+        <w:t>的二进制向量来代表多项式的系数</w:t>
+      </w:r>
+      <w:r>
+        <w:rPr>
+          <w:rFonts w:hint="eastAsia"/>
+        </w:rPr>
+        <w:t>，向量的每个元素按等概率的取自</w:t>
+      </w:r>
+      <m:oMath>
+        <m:sSub>
+          <m:sSubPr>
+            <m:ctrlPr>
+              <w:rPr>
+                <w:rFonts w:ascii="Cambria Math" w:hAnsi="Cambria Math"/>
+              </w:rPr>
+            </m:ctrlPr>
+          </m:sSubPr>
+          <m:e>
+            <m:r>
+              <w:rPr>
+                <w:rFonts w:ascii="Cambria Math" w:hAnsi="Cambria Math" w:hint="eastAsia"/>
+              </w:rPr>
+              <m:t>Z</m:t>
+            </m:r>
+          </m:e>
+          <m:sub>
+            <m:r>
+              <w:rPr>
+                <w:rFonts w:ascii="Cambria Math" w:hAnsi="Cambria Math" w:hint="eastAsia"/>
+              </w:rPr>
+              <m:t>2</m:t>
+            </m:r>
+          </m:sub>
+        </m:sSub>
+      </m:oMath>
+      <w:r>
+        <w:rPr>
+          <w:rFonts w:hint="eastAsia"/>
+        </w:rPr>
+        <w:t>。</w:t>
+      </w:r>
+    </w:p>
+    <w:p>
+      <w:pPr>
+        <w:pStyle w:val="a3"/>
+        <w:ind w:left="360" w:firstLineChars="0" w:firstLine="0"/>
+      </w:pPr>
+      <m:oMath>
+        <m:r>
+          <w:rPr>
+            <w:rFonts w:ascii="Cambria Math" w:hAnsi="Cambria Math"/>
+          </w:rPr>
+          <m:t>PublicKeyGen</m:t>
+        </m:r>
+      </m:oMath>
+      <w:r>
+        <w:rPr>
+          <w:rFonts w:hint="eastAsia"/>
+        </w:rPr>
+        <w:t>：公开密钥</w:t>
+      </w:r>
+      <m:oMath>
+        <m:r>
+          <w:rPr>
+            <w:rFonts w:ascii="Cambria Math" w:hAnsi="Cambria Math"/>
+          </w:rPr>
+          <m:t>p</m:t>
+        </m:r>
+        <m:r>
+          <w:rPr>
+            <w:rFonts w:ascii="Cambria Math" w:hAnsi="Cambria Math"/>
+          </w:rPr>
+          <m:t>k</m:t>
+        </m:r>
+      </m:oMath>
+      <w:r>
+        <w:rPr>
+          <w:rFonts w:hint="eastAsia"/>
+        </w:rPr>
+        <w:t>是由两个多项式构成的二元组。</w:t>
+      </w:r>
+    </w:p>
+    <w:p>
+      <w:pPr>
+        <w:pStyle w:val="a3"/>
+        <w:ind w:left="360" w:firstLineChars="0" w:firstLine="0"/>
+      </w:pPr>
+      <m:oMathPara>
+        <m:oMath>
+          <m:r>
+            <w:rPr>
+              <w:rFonts w:ascii="Cambria Math" w:hAnsi="Cambria Math"/>
+            </w:rPr>
+            <m:t xml:space="preserve"> pk=</m:t>
+          </m:r>
+          <m:d>
+            <m:dPr>
+              <m:ctrlPr>
+                <w:rPr>
+                  <w:rFonts w:ascii="Cambria Math" w:hAnsi="Cambria Math"/>
+                  <w:i/>
+                </w:rPr>
+              </m:ctrlPr>
+            </m:dPr>
+            <m:e>
+              <m:sSub>
+                <m:sSubPr>
+                  <m:ctrlPr>
+                    <w:rPr>
+                      <w:rFonts w:ascii="Cambria Math" w:hAnsi="Cambria Math"/>
+                      <w:i/>
+                    </w:rPr>
+                  </m:ctrlPr>
+                </m:sSubPr>
+                <m:e>
+                  <m:r>
+                    <w:rPr>
+                      <w:rFonts w:ascii="Cambria Math" w:hAnsi="Cambria Math"/>
+                    </w:rPr>
+                    <m:t>p</m:t>
+                  </m:r>
+                </m:e>
+                <m:sub>
+                  <m:r>
+                    <w:rPr>
+                      <w:rFonts w:ascii="Cambria Math" w:hAnsi="Cambria Math"/>
+                    </w:rPr>
+                    <m:t>0</m:t>
+                  </m:r>
+                </m:sub>
+              </m:sSub>
+              <m:r>
+                <w:rPr>
+                  <w:rFonts w:ascii="Cambria Math" w:hAnsi="Cambria Math"/>
+                </w:rPr>
+                <m:t xml:space="preserve">, </m:t>
+              </m:r>
+              <m:sSub>
+                <m:sSubPr>
+                  <m:ctrlPr>
+                    <w:rPr>
+                      <w:rFonts w:ascii="Cambria Math" w:hAnsi="Cambria Math"/>
+                      <w:i/>
+                    </w:rPr>
+                  </m:ctrlPr>
+                </m:sSubPr>
+                <m:e>
+                  <m:r>
+                    <w:rPr>
+                      <w:rFonts w:ascii="Cambria Math" w:hAnsi="Cambria Math"/>
+                    </w:rPr>
+                    <m:t>p</m:t>
+                  </m:r>
+                </m:e>
+                <m:sub>
+                  <m:r>
+                    <w:rPr>
+                      <w:rFonts w:ascii="Cambria Math" w:hAnsi="Cambria Math" w:hint="eastAsia"/>
+                    </w:rPr>
+                    <m:t>1</m:t>
+                  </m:r>
+                </m:sub>
+              </m:sSub>
+            </m:e>
+          </m:d>
+          <m:r>
+            <w:rPr>
+              <w:rFonts w:ascii="Cambria Math" w:hAnsi="Cambria Math"/>
+            </w:rPr>
+            <m:t>=(</m:t>
+          </m:r>
+          <m:sSub>
+            <m:sSubPr>
+              <m:ctrlPr>
+                <w:rPr>
+                  <w:rFonts w:ascii="Cambria Math" w:hAnsi="Cambria Math"/>
+                  <w:i/>
+                </w:rPr>
+              </m:ctrlPr>
+            </m:sSubPr>
+            <m:e>
+              <m:d>
+                <m:dPr>
+                  <m:begChr m:val="["/>
+                  <m:endChr m:val="]"/>
+                  <m:ctrlPr>
+                    <w:rPr>
+                      <w:rFonts w:ascii="Cambria Math" w:hAnsi="Cambria Math"/>
+                      <w:i/>
+                    </w:rPr>
+                  </m:ctrlPr>
+                </m:dPr>
+                <m:e>
+                  <m:r>
+                    <w:rPr>
+                      <w:rFonts w:ascii="Cambria Math" w:hAnsi="Cambria Math"/>
+                    </w:rPr>
+                    <m:t>-</m:t>
+                  </m:r>
+                  <m:d>
+                    <m:dPr>
+                      <m:ctrlPr>
+                        <w:rPr>
+                          <w:rFonts w:ascii="Cambria Math" w:hAnsi="Cambria Math"/>
+                          <w:i/>
+                        </w:rPr>
+                      </m:ctrlPr>
+                    </m:dPr>
+                    <m:e>
+                      <m:r>
+                        <w:rPr>
+                          <w:rFonts w:ascii="Cambria Math" w:hAnsi="Cambria Math"/>
+                        </w:rPr>
+                        <m:t>a∙sk+e</m:t>
+                      </m:r>
+                    </m:e>
+                  </m:d>
+                </m:e>
+              </m:d>
+            </m:e>
+            <m:sub>
+              <m:r>
+                <w:rPr>
+                  <w:rFonts w:ascii="Cambria Math" w:hAnsi="Cambria Math"/>
+                </w:rPr>
+                <m:t>q</m:t>
+              </m:r>
+            </m:sub>
+          </m:sSub>
+          <m:r>
+            <w:rPr>
+              <w:rFonts w:ascii="Cambria Math" w:hAnsi="Cambria Math"/>
+            </w:rPr>
+            <m:t>, a)∈</m:t>
+          </m:r>
+          <m:sSub>
+            <m:sSubPr>
+              <m:ctrlPr>
+                <w:rPr>
+                  <w:rFonts w:ascii="Cambria Math" w:hAnsi="Cambria Math"/>
+                  <w:i/>
+                </w:rPr>
+              </m:ctrlPr>
+            </m:sSubPr>
+            <m:e>
+              <m:r>
+                <w:rPr>
+                  <w:rFonts w:ascii="Cambria Math" w:hAnsi="Cambria Math"/>
+                </w:rPr>
+                <m:t>R</m:t>
+              </m:r>
+            </m:e>
+            <m:sub>
+              <m:r>
+                <w:rPr>
+                  <w:rFonts w:ascii="Cambria Math" w:hAnsi="Cambria Math"/>
+                </w:rPr>
+                <m:t>q</m:t>
+              </m:r>
+            </m:sub>
+          </m:sSub>
+          <m:r>
+            <w:rPr>
+              <w:rFonts w:ascii="Cambria Math" w:hAnsi="Cambria Math"/>
+            </w:rPr>
+            <m:t>×</m:t>
+          </m:r>
+          <m:sSub>
+            <m:sSubPr>
+              <m:ctrlPr>
+                <w:rPr>
+                  <w:rFonts w:ascii="Cambria Math" w:hAnsi="Cambria Math"/>
+                  <w:i/>
+                </w:rPr>
+              </m:ctrlPr>
+            </m:sSubPr>
+            <m:e>
+              <m:r>
+                <w:rPr>
+                  <w:rFonts w:ascii="Cambria Math" w:hAnsi="Cambria Math"/>
+                </w:rPr>
+                <m:t>R</m:t>
+              </m:r>
+            </m:e>
+            <m:sub>
+              <m:r>
+                <w:rPr>
+                  <w:rFonts w:ascii="Cambria Math" w:hAnsi="Cambria Math"/>
+                </w:rPr>
+                <m:t>q</m:t>
+              </m:r>
+            </m:sub>
+          </m:sSub>
+        </m:oMath>
+      </m:oMathPara>
+    </w:p>
+    <w:p>
+      <w:pPr>
+        <w:pStyle w:val="a3"/>
+        <w:ind w:left="360" w:firstLineChars="0" w:firstLine="0"/>
+        <w:rPr>
+          <w:rFonts w:hint="eastAsia"/>
+          <w:b/>
+        </w:rPr>
+      </w:pPr>
+      <w:r>
+        <w:rPr>
+          <w:rFonts w:hint="eastAsia"/>
+        </w:rPr>
+        <w:t>其中，</w:t>
+      </w:r>
+      <m:oMath>
+        <m:r>
+          <w:rPr>
+            <w:rFonts w:ascii="Cambria Math" w:hAnsi="Cambria Math"/>
+          </w:rPr>
+          <m:t>a</m:t>
+        </m:r>
+        <m:r>
+          <w:rPr>
+            <w:rFonts w:ascii="Cambria Math" w:hAnsi="Cambria Math"/>
+          </w:rPr>
+          <m:t>←</m:t>
+        </m:r>
+        <m:sSub>
+          <m:sSubPr>
+            <m:ctrlPr>
+              <w:rPr>
+                <w:rFonts w:ascii="Cambria Math" w:hAnsi="Cambria Math"/>
+                <w:i/>
+              </w:rPr>
+            </m:ctrlPr>
+          </m:sSubPr>
+          <m:e>
+            <m:r>
+              <w:rPr>
+                <w:rFonts w:ascii="Cambria Math" w:hAnsi="Cambria Math" w:hint="eastAsia"/>
+              </w:rPr>
+              <m:t>R</m:t>
+            </m:r>
+          </m:e>
+          <m:sub>
+            <m:r>
+              <w:rPr>
+                <w:rFonts w:ascii="Cambria Math" w:hAnsi="Cambria Math" w:hint="eastAsia"/>
+              </w:rPr>
+              <m:t>q</m:t>
+            </m:r>
+          </m:sub>
+        </m:sSub>
+      </m:oMath>
+      <w:r>
+        <w:rPr>
+          <w:rFonts w:hint="eastAsia"/>
+        </w:rPr>
+        <w:t>,</w:t>
+      </w:r>
+      <w:r>
+        <w:t xml:space="preserve"> </w:t>
+      </w:r>
+      <w:r>
+        <w:rPr>
+          <w:rFonts w:hint="eastAsia"/>
+        </w:rPr>
+        <w:t>即</w:t>
+      </w:r>
+      <m:oMath>
+        <m:r>
+          <w:rPr>
+            <w:rFonts w:ascii="Cambria Math" w:hAnsi="Cambria Math"/>
+          </w:rPr>
+          <m:t>a</m:t>
+        </m:r>
+      </m:oMath>
+      <w:r>
+        <w:rPr>
+          <w:rFonts w:hint="eastAsia"/>
+        </w:rPr>
+        <w:t>随机均匀取自多项式环</w:t>
+      </w:r>
+      <m:oMath>
+        <m:sSub>
+          <m:sSubPr>
+            <m:ctrlPr>
+              <w:rPr>
+                <w:rFonts w:ascii="Cambria Math" w:hAnsi="Cambria Math"/>
+              </w:rPr>
+            </m:ctrlPr>
+          </m:sSubPr>
+          <m:e>
+            <m:r>
+              <w:rPr>
+                <w:rFonts w:ascii="Cambria Math" w:hAnsi="Cambria Math" w:hint="eastAsia"/>
+              </w:rPr>
+              <m:t>R</m:t>
+            </m:r>
+          </m:e>
+          <m:sub>
+            <m:r>
+              <w:rPr>
+                <w:rFonts w:ascii="Cambria Math" w:hAnsi="Cambria Math" w:hint="eastAsia"/>
+              </w:rPr>
+              <m:t>q</m:t>
+            </m:r>
+          </m:sub>
+        </m:sSub>
+      </m:oMath>
+      <w:r>
+        <w:rPr>
+          <w:rFonts w:hint="eastAsia"/>
+        </w:rPr>
+        <w:t>（多项式</w:t>
+      </w:r>
+      <m:oMath>
+        <m:r>
+          <w:rPr>
+            <w:rFonts w:ascii="Cambria Math" w:hAnsi="Cambria Math"/>
+          </w:rPr>
+          <m:t>a</m:t>
+        </m:r>
+      </m:oMath>
+      <w:r>
+        <w:rPr>
+          <w:rFonts w:hint="eastAsia"/>
+        </w:rPr>
+        <w:t>的最高次数由</w:t>
+      </w:r>
+      <m:oMath>
+        <m:sSup>
+          <m:sSupPr>
+            <m:ctrlPr>
+              <w:rPr>
+                <w:rFonts w:ascii="Cambria Math" w:hAnsi="Cambria Math"/>
+                <w:i/>
+              </w:rPr>
+            </m:ctrlPr>
+          </m:sSupPr>
+          <m:e>
+            <m:r>
+              <w:rPr>
+                <w:rFonts w:ascii="Cambria Math" w:hAnsi="Cambria Math"/>
+              </w:rPr>
+              <m:t>2</m:t>
+            </m:r>
+          </m:e>
+          <m:sup>
+            <m:r>
+              <w:rPr>
+                <w:rFonts w:ascii="Cambria Math" w:hAnsi="Cambria Math"/>
+              </w:rPr>
+              <m:t>d-1</m:t>
+            </m:r>
+          </m:sup>
+        </m:sSup>
+        <m:r>
+          <w:rPr>
+            <w:rFonts w:ascii="Cambria Math" w:hAnsi="Cambria Math"/>
+          </w:rPr>
+          <m:t>-1</m:t>
+        </m:r>
+      </m:oMath>
+      <w:r>
+        <w:rPr>
+          <w:rFonts w:hint="eastAsia"/>
+        </w:rPr>
+        <w:t>决定，多项式</w:t>
+      </w:r>
+      <m:oMath>
+        <m:r>
+          <w:rPr>
+            <w:rFonts w:ascii="Cambria Math" w:hAnsi="Cambria Math"/>
+          </w:rPr>
+          <m:t>a</m:t>
+        </m:r>
+      </m:oMath>
+      <w:r>
+        <w:rPr>
+          <w:rFonts w:hint="eastAsia"/>
+        </w:rPr>
+        <w:t>的系数取自整数集合</w:t>
+      </w:r>
+      <m:oMath>
+        <m:sSub>
+          <m:sSubPr>
+            <m:ctrlPr>
+              <w:rPr>
+                <w:rFonts w:ascii="Cambria Math" w:hAnsi="Cambria Math"/>
+              </w:rPr>
+            </m:ctrlPr>
+          </m:sSubPr>
+          <m:e>
+            <m:r>
+              <w:rPr>
+                <w:rFonts w:ascii="Cambria Math" w:hAnsi="Cambria Math" w:hint="eastAsia"/>
+              </w:rPr>
+              <m:t>Z</m:t>
+            </m:r>
+          </m:e>
+          <m:sub>
+            <m:r>
+              <w:rPr>
+                <w:rFonts w:ascii="Cambria Math" w:hAnsi="Cambria Math" w:hint="eastAsia"/>
+              </w:rPr>
+              <m:t>q</m:t>
+            </m:r>
+          </m:sub>
+        </m:sSub>
+      </m:oMath>
+      <w:r>
+        <w:rPr>
+          <w:rFonts w:hint="eastAsia"/>
+        </w:rPr>
+        <w:t>）</w:t>
+      </w:r>
+      <w:r>
+        <w:rPr>
+          <w:rFonts w:hint="eastAsia"/>
+        </w:rPr>
+        <w:t>；</w:t>
+      </w:r>
+      <m:oMath>
+        <m:r>
+          <w:rPr>
+            <w:rFonts w:ascii="Cambria Math" w:hAnsi="Cambria Math"/>
+          </w:rPr>
+          <m:t>e</m:t>
+        </m:r>
+        <m:r>
+          <w:rPr>
+            <w:rFonts w:ascii="Cambria Math" w:hAnsi="Cambria Math"/>
+          </w:rPr>
+          <m:t>←</m:t>
+        </m:r>
+        <m:r>
+          <w:rPr>
+            <w:rFonts w:ascii="Cambria Math" w:hAnsi="Cambria Math"/>
+          </w:rPr>
+          <m:t>χ</m:t>
+        </m:r>
+      </m:oMath>
+      <w:r>
+        <w:rPr>
+          <w:rFonts w:hint="eastAsia"/>
+        </w:rPr>
+        <w:t>，这里指定</w:t>
+      </w:r>
+      <m:oMath>
+        <m:r>
+          <w:rPr>
+            <w:rFonts w:ascii="Cambria Math" w:hAnsi="Cambria Math"/>
+          </w:rPr>
+          <m:t>χ</m:t>
+        </m:r>
+      </m:oMath>
+      <w:r>
+        <w:rPr>
+          <w:rFonts w:hint="eastAsia"/>
+        </w:rPr>
+        <w:t>为以</w:t>
+      </w:r>
+      <m:oMath>
+        <m:r>
+          <m:rPr>
+            <m:sty m:val="p"/>
+          </m:rPr>
+          <w:rPr>
+            <w:rFonts w:ascii="Cambria Math" w:hAnsi="Cambria Math"/>
+          </w:rPr>
+          <m:t>μ=0</m:t>
+        </m:r>
+      </m:oMath>
+      <w:r>
+        <w:rPr>
+          <w:rFonts w:hint="eastAsia"/>
+        </w:rPr>
+        <w:t>为中心的离散高斯分布，并使其受限于区间</w:t>
+      </w:r>
+      <m:oMath>
+        <m:d>
+          <m:dPr>
+            <m:begChr m:val="["/>
+            <m:endChr m:val="]"/>
+            <m:ctrlPr>
+              <w:rPr>
+                <w:rFonts w:ascii="Cambria Math" w:hAnsi="Cambria Math"/>
+              </w:rPr>
+            </m:ctrlPr>
+          </m:dPr>
+          <m:e>
+            <m:r>
+              <w:rPr>
+                <w:rFonts w:ascii="Cambria Math" w:hAnsi="Cambria Math"/>
+              </w:rPr>
+              <m:t>-B, B</m:t>
+            </m:r>
+          </m:e>
+        </m:d>
+      </m:oMath>
+      <w:r>
+        <w:rPr>
+          <w:rFonts w:hint="eastAsia"/>
+        </w:rPr>
+        <w:t>，</w:t>
+      </w:r>
+      <m:oMath>
+        <m:r>
+          <w:rPr>
+            <w:rFonts w:ascii="Cambria Math" w:hAnsi="Cambria Math"/>
+          </w:rPr>
+          <m:t>B</m:t>
+        </m:r>
+        <m:r>
+          <w:rPr>
+            <w:rFonts w:ascii="Cambria Math" w:hAnsi="Cambria Math" w:hint="eastAsia"/>
+          </w:rPr>
+          <m:t>=10</m:t>
+        </m:r>
+        <m:r>
+          <w:rPr>
+            <w:rFonts w:ascii="Cambria Math" w:hAnsi="Cambria Math"/>
+          </w:rPr>
+          <m:t>σ</m:t>
+        </m:r>
+      </m:oMath>
+      <w:r>
+        <w:rPr>
+          <w:rFonts w:hint="eastAsia"/>
+        </w:rPr>
+        <w:t>.同样，多项式</w:t>
+      </w:r>
+      <m:oMath>
+        <m:r>
+          <w:rPr>
+            <w:rFonts w:ascii="Cambria Math" w:hAnsi="Cambria Math"/>
+          </w:rPr>
+          <m:t>e</m:t>
+        </m:r>
+      </m:oMath>
+      <w:r>
+        <w:rPr>
+          <w:rFonts w:hint="eastAsia"/>
+        </w:rPr>
+        <w:t>共有</w:t>
+      </w:r>
+      <m:oMath>
+        <m:sSup>
+          <m:sSupPr>
+            <m:ctrlPr>
+              <w:rPr>
+                <w:rFonts w:ascii="Cambria Math" w:hAnsi="Cambria Math"/>
+                <w:i/>
+              </w:rPr>
+            </m:ctrlPr>
+          </m:sSupPr>
+          <m:e>
+            <m:r>
+              <w:rPr>
+                <w:rFonts w:ascii="Cambria Math" w:hAnsi="Cambria Math"/>
+              </w:rPr>
+              <m:t>2</m:t>
+            </m:r>
+          </m:e>
+          <m:sup>
+            <m:r>
+              <w:rPr>
+                <w:rFonts w:ascii="Cambria Math" w:hAnsi="Cambria Math"/>
+              </w:rPr>
+              <m:t>d-1</m:t>
+            </m:r>
+          </m:sup>
+        </m:sSup>
+      </m:oMath>
+      <w:r>
+        <w:rPr>
+          <w:rFonts w:hint="eastAsia"/>
+        </w:rPr>
+        <w:t>个系数，其每个系数取自离散高斯分布。</w:t>
+      </w:r>
+      <w:r>
+        <w:rPr>
+          <w:rFonts w:hint="eastAsia"/>
+        </w:rPr>
+        <w:t>值得注意的是，由环上容错学习的计算困难性可知从</w:t>
+      </w:r>
+      <m:oMath>
+        <m:sSub>
+          <m:sSubPr>
+            <m:ctrlPr>
+              <w:rPr>
+                <w:rFonts w:ascii="Cambria Math" w:hAnsi="Cambria Math"/>
+                <w:i/>
+              </w:rPr>
+            </m:ctrlPr>
+          </m:sSubPr>
+          <m:e>
+            <m:r>
+              <w:rPr>
+                <w:rFonts w:ascii="Cambria Math" w:hAnsi="Cambria Math"/>
+              </w:rPr>
+              <m:t>p</m:t>
+            </m:r>
+          </m:e>
+          <m:sub>
+            <m:r>
+              <w:rPr>
+                <w:rFonts w:ascii="Cambria Math" w:hAnsi="Cambria Math"/>
+              </w:rPr>
+              <m:t>0</m:t>
+            </m:r>
+          </m:sub>
+        </m:sSub>
+        <m:r>
+          <w:rPr>
+            <w:rFonts w:ascii="Cambria Math" w:hAnsi="Cambria Math" w:hint="eastAsia"/>
+          </w:rPr>
+          <m:t>=</m:t>
+        </m:r>
+        <m:sSub>
+          <m:sSubPr>
+            <m:ctrlPr>
+              <w:rPr>
+                <w:rFonts w:ascii="Cambria Math" w:hAnsi="Cambria Math"/>
+                <w:i/>
+              </w:rPr>
+            </m:ctrlPr>
+          </m:sSubPr>
+          <m:e>
+            <m:d>
+              <m:dPr>
+                <m:begChr m:val="["/>
+                <m:endChr m:val="]"/>
+                <m:ctrlPr>
+                  <w:rPr>
+                    <w:rFonts w:ascii="Cambria Math" w:hAnsi="Cambria Math"/>
+                    <w:i/>
+                  </w:rPr>
+                </m:ctrlPr>
+              </m:dPr>
+              <m:e>
+                <m:r>
+                  <w:rPr>
+                    <w:rFonts w:ascii="Cambria Math" w:hAnsi="Cambria Math"/>
+                  </w:rPr>
+                  <m:t>-</m:t>
+                </m:r>
+                <m:d>
+                  <m:dPr>
+                    <m:ctrlPr>
+                      <w:rPr>
+                        <w:rFonts w:ascii="Cambria Math" w:hAnsi="Cambria Math"/>
+                        <w:i/>
+                      </w:rPr>
+                    </m:ctrlPr>
+                  </m:dPr>
+                  <m:e>
+                    <m:sSub>
+                      <m:sSubPr>
+                        <m:ctrlPr>
+                          <w:rPr>
+                            <w:rFonts w:ascii="Cambria Math" w:hAnsi="Cambria Math"/>
+                            <w:i/>
+                          </w:rPr>
+                        </m:ctrlPr>
+                      </m:sSubPr>
+                      <m:e>
+                        <m:r>
+                          <w:rPr>
+                            <w:rFonts w:ascii="Cambria Math" w:hAnsi="Cambria Math"/>
+                          </w:rPr>
+                          <m:t>p</m:t>
+                        </m:r>
+                      </m:e>
+                      <m:sub>
+                        <m:r>
+                          <w:rPr>
+                            <w:rFonts w:ascii="Cambria Math" w:hAnsi="Cambria Math" w:hint="eastAsia"/>
+                          </w:rPr>
+                          <m:t>1</m:t>
+                        </m:r>
+                      </m:sub>
+                    </m:sSub>
+                    <m:r>
+                      <w:rPr>
+                        <w:rFonts w:ascii="Cambria Math" w:hAnsi="Cambria Math"/>
+                      </w:rPr>
+                      <m:t>∙sk+e</m:t>
+                    </m:r>
+                  </m:e>
+                </m:d>
+              </m:e>
+            </m:d>
+          </m:e>
+          <m:sub>
+            <m:r>
+              <w:rPr>
+                <w:rFonts w:ascii="Cambria Math" w:hAnsi="Cambria Math"/>
+              </w:rPr>
+              <m:t>q</m:t>
+            </m:r>
+          </m:sub>
+        </m:sSub>
+      </m:oMath>
+      <w:r>
+        <w:rPr>
+          <w:rFonts w:hint="eastAsia"/>
+        </w:rPr>
+        <w:t>中解出</w:t>
+      </w:r>
+      <m:oMath>
+        <m:r>
+          <w:rPr>
+            <w:rFonts w:ascii="Cambria Math" w:hAnsi="Cambria Math"/>
+          </w:rPr>
+          <m:t>sk</m:t>
+        </m:r>
+      </m:oMath>
+      <w:r>
+        <w:rPr>
+          <w:rFonts w:hint="eastAsia"/>
+        </w:rPr>
+        <w:t>是计算困难的。</w:t>
+      </w:r>
+      <w:bookmarkStart w:id="4" w:name="_GoBack"/>
+      <w:bookmarkEnd w:id="4"/>
+    </w:p>
+    <w:p>
+      <w:pPr>
+        <w:pStyle w:val="a3"/>
+        <w:ind w:left="360" w:firstLineChars="0" w:firstLine="0"/>
+      </w:pPr>
+      <m:oMath>
+        <m:r>
+          <w:rPr>
+            <w:rFonts w:ascii="Cambria Math" w:hAnsi="Cambria Math"/>
+          </w:rPr>
+          <m:t>RelinearKeyGen</m:t>
+        </m:r>
+      </m:oMath>
+      <w:r>
+        <w:t>:</w:t>
+      </w:r>
+    </w:p>
+    <w:p>
+      <w:pPr>
+        <w:pStyle w:val="a3"/>
+        <w:ind w:left="360" w:firstLineChars="0" w:firstLine="0"/>
+      </w:pPr>
+      <m:oMath>
+        <m:r>
+          <w:rPr>
+            <w:rFonts w:ascii="Cambria Math" w:hAnsi="Cambria Math"/>
+          </w:rPr>
+          <m:t>Encrypt</m:t>
+        </m:r>
+      </m:oMath>
+      <w:r>
+        <w:t>:</w:t>
+      </w:r>
+    </w:p>
+    <w:p>
+      <w:pPr>
+        <w:pStyle w:val="a3"/>
+        <w:ind w:left="360" w:firstLineChars="0" w:firstLine="0"/>
+      </w:pPr>
+      <m:oMath>
+        <m:r>
+          <w:rPr>
+            <w:rFonts w:ascii="Cambria Math" w:hAnsi="Cambria Math"/>
+          </w:rPr>
+          <m:t>Decrypt</m:t>
+        </m:r>
+      </m:oMath>
+      <w:r>
+        <w:t>:</w:t>
+      </w:r>
+    </w:p>
+    <w:p>
+      <w:pPr>
+        <w:pStyle w:val="a3"/>
+        <w:ind w:left="360" w:firstLineChars="0" w:firstLine="0"/>
+      </w:pPr>
+      <m:oMath>
+        <m:r>
+          <w:rPr>
+            <w:rFonts w:ascii="Cambria Math" w:hAnsi="Cambria Math"/>
+          </w:rPr>
+          <m:t>Add</m:t>
+        </m:r>
+      </m:oMath>
+      <w:r>
+        <w:t>:</w:t>
+      </w:r>
+    </w:p>
+    <w:p>
+      <w:pPr>
+        <w:pStyle w:val="a3"/>
+        <w:ind w:left="360" w:firstLineChars="0" w:firstLine="0"/>
+        <w:rPr>
+          <w:rFonts w:hint="eastAsia"/>
+        </w:rPr>
+      </w:pPr>
+      <m:oMath>
+        <m:r>
+          <w:rPr>
+            <w:rFonts w:ascii="Cambria Math" w:hAnsi="Cambria Math"/>
+          </w:rPr>
+          <m:t>Mul</m:t>
+        </m:r>
+      </m:oMath>
+      <w:r>
+        <w:t>:</w:t>
       </w:r>
     </w:p>
     <w:p>
@@ -2663,47 +7549,7 @@
     <w:p/>
     <w:p>
       <w:r>
-        <w:t xml:space="preserve">[1]. </w:t>
-      </w:r>
-      <w:proofErr w:type="spellStart"/>
-      <w:r>
-        <w:t>Rivest</w:t>
-      </w:r>
-      <w:proofErr w:type="spellEnd"/>
-      <w:r>
-        <w:t xml:space="preserve">, R. L., </w:t>
-      </w:r>
-      <w:proofErr w:type="spellStart"/>
-      <w:r>
-        <w:t>Adleman</w:t>
-      </w:r>
-      <w:proofErr w:type="spellEnd"/>
-      <w:r>
-        <w:t xml:space="preserve">, L. and </w:t>
-      </w:r>
-      <w:proofErr w:type="spellStart"/>
-      <w:r>
-        <w:t>Dertouzos</w:t>
-      </w:r>
-      <w:proofErr w:type="spellEnd"/>
-      <w:r>
-        <w:t xml:space="preserve">, M. L. (1978), </w:t>
-      </w:r>
-      <w:proofErr w:type="gramStart"/>
-      <w:r>
-        <w:t>On</w:t>
-      </w:r>
-      <w:proofErr w:type="gramEnd"/>
-      <w:r>
-        <w:t xml:space="preserve"> data banks and privacy </w:t>
-      </w:r>
-      <w:proofErr w:type="spellStart"/>
-      <w:r>
-        <w:t>homomorphisms</w:t>
-      </w:r>
-      <w:proofErr w:type="spellEnd"/>
-      <w:r>
-        <w:t xml:space="preserve">, Foundations of Secure Computation 4(11), 169–180. </w:t>
+        <w:t xml:space="preserve">[1]. Rivest, R. L., Adleman, L. and Dertouzos, M. L. (1978), On data banks and privacy homomorphisms, Foundations of Secure Computation 4(11), 169–180. </w:t>
       </w:r>
     </w:p>
     <w:p>
@@ -2713,261 +7559,53 @@
     </w:p>
     <w:p>
       <w:r>
-        <w:t xml:space="preserve">[3]. Gentry, C. &amp; </w:t>
-      </w:r>
-      <w:proofErr w:type="spellStart"/>
-      <w:r>
-        <w:t>Halevi</w:t>
-      </w:r>
-      <w:proofErr w:type="spellEnd"/>
-      <w:r>
-        <w:t>, S. (2011). Implementing Gentry’s Fully-Homomorphic Encryption Scheme. In Advances in Cryptology Proceedings of EUROCRYPT11, Lecture Note in Computer Science (LNCS), Vol 6632, Springer-</w:t>
-      </w:r>
-      <w:proofErr w:type="spellStart"/>
-      <w:r>
-        <w:t>Verlag</w:t>
-      </w:r>
-      <w:proofErr w:type="spellEnd"/>
-      <w:r>
-        <w:t xml:space="preserve">, pp. 129-148. </w:t>
-      </w:r>
-    </w:p>
-    <w:p>
-      <w:r>
-        <w:t xml:space="preserve">[4]. Fan, J. and </w:t>
-      </w:r>
-      <w:proofErr w:type="spellStart"/>
-      <w:r>
-        <w:t>Vercauteren</w:t>
-      </w:r>
-      <w:proofErr w:type="spellEnd"/>
-      <w:r>
-        <w:t xml:space="preserve">, F. (2012), Somewhat practical fully homomorphic encryption, IACR Cryptology </w:t>
-      </w:r>
-      <w:proofErr w:type="spellStart"/>
-      <w:r>
-        <w:t>ePrint</w:t>
-      </w:r>
-      <w:proofErr w:type="spellEnd"/>
-      <w:r>
-        <w:t xml:space="preserve"> </w:t>
-      </w:r>
-      <w:proofErr w:type="gramStart"/>
-      <w:r>
-        <w:t>Archive .</w:t>
-      </w:r>
-      <w:proofErr w:type="gramEnd"/>
-      <w:r>
-        <w:t xml:space="preserve"> </w:t>
-      </w:r>
-    </w:p>
-    <w:p>
-      <w:r>
-        <w:t xml:space="preserve">[5]. Marten van </w:t>
-      </w:r>
-      <w:proofErr w:type="spellStart"/>
-      <w:r>
-        <w:t>Dijk</w:t>
-      </w:r>
-      <w:proofErr w:type="spellEnd"/>
-      <w:r>
-        <w:t xml:space="preserve">, Craig Gentry, Shai </w:t>
-      </w:r>
-      <w:proofErr w:type="spellStart"/>
-      <w:r>
-        <w:t>Halevi</w:t>
-      </w:r>
-      <w:proofErr w:type="spellEnd"/>
-      <w:r>
-        <w:t xml:space="preserve">, and Vinod </w:t>
-      </w:r>
-      <w:proofErr w:type="spellStart"/>
-      <w:r>
-        <w:t>Vaikuntanathan</w:t>
-      </w:r>
-      <w:proofErr w:type="spellEnd"/>
-      <w:r>
-        <w:t xml:space="preserve">. Fully Homomorphic Encryption over the Integers. In Advances in Cryptology EUROCRYPT 2010, volume 6110 of Lecture Notes in Computer Science, pages 24-43. Springer, 2010. </w:t>
-      </w:r>
-    </w:p>
-    <w:p>
-      <w:r>
-        <w:t xml:space="preserve">[6]. </w:t>
-      </w:r>
-      <w:proofErr w:type="spellStart"/>
-      <w:r>
-        <w:t>Boneh</w:t>
-      </w:r>
-      <w:proofErr w:type="spellEnd"/>
-      <w:r>
-        <w:t xml:space="preserve">, D., Goh, E. and </w:t>
-      </w:r>
-      <w:proofErr w:type="spellStart"/>
-      <w:r>
-        <w:t>Nissim</w:t>
-      </w:r>
-      <w:proofErr w:type="spellEnd"/>
-      <w:r>
-        <w:t xml:space="preserve">, K. (2005), Evaluating 2-dnf formulas on </w:t>
-      </w:r>
-      <w:proofErr w:type="spellStart"/>
-      <w:r>
-        <w:t>ciphertexts</w:t>
-      </w:r>
-      <w:proofErr w:type="spellEnd"/>
-      <w:r>
-        <w:t xml:space="preserve">, </w:t>
-      </w:r>
-      <w:proofErr w:type="spellStart"/>
-      <w:r>
-        <w:t>in‘Theory</w:t>
-      </w:r>
-      <w:proofErr w:type="spellEnd"/>
-      <w:r>
-        <w:t xml:space="preserve"> of cryptography’, Springer, pp. 325–341. </w:t>
-      </w:r>
-    </w:p>
-    <w:p>
-      <w:r>
-        <w:t xml:space="preserve">[7]. Nigel P. Smart and Frederik </w:t>
-      </w:r>
-      <w:proofErr w:type="spellStart"/>
-      <w:r>
-        <w:t>Vercauteren</w:t>
-      </w:r>
-      <w:proofErr w:type="spellEnd"/>
-      <w:r>
-        <w:t xml:space="preserve">. Fully Homomorphic SIMD Operations. IACR Cryptology </w:t>
-      </w:r>
-      <w:proofErr w:type="spellStart"/>
-      <w:r>
-        <w:t>ePrint</w:t>
-      </w:r>
-      <w:proofErr w:type="spellEnd"/>
-      <w:r>
-        <w:t xml:space="preserve"> Archive, 2011:133, 2011. </w:t>
-      </w:r>
-    </w:p>
-    <w:p>
-      <w:r>
-        <w:t xml:space="preserve">[8]. </w:t>
-      </w:r>
-      <w:proofErr w:type="spellStart"/>
-      <w:r>
-        <w:t>Brakerski</w:t>
-      </w:r>
-      <w:proofErr w:type="spellEnd"/>
-      <w:r>
-        <w:t xml:space="preserve">, Z. and </w:t>
-      </w:r>
-      <w:proofErr w:type="spellStart"/>
-      <w:r>
-        <w:t>Vaikuntanathan</w:t>
-      </w:r>
-      <w:proofErr w:type="spellEnd"/>
-      <w:r>
-        <w:t xml:space="preserve">, V. (2011b), </w:t>
-      </w:r>
-      <w:proofErr w:type="gramStart"/>
-      <w:r>
-        <w:t>Fully</w:t>
-      </w:r>
-      <w:proofErr w:type="gramEnd"/>
-      <w:r>
-        <w:t xml:space="preserve"> homomorphic encryption from </w:t>
-      </w:r>
-      <w:proofErr w:type="spellStart"/>
-      <w:r>
-        <w:t>ringlwe</w:t>
-      </w:r>
-      <w:proofErr w:type="spellEnd"/>
-      <w:r>
-        <w:t xml:space="preserve"> and security for key dependent messages, in ‘Advances in Cryptology–CRYPTO 2011’, Springer, pp. 505–524. </w:t>
-      </w:r>
-    </w:p>
-    <w:p>
-      <w:r>
-        <w:t xml:space="preserve">[9]. Vadim </w:t>
-      </w:r>
-      <w:proofErr w:type="spellStart"/>
-      <w:r>
-        <w:t>Lyubashevsky</w:t>
-      </w:r>
-      <w:proofErr w:type="spellEnd"/>
-      <w:r>
-        <w:t xml:space="preserve">, Chris </w:t>
-      </w:r>
-      <w:proofErr w:type="spellStart"/>
-      <w:r>
-        <w:t>Peikert</w:t>
-      </w:r>
-      <w:proofErr w:type="spellEnd"/>
-      <w:r>
-        <w:t xml:space="preserve">, and </w:t>
-      </w:r>
-      <w:proofErr w:type="spellStart"/>
-      <w:r>
-        <w:t>Oded</w:t>
-      </w:r>
-      <w:proofErr w:type="spellEnd"/>
-      <w:r>
-        <w:t xml:space="preserve"> </w:t>
-      </w:r>
-      <w:proofErr w:type="spellStart"/>
-      <w:r>
-        <w:t>Regev</w:t>
-      </w:r>
-      <w:proofErr w:type="spellEnd"/>
-      <w:r>
-        <w:t xml:space="preserve">. On Ideal Lattices and Learning with Errors over Rings. In Advances in Cryptology EUROCRYPT 2010, volume 6110 of Lecture Notes in Computer Science, pages 1-23. Springer, 2010. </w:t>
-      </w:r>
-    </w:p>
-    <w:p>
-      <w:r>
-        <w:t xml:space="preserve">[10]. Craig Gentry, Shai </w:t>
-      </w:r>
-      <w:proofErr w:type="spellStart"/>
-      <w:r>
-        <w:t>Halevi</w:t>
-      </w:r>
-      <w:proofErr w:type="spellEnd"/>
-      <w:r>
-        <w:t xml:space="preserve">, and Nigel P. Smart. Homomorphic Evaluation of the AES Circuit. IACR Cryptology </w:t>
-      </w:r>
-      <w:proofErr w:type="spellStart"/>
-      <w:r>
-        <w:t>ePrint</w:t>
-      </w:r>
-      <w:proofErr w:type="spellEnd"/>
-      <w:r>
-        <w:t xml:space="preserve"> Archive, 2012:99, 2012. </w:t>
-      </w:r>
-    </w:p>
-    <w:p>
-      <w:r>
-        <w:t xml:space="preserve">[11]. </w:t>
-      </w:r>
-      <w:proofErr w:type="spellStart"/>
-      <w:r>
-        <w:t>ElGamal</w:t>
-      </w:r>
-      <w:proofErr w:type="spellEnd"/>
-      <w:r>
-        <w:t xml:space="preserve">, T. (1985), A public key cryptosystem and a signature scheme based on discrete logarithms, in ‘Advances in Cryptology’, Springer, pp. 10–18. </w:t>
+        <w:t xml:space="preserve">[3]. Gentry, C. &amp; Halevi, S. (2011). Implementing Gentry’s Fully-Homomorphic Encryption Scheme. In Advances in Cryptology Proceedings of EUROCRYPT11, Lecture Note in Computer Science (LNCS), Vol 6632, Springer-Verlag, pp. 129-148. </w:t>
+      </w:r>
+    </w:p>
+    <w:p>
+      <w:r>
+        <w:t xml:space="preserve">[4]. Fan, J. and Vercauteren, F. (2012), Somewhat practical fully homomorphic encryption, IACR Cryptology ePrint Archive . </w:t>
+      </w:r>
+    </w:p>
+    <w:p>
+      <w:r>
+        <w:t xml:space="preserve">[5]. Marten van Dijk, Craig Gentry, Shai Halevi, and Vinod Vaikuntanathan. Fully Homomorphic Encryption over the Integers. In Advances in Cryptology EUROCRYPT 2010, volume 6110 of Lecture Notes in Computer Science, pages 24-43. Springer, 2010. </w:t>
+      </w:r>
+    </w:p>
+    <w:p>
+      <w:r>
+        <w:t xml:space="preserve">[6]. Boneh, D., Goh, E. and Nissim, K. (2005), Evaluating 2-dnf formulas on ciphertexts, in‘Theory of cryptography’, Springer, pp. 325–341. </w:t>
+      </w:r>
+    </w:p>
+    <w:p>
+      <w:r>
+        <w:t xml:space="preserve">[7]. Nigel P. Smart and Frederik Vercauteren. Fully Homomorphic SIMD Operations. IACR Cryptology ePrint Archive, 2011:133, 2011. </w:t>
       </w:r>
     </w:p>
     <w:p>
       <w:r>
         <w:lastRenderedPageBreak/>
-        <w:t xml:space="preserve">[12]. Craig Gentry and Shai </w:t>
-      </w:r>
-      <w:proofErr w:type="spellStart"/>
-      <w:r>
-        <w:t>Halevi</w:t>
-      </w:r>
-      <w:proofErr w:type="spellEnd"/>
-      <w:r>
-        <w:t xml:space="preserve">. Fully Homomorphic Encryption without Squashing Using Depth-3 Arithmetic Circuits. In FOCS 2011, pages 107-109. IEEE, 2011. </w:t>
+        <w:t xml:space="preserve">[8]. Brakerski, Z. and Vaikuntanathan, V. (2011b), Fully homomorphic encryption from ringlwe and security for key dependent messages, in ‘Advances in Cryptology–CRYPTO 2011’, Springer, pp. 505–524. </w:t>
+      </w:r>
+    </w:p>
+    <w:p>
+      <w:r>
+        <w:t xml:space="preserve">[9]. Vadim Lyubashevsky, Chris Peikert, and Oded Regev. On Ideal Lattices and Learning with Errors over Rings. In Advances in Cryptology EUROCRYPT 2010, volume 6110 of Lecture Notes in Computer Science, pages 1-23. Springer, 2010. </w:t>
+      </w:r>
+    </w:p>
+    <w:p>
+      <w:r>
+        <w:t xml:space="preserve">[10]. Craig Gentry, Shai Halevi, and Nigel P. Smart. Homomorphic Evaluation of the AES Circuit. IACR Cryptology ePrint Archive, 2012:99, 2012. </w:t>
+      </w:r>
+    </w:p>
+    <w:p>
+      <w:r>
+        <w:t xml:space="preserve">[11]. ElGamal, T. (1985), A public key cryptosystem and a signature scheme based on discrete logarithms, in ‘Advances in Cryptology’, Springer, pp. 10–18. </w:t>
+      </w:r>
+    </w:p>
+    <w:p>
+      <w:r>
+        <w:t xml:space="preserve">[12]. Craig Gentry and Shai Halevi. Fully Homomorphic Encryption without Squashing Using Depth-3 Arithmetic Circuits. In FOCS 2011, pages 107-109. IEEE, 2011. </w:t>
       </w:r>
     </w:p>
     <w:p>
@@ -2977,300 +7615,52 @@
     </w:p>
     <w:p>
       <w:r>
-        <w:t xml:space="preserve">[14]. </w:t>
-      </w:r>
-      <w:proofErr w:type="spellStart"/>
-      <w:r>
-        <w:t>Zvika</w:t>
-      </w:r>
-      <w:proofErr w:type="spellEnd"/>
-      <w:r>
-        <w:t xml:space="preserve"> </w:t>
-      </w:r>
-      <w:proofErr w:type="spellStart"/>
-      <w:r>
-        <w:t>Brakerski</w:t>
-      </w:r>
-      <w:proofErr w:type="spellEnd"/>
-      <w:r>
-        <w:t xml:space="preserve">, Craig Gentry, and Vinod </w:t>
-      </w:r>
-      <w:proofErr w:type="spellStart"/>
-      <w:r>
-        <w:t>Vaikuntanathan</w:t>
-      </w:r>
-      <w:proofErr w:type="spellEnd"/>
-      <w:r>
-        <w:t xml:space="preserve">. (Leveled) fully homomorphic encryption without bootstrapping. In Innovations in Theoretical Computer Science 2012, pages 309-325. ACM, 2012. </w:t>
-      </w:r>
-    </w:p>
-    <w:p>
-      <w:r>
-        <w:t xml:space="preserve">[15]. </w:t>
-      </w:r>
-      <w:proofErr w:type="spellStart"/>
-      <w:r>
-        <w:t>Zvika</w:t>
-      </w:r>
-      <w:proofErr w:type="spellEnd"/>
-      <w:r>
-        <w:t xml:space="preserve"> </w:t>
-      </w:r>
-      <w:proofErr w:type="spellStart"/>
-      <w:r>
-        <w:t>Brakerski</w:t>
-      </w:r>
-      <w:proofErr w:type="spellEnd"/>
-      <w:r>
-        <w:t xml:space="preserve">. Fully Homomorphic Encryption without Modulus Switching from Classical </w:t>
-      </w:r>
-      <w:proofErr w:type="spellStart"/>
-      <w:r>
-        <w:t>GapSVP</w:t>
-      </w:r>
-      <w:proofErr w:type="spellEnd"/>
-      <w:r>
-        <w:t xml:space="preserve">. IACR Cryptology </w:t>
-      </w:r>
-      <w:proofErr w:type="spellStart"/>
-      <w:r>
-        <w:t>ePrint</w:t>
-      </w:r>
-      <w:proofErr w:type="spellEnd"/>
-      <w:r>
-        <w:t xml:space="preserve"> Archive, 2012:78, 2012. </w:t>
-      </w:r>
-    </w:p>
-    <w:p>
-      <w:r>
-        <w:t xml:space="preserve">[16]. </w:t>
-      </w:r>
-      <w:proofErr w:type="spellStart"/>
-      <w:r>
-        <w:t>Bos</w:t>
-      </w:r>
-      <w:proofErr w:type="spellEnd"/>
-      <w:r>
-        <w:t xml:space="preserve">, </w:t>
-      </w:r>
-      <w:proofErr w:type="spellStart"/>
-      <w:r>
-        <w:t>Joppe</w:t>
-      </w:r>
-      <w:proofErr w:type="spellEnd"/>
-      <w:r>
-        <w:t xml:space="preserve"> W, </w:t>
-      </w:r>
-      <w:proofErr w:type="spellStart"/>
-      <w:r>
-        <w:t>Lauter</w:t>
-      </w:r>
-      <w:proofErr w:type="spellEnd"/>
-      <w:r>
-        <w:t xml:space="preserve">, Kristin, Loftus, Jake, and </w:t>
-      </w:r>
-      <w:proofErr w:type="spellStart"/>
-      <w:r>
-        <w:t>Naehrig</w:t>
-      </w:r>
-      <w:proofErr w:type="spellEnd"/>
-      <w:r>
-        <w:t xml:space="preserve">, Michael. Improved security for a ring-based fully homomorphic encryption scheme. In Cryptography and Coding, pp. 45–64. Springer, 2013. </w:t>
-      </w:r>
-    </w:p>
-    <w:p>
-      <w:r>
-        <w:t xml:space="preserve">[17]. </w:t>
-      </w:r>
-      <w:proofErr w:type="spellStart"/>
-      <w:r>
-        <w:t>L´opez</w:t>
-      </w:r>
-      <w:proofErr w:type="spellEnd"/>
-      <w:r>
-        <w:t xml:space="preserve">-Alt, Adriana, </w:t>
-      </w:r>
-      <w:proofErr w:type="spellStart"/>
-      <w:r>
-        <w:t>Tromer</w:t>
-      </w:r>
-      <w:proofErr w:type="spellEnd"/>
-      <w:r>
-        <w:t xml:space="preserve">, </w:t>
-      </w:r>
-      <w:proofErr w:type="spellStart"/>
-      <w:r>
-        <w:t>Eran</w:t>
-      </w:r>
-      <w:proofErr w:type="spellEnd"/>
-      <w:r>
-        <w:t xml:space="preserve">, and </w:t>
-      </w:r>
-      <w:proofErr w:type="spellStart"/>
-      <w:r>
-        <w:t>Vaikuntanathan</w:t>
-      </w:r>
-      <w:proofErr w:type="spellEnd"/>
-      <w:r>
-        <w:t xml:space="preserve">, Vinod. On-the-fly multiparty computation on the cloud via </w:t>
-      </w:r>
-      <w:proofErr w:type="spellStart"/>
-      <w:r>
-        <w:t>multikey</w:t>
-      </w:r>
-      <w:proofErr w:type="spellEnd"/>
-      <w:r>
-        <w:t xml:space="preserve"> fully homomorphic encryption. In Proceedings of the forty-fourth annual ACM symposium on Theory of computing, pp. 1219–1234. ACM, 2012. </w:t>
-      </w:r>
-    </w:p>
-    <w:p>
-      <w:r>
-        <w:t xml:space="preserve">[18]. </w:t>
-      </w:r>
-      <w:proofErr w:type="spellStart"/>
-      <w:r>
-        <w:t>Aslett</w:t>
-      </w:r>
-      <w:proofErr w:type="spellEnd"/>
-      <w:r>
-        <w:t xml:space="preserve">, L. J. M., </w:t>
-      </w:r>
-      <w:proofErr w:type="spellStart"/>
-      <w:r>
-        <w:t>Esperan¸ca</w:t>
-      </w:r>
-      <w:proofErr w:type="spellEnd"/>
-      <w:r>
-        <w:t xml:space="preserve">, P. M. and Holmes, C. C. (2015), Encrypted statistical machine learning: new privacy preserving methods, Technical report, University of Oxford. </w:t>
-      </w:r>
-    </w:p>
-    <w:p>
-      <w:r>
-        <w:t xml:space="preserve">[19]. </w:t>
-      </w:r>
-      <w:proofErr w:type="spellStart"/>
-      <w:r>
-        <w:t>Aslett</w:t>
-      </w:r>
-      <w:proofErr w:type="spellEnd"/>
-      <w:r>
-        <w:t xml:space="preserve">, L. J. M., </w:t>
-      </w:r>
-      <w:proofErr w:type="spellStart"/>
-      <w:r>
-        <w:t>Esperan¸ca</w:t>
-      </w:r>
-      <w:proofErr w:type="spellEnd"/>
-      <w:r>
-        <w:t xml:space="preserve">, P. M. and Holmes, C. C. (2015), A review of homomorphic encryption and software tools for encrypted statistical machine learning, Technical report, University of Oxford. </w:t>
-      </w:r>
-    </w:p>
-    <w:p>
-      <w:r>
-        <w:t xml:space="preserve">[20]. </w:t>
-      </w:r>
-      <w:proofErr w:type="spellStart"/>
-      <w:r>
-        <w:t>Paillier</w:t>
-      </w:r>
-      <w:proofErr w:type="spellEnd"/>
-      <w:r>
-        <w:t xml:space="preserve">, P. (1999), Public-key cryptosystems based on composite degree </w:t>
-      </w:r>
-      <w:proofErr w:type="spellStart"/>
-      <w:r>
-        <w:t>residuosity</w:t>
-      </w:r>
-      <w:proofErr w:type="spellEnd"/>
-      <w:r>
-        <w:t xml:space="preserve"> classes, in ‘Advances in Cryptology - EUROCRYPT’99’, Springer, pp. 223–238. </w:t>
-      </w:r>
-    </w:p>
-    <w:p>
-      <w:r>
-        <w:t xml:space="preserve">[21]. </w:t>
-      </w:r>
-      <w:proofErr w:type="spellStart"/>
-      <w:r>
-        <w:t>Brakerski</w:t>
-      </w:r>
-      <w:proofErr w:type="spellEnd"/>
-      <w:r>
-        <w:t xml:space="preserve">, Z. and </w:t>
-      </w:r>
-      <w:proofErr w:type="spellStart"/>
-      <w:r>
-        <w:t>Vaikuntanathan</w:t>
-      </w:r>
-      <w:proofErr w:type="spellEnd"/>
-      <w:r>
-        <w:t xml:space="preserve">, V. (2011a), Efficient fully homomorphic encryption from (standard) </w:t>
-      </w:r>
-      <w:proofErr w:type="spellStart"/>
-      <w:r>
-        <w:t>lwe</w:t>
-      </w:r>
-      <w:proofErr w:type="spellEnd"/>
-      <w:r>
-        <w:t xml:space="preserve">, in ‘2011 IEEE 52nd Annual Symposium on Foundations of Computer Science’, IEEE, pp. 97–106. </w:t>
-      </w:r>
-    </w:p>
-    <w:p>
-      <w:r>
-        <w:t xml:space="preserve">[22]. </w:t>
-      </w:r>
-      <w:proofErr w:type="spellStart"/>
-      <w:r>
-        <w:t>Lepoint</w:t>
-      </w:r>
-      <w:proofErr w:type="spellEnd"/>
-      <w:r>
-        <w:t xml:space="preserve">, T. and </w:t>
-      </w:r>
-      <w:proofErr w:type="spellStart"/>
-      <w:r>
-        <w:t>Naehrig</w:t>
-      </w:r>
-      <w:proofErr w:type="spellEnd"/>
-      <w:r>
-        <w:t xml:space="preserve">, M. (2014), A comparison of the homomorphic encryption schemes FV and YASHE, in ‘Progress in Cryptology–AFRICACRYPT 2014’, Springer, pp. 318–335. </w:t>
-      </w:r>
-    </w:p>
-    <w:p>
-      <w:r>
-        <w:t xml:space="preserve">[23]. </w:t>
-      </w:r>
-      <w:proofErr w:type="spellStart"/>
-      <w:r>
-        <w:t>Graepel</w:t>
-      </w:r>
-      <w:proofErr w:type="spellEnd"/>
-      <w:r>
-        <w:t xml:space="preserve">, </w:t>
-      </w:r>
-      <w:proofErr w:type="spellStart"/>
-      <w:r>
-        <w:t>Thore</w:t>
-      </w:r>
-      <w:proofErr w:type="spellEnd"/>
-      <w:r>
-        <w:t xml:space="preserve">, </w:t>
-      </w:r>
-      <w:proofErr w:type="spellStart"/>
-      <w:r>
-        <w:t>Lauter</w:t>
-      </w:r>
-      <w:proofErr w:type="spellEnd"/>
-      <w:r>
-        <w:t xml:space="preserve">, Kristin, and </w:t>
-      </w:r>
-      <w:proofErr w:type="spellStart"/>
-      <w:r>
-        <w:t>Naehrig</w:t>
-      </w:r>
-      <w:proofErr w:type="spellEnd"/>
-      <w:r>
-        <w:t xml:space="preserve">, Michael. Ml confidential: Machine learning on encrypted data. In Information Security and Cryptology–ICISC 2012, pp. 1–21. Springer, 2013. </w:t>
+        <w:t xml:space="preserve">[14]. Zvika Brakerski, Craig Gentry, and Vinod Vaikuntanathan. (Leveled) fully homomorphic encryption without bootstrapping. In Innovations in Theoretical Computer Science 2012, pages 309-325. ACM, 2012. </w:t>
+      </w:r>
+    </w:p>
+    <w:p>
+      <w:r>
+        <w:t xml:space="preserve">[15]. Zvika Brakerski. Fully Homomorphic Encryption without Modulus Switching from Classical GapSVP. IACR Cryptology ePrint Archive, 2012:78, 2012. </w:t>
+      </w:r>
+    </w:p>
+    <w:p>
+      <w:r>
+        <w:t xml:space="preserve">[16]. Bos, Joppe W, Lauter, Kristin, Loftus, Jake, and Naehrig, Michael. Improved security for a ring-based fully homomorphic encryption scheme. In Cryptography and Coding, pp. 45–64. Springer, 2013. </w:t>
+      </w:r>
+    </w:p>
+    <w:p>
+      <w:r>
+        <w:t xml:space="preserve">[17]. L´opez-Alt, Adriana, Tromer, Eran, and Vaikuntanathan, Vinod. On-the-fly multiparty computation on the cloud via multikey fully homomorphic encryption. In Proceedings of the forty-fourth annual ACM symposium on Theory of computing, pp. 1219–1234. ACM, 2012. </w:t>
+      </w:r>
+    </w:p>
+    <w:p>
+      <w:r>
+        <w:t xml:space="preserve">[18]. Aslett, L. J. M., Esperan¸ca, P. M. and Holmes, C. C. (2015), Encrypted statistical machine learning: new privacy preserving methods, Technical report, University of Oxford. </w:t>
+      </w:r>
+    </w:p>
+    <w:p>
+      <w:r>
+        <w:t xml:space="preserve">[19]. Aslett, L. J. M., Esperan¸ca, P. M. and Holmes, C. C. (2015), A review of homomorphic encryption and software tools for encrypted statistical machine learning, Technical report, University of Oxford. </w:t>
+      </w:r>
+    </w:p>
+    <w:p>
+      <w:r>
+        <w:t xml:space="preserve">[20]. Paillier, P. (1999), Public-key cryptosystems based on composite degree residuosity classes, in ‘Advances in Cryptology - EUROCRYPT’99’, Springer, pp. 223–238. </w:t>
+      </w:r>
+    </w:p>
+    <w:p>
+      <w:r>
+        <w:t xml:space="preserve">[21]. Brakerski, Z. and Vaikuntanathan, V. (2011a), Efficient fully homomorphic encryption from (standard) lwe, in ‘2011 IEEE 52nd Annual Symposium on Foundations of Computer Science’, IEEE, pp. 97–106. </w:t>
+      </w:r>
+    </w:p>
+    <w:p>
+      <w:r>
+        <w:t xml:space="preserve">[22]. Lepoint, T. and Naehrig, M. (2014), A comparison of the homomorphic encryption schemes FV and YASHE, in ‘Progress in Cryptology–AFRICACRYPT 2014’, Springer, pp. 318–335. </w:t>
+      </w:r>
+    </w:p>
+    <w:p>
+      <w:r>
+        <w:t xml:space="preserve">[23]. Graepel, Thore, Lauter, Kristin, and Naehrig, Michael. Ml confidential: Machine learning on encrypted data. In Information Security and Cryptology–ICISC 2012, pp. 1–21. Springer, 2013. </w:t>
       </w:r>
     </w:p>
     <w:p>
@@ -3299,143 +7689,22 @@
     </w:p>
     <w:p>
       <w:r>
-        <w:t xml:space="preserve">[24]. N. </w:t>
-      </w:r>
-      <w:proofErr w:type="spellStart"/>
-      <w:r>
-        <w:t>Dowlin</w:t>
-      </w:r>
-      <w:proofErr w:type="spellEnd"/>
-      <w:r>
-        <w:t>, R. Gilad-</w:t>
-      </w:r>
-      <w:proofErr w:type="spellStart"/>
-      <w:r>
-        <w:t>Bachrach</w:t>
-      </w:r>
-      <w:proofErr w:type="spellEnd"/>
-      <w:r>
-        <w:t xml:space="preserve">, K. </w:t>
-      </w:r>
-      <w:proofErr w:type="spellStart"/>
-      <w:r>
-        <w:t>Laine</w:t>
-      </w:r>
-      <w:proofErr w:type="spellEnd"/>
-      <w:r>
-        <w:t xml:space="preserve">, K. E. </w:t>
-      </w:r>
-      <w:proofErr w:type="spellStart"/>
-      <w:r>
-        <w:t>Lauter</w:t>
-      </w:r>
-      <w:proofErr w:type="spellEnd"/>
-      <w:r>
-        <w:t xml:space="preserve">, M. </w:t>
-      </w:r>
-      <w:proofErr w:type="spellStart"/>
-      <w:r>
-        <w:t>Naehrig</w:t>
-      </w:r>
-      <w:proofErr w:type="spellEnd"/>
-      <w:r>
-        <w:t xml:space="preserve">, and J. </w:t>
-      </w:r>
-      <w:proofErr w:type="spellStart"/>
-      <w:r>
-        <w:t>Wernsing</w:t>
-      </w:r>
-      <w:proofErr w:type="spellEnd"/>
-      <w:r>
-        <w:t xml:space="preserve">. </w:t>
-      </w:r>
-      <w:proofErr w:type="spellStart"/>
-      <w:r>
-        <w:t>Cryptonets</w:t>
-      </w:r>
-      <w:proofErr w:type="spellEnd"/>
-      <w:r>
-        <w:t xml:space="preserve">: Applying neural networks to encrypted data with high throughput and accuracy. In Proceedings of the 33nd International Conference on Machine Learning, ICML 2016, New York City, NY, USA, June 1924, 2016, pages 201–210, 2016. </w:t>
-      </w:r>
-    </w:p>
-    <w:p>
-      <w:r>
-        <w:t xml:space="preserve">[25]. H. </w:t>
-      </w:r>
-      <w:proofErr w:type="spellStart"/>
-      <w:r>
-        <w:t>Chabanne</w:t>
-      </w:r>
-      <w:proofErr w:type="spellEnd"/>
-      <w:r>
-        <w:t xml:space="preserve">, A. </w:t>
-      </w:r>
-      <w:proofErr w:type="spellStart"/>
-      <w:r>
-        <w:t>Wargny</w:t>
-      </w:r>
-      <w:proofErr w:type="spellEnd"/>
-      <w:r>
-        <w:t xml:space="preserve">, J. Milgram, C. Morel, E. </w:t>
-      </w:r>
-      <w:proofErr w:type="spellStart"/>
-      <w:r>
-        <w:t>Prouff</w:t>
-      </w:r>
-      <w:proofErr w:type="spellEnd"/>
-      <w:r>
-        <w:t xml:space="preserve">, Privacy-Preserving Classification on Deep Neural Network, Cryptology </w:t>
-      </w:r>
-      <w:proofErr w:type="spellStart"/>
-      <w:r>
-        <w:t>ePrint</w:t>
-      </w:r>
-      <w:proofErr w:type="spellEnd"/>
-      <w:r>
-        <w:t xml:space="preserve"> Archive, Report 2017/035, 2017. </w:t>
-      </w:r>
-    </w:p>
-    <w:p>
-      <w:r>
-        <w:t xml:space="preserve">[26]. R. </w:t>
-      </w:r>
-      <w:proofErr w:type="spellStart"/>
-      <w:r>
-        <w:t>Bost</w:t>
-      </w:r>
-      <w:proofErr w:type="spellEnd"/>
-      <w:r>
-        <w:t xml:space="preserve">, R. A. </w:t>
-      </w:r>
-      <w:proofErr w:type="spellStart"/>
-      <w:r>
-        <w:t>Popa</w:t>
-      </w:r>
-      <w:proofErr w:type="spellEnd"/>
-      <w:r>
-        <w:t xml:space="preserve">, S. </w:t>
-      </w:r>
-      <w:proofErr w:type="spellStart"/>
-      <w:r>
-        <w:t>Tu</w:t>
-      </w:r>
-      <w:proofErr w:type="spellEnd"/>
-      <w:r>
-        <w:t xml:space="preserve">, and S. </w:t>
-      </w:r>
-      <w:proofErr w:type="spellStart"/>
-      <w:r>
-        <w:t>Goldwasser</w:t>
-      </w:r>
-      <w:proofErr w:type="spellEnd"/>
-      <w:r>
-        <w:t xml:space="preserve">. Machine learning </w:t>
-      </w:r>
-      <w:proofErr w:type="spellStart"/>
-      <w:r>
-        <w:t>classi</w:t>
-      </w:r>
-      <w:proofErr w:type="spellEnd"/>
+        <w:t xml:space="preserve">[24]. N. Dowlin, R. Gilad-Bachrach, K. Laine, K. E. Lauter, M. Naehrig, and J. Wernsing. </w:t>
+      </w:r>
+      <w:r>
+        <w:lastRenderedPageBreak/>
+        <w:t xml:space="preserve">Cryptonets: Applying neural networks to encrypted data with high throughput and accuracy. In Proceedings of the 33nd International Conference on Machine Learning, ICML 2016, New York City, NY, USA, June 1924, 2016, pages 201–210, 2016. </w:t>
+      </w:r>
+    </w:p>
+    <w:p>
+      <w:r>
+        <w:t xml:space="preserve">[25]. H. Chabanne, A. Wargny, J. Milgram, C. Morel, E. Prouff, Privacy-Preserving Classification on Deep Neural Network, Cryptology ePrint Archive, Report 2017/035, 2017. </w:t>
+      </w:r>
+    </w:p>
+    <w:p>
+      <w:r>
+        <w:t>[26]. R. Bost, R. A. Popa, S. Tu, and S. Goldwasser. Machine learning classi</w:t>
+      </w:r>
       <w:r>
         <w:rPr>
           <w:rFonts w:ascii="MS Gothic" w:eastAsia="MS Gothic" w:hAnsi="MS Gothic" w:cs="MS Gothic" w:hint="eastAsia"/>
@@ -3443,179 +7712,27 @@
         <w:t>ﬁ</w:t>
       </w:r>
       <w:r>
-        <w:t xml:space="preserve">cation over encrypted data. IACR Cryptology </w:t>
-      </w:r>
-      <w:proofErr w:type="spellStart"/>
-      <w:r>
-        <w:t>ePrint</w:t>
-      </w:r>
-      <w:proofErr w:type="spellEnd"/>
-      <w:r>
-        <w:t xml:space="preserve"> Archive, 2014:331, 2014.    </w:t>
-      </w:r>
-    </w:p>
-    <w:p>
-      <w:r>
-        <w:t xml:space="preserve">[27]. P. </w:t>
-      </w:r>
-      <w:proofErr w:type="spellStart"/>
-      <w:r>
-        <w:t>Xie</w:t>
-      </w:r>
-      <w:proofErr w:type="spellEnd"/>
-      <w:r>
-        <w:t xml:space="preserve">, M. </w:t>
-      </w:r>
-      <w:proofErr w:type="spellStart"/>
-      <w:r>
-        <w:t>Bilenko</w:t>
-      </w:r>
-      <w:proofErr w:type="spellEnd"/>
-      <w:r>
-        <w:t>, T. Finley, R. Gilda-</w:t>
-      </w:r>
-      <w:proofErr w:type="spellStart"/>
-      <w:r>
-        <w:t>Bachrach</w:t>
-      </w:r>
-      <w:proofErr w:type="spellEnd"/>
-      <w:r>
-        <w:t xml:space="preserve">, K. E. </w:t>
-      </w:r>
-      <w:proofErr w:type="spellStart"/>
-      <w:r>
-        <w:t>Lauter</w:t>
-      </w:r>
-      <w:proofErr w:type="spellEnd"/>
-      <w:r>
-        <w:t xml:space="preserve">, and M. </w:t>
-      </w:r>
-      <w:proofErr w:type="spellStart"/>
-      <w:r>
-        <w:t>Naehrig</w:t>
-      </w:r>
-      <w:proofErr w:type="spellEnd"/>
-      <w:r>
-        <w:t xml:space="preserve">, Crypto-nets: Neural networks over encrypted data. </w:t>
-      </w:r>
-      <w:proofErr w:type="spellStart"/>
-      <w:r>
-        <w:t>CoRR</w:t>
-      </w:r>
-      <w:proofErr w:type="spellEnd"/>
-      <w:r>
-        <w:t xml:space="preserve"> abs/1412.6181 (2014). [28]. Ehsan </w:t>
-      </w:r>
-      <w:proofErr w:type="spellStart"/>
-      <w:r>
-        <w:t>Hesamifard</w:t>
-      </w:r>
-      <w:proofErr w:type="spellEnd"/>
-      <w:r>
-        <w:t xml:space="preserve">, Hassan </w:t>
-      </w:r>
-      <w:proofErr w:type="spellStart"/>
-      <w:r>
-        <w:t>Takabi</w:t>
-      </w:r>
-      <w:proofErr w:type="spellEnd"/>
-      <w:r>
-        <w:t xml:space="preserve">, and Mehdi </w:t>
-      </w:r>
-      <w:proofErr w:type="spellStart"/>
-      <w:r>
-        <w:t>Ghasemi</w:t>
-      </w:r>
-      <w:proofErr w:type="spellEnd"/>
-      <w:r>
-        <w:t xml:space="preserve">. </w:t>
-      </w:r>
-      <w:proofErr w:type="spellStart"/>
-      <w:r>
-        <w:t>CryptoDL</w:t>
-      </w:r>
-      <w:proofErr w:type="spellEnd"/>
-      <w:r>
-        <w:t xml:space="preserve">: Deep Neural Networks over Encrypted Data. </w:t>
-      </w:r>
-      <w:proofErr w:type="gramStart"/>
-      <w:r>
-        <w:lastRenderedPageBreak/>
-        <w:t>arXiv:</w:t>
-      </w:r>
-      <w:proofErr w:type="gramEnd"/>
-      <w:r>
-        <w:t xml:space="preserve">1711.05189, 2017. </w:t>
-      </w:r>
-    </w:p>
-    <w:p>
-      <w:r>
-        <w:t xml:space="preserve">[29]. T. </w:t>
-      </w:r>
-      <w:proofErr w:type="spellStart"/>
-      <w:r>
-        <w:t>Shortell</w:t>
-      </w:r>
-      <w:proofErr w:type="spellEnd"/>
-      <w:r>
-        <w:t xml:space="preserve">, A. </w:t>
-      </w:r>
-      <w:proofErr w:type="spellStart"/>
-      <w:r>
-        <w:t>Shokoufandeh</w:t>
-      </w:r>
-      <w:proofErr w:type="spellEnd"/>
-      <w:r>
-        <w:t xml:space="preserve">, Secure signal processing using fully homomorphic encryption. In Advanced Concepts for Intelligent Vision Systems - 16th International Conference, ACIVS, Catania, Italy, October 26-29, Proceedings (2015), pp. 93–104. </w:t>
-      </w:r>
-    </w:p>
-    <w:p>
-      <w:r>
-        <w:t xml:space="preserve">[30]. R. LIVNI, S. SHALEV-SHWARTZ, O. SHAMIR, </w:t>
-      </w:r>
-      <w:proofErr w:type="gramStart"/>
-      <w:r>
-        <w:t>On</w:t>
-      </w:r>
-      <w:proofErr w:type="gramEnd"/>
-      <w:r>
-        <w:t xml:space="preserve"> the computational efficiency of training neural networks. </w:t>
-      </w:r>
-      <w:proofErr w:type="spellStart"/>
-      <w:r>
-        <w:t>CoRR</w:t>
-      </w:r>
-      <w:proofErr w:type="spellEnd"/>
-      <w:r>
-        <w:t xml:space="preserve"> abs/1410.1141 (2014). </w:t>
-      </w:r>
-    </w:p>
-    <w:p>
-      <w:pPr>
-        <w:rPr>
-          <w:rFonts w:hint="eastAsia"/>
-        </w:rPr>
-      </w:pPr>
-      <w:bookmarkStart w:id="0" w:name="_GoBack"/>
-      <w:bookmarkEnd w:id="0"/>
-      <w:r>
-        <w:t xml:space="preserve">[31]. Gentry, C., </w:t>
-      </w:r>
-      <w:proofErr w:type="spellStart"/>
-      <w:r>
-        <w:t>Sahai</w:t>
-      </w:r>
-      <w:proofErr w:type="spellEnd"/>
-      <w:r>
-        <w:t xml:space="preserve">, A. and Waters, B. (2013), Homomorphic encryption from learning with errors: Conceptually-simpler, asymptotically-faster, attribute-based, in ‘Advances in Cryptology–CRYPTO 2013’, Springer, </w:t>
-      </w:r>
-      <w:proofErr w:type="gramStart"/>
-      <w:r>
-        <w:t>pp</w:t>
-      </w:r>
-      <w:proofErr w:type="gramEnd"/>
-      <w:r>
-        <w:t>. 75–92.</w:t>
+        <w:t xml:space="preserve">cation over encrypted data. IACR Cryptology ePrint Archive, 2014:331, 2014.    </w:t>
+      </w:r>
+    </w:p>
+    <w:p>
+      <w:r>
+        <w:t xml:space="preserve">[27]. P. Xie, M. Bilenko, T. Finley, R. Gilda-Bachrach, K. E. Lauter, and M. Naehrig, Crypto-nets: Neural networks over encrypted data. CoRR abs/1412.6181 (2014). [28]. Ehsan Hesamifard, Hassan Takabi, and Mehdi Ghasemi. CryptoDL: Deep Neural Networks over Encrypted Data. arXiv:1711.05189, 2017. </w:t>
+      </w:r>
+    </w:p>
+    <w:p>
+      <w:r>
+        <w:t xml:space="preserve">[29]. T. Shortell, A. Shokoufandeh, Secure signal processing using fully homomorphic encryption. In Advanced Concepts for Intelligent Vision Systems - 16th International Conference, ACIVS, Catania, Italy, October 26-29, Proceedings (2015), pp. 93–104. </w:t>
+      </w:r>
+    </w:p>
+    <w:p>
+      <w:r>
+        <w:t xml:space="preserve">[30]. R. LIVNI, S. SHALEV-SHWARTZ, O. SHAMIR, On the computational efficiency of training neural networks. CoRR abs/1410.1141 (2014). </w:t>
+      </w:r>
+    </w:p>
+    <w:p>
+      <w:r>
+        <w:t>[31]. Gentry, C., Sahai, A. and Waters, B. (2013), Homomorphic encryption from learning with errors: Conceptually-simpler, asymptotically-faster, attribute-based, in ‘Advances in Cryptology–CRYPTO 2013’, Springer, pp. 75–92.</w:t>
       </w:r>
     </w:p>
     <w:sectPr>
@@ -3626,6 +7743,44 @@
     </w:sectPr>
   </w:body>
 </w:document>
+</file>
+
+<file path=word/endnotes.xml><?xml version="1.0" encoding="utf-8"?>
+<w:endnotes xmlns:wpc="http://schemas.microsoft.com/office/word/2010/wordprocessingCanvas" xmlns:cx="http://schemas.microsoft.com/office/drawing/2014/chartex" xmlns:cx1="http://schemas.microsoft.com/office/drawing/2015/9/8/chartex" xmlns:mc="http://schemas.openxmlformats.org/markup-compatibility/2006" xmlns:o="urn:schemas-microsoft-com:office:office" xmlns:r="http://schemas.openxmlformats.org/officeDocument/2006/relationships" xmlns:m="http://schemas.openxmlformats.org/officeDocument/2006/math" xmlns:v="urn:schemas-microsoft-com:vml" xmlns:wp14="http://schemas.microsoft.com/office/word/2010/wordprocessingDrawing" xmlns:wp="http://schemas.openxmlformats.org/drawingml/2006/wordprocessingDrawing" xmlns:w10="urn:schemas-microsoft-com:office:word" xmlns:w="http://schemas.openxmlformats.org/wordprocessingml/2006/main" xmlns:w14="http://schemas.microsoft.com/office/word/2010/wordml" xmlns:w15="http://schemas.microsoft.com/office/word/2012/wordml" xmlns:w16se="http://schemas.microsoft.com/office/word/2015/wordml/symex" xmlns:wpg="http://schemas.microsoft.com/office/word/2010/wordprocessingGroup" xmlns:wpi="http://schemas.microsoft.com/office/word/2010/wordprocessingInk" xmlns:wne="http://schemas.microsoft.com/office/word/2006/wordml" xmlns:wps="http://schemas.microsoft.com/office/word/2010/wordprocessingShape" mc:Ignorable="w14 w15 w16se wp14">
+  <w:endnote w:type="separator" w:id="-1">
+    <w:p>
+      <w:r>
+        <w:separator/>
+      </w:r>
+    </w:p>
+  </w:endnote>
+  <w:endnote w:type="continuationSeparator" w:id="0">
+    <w:p>
+      <w:r>
+        <w:continuationSeparator/>
+      </w:r>
+    </w:p>
+  </w:endnote>
+</w:endnotes>
+</file>
+
+<file path=word/footnotes.xml><?xml version="1.0" encoding="utf-8"?>
+<w:footnotes xmlns:wpc="http://schemas.microsoft.com/office/word/2010/wordprocessingCanvas" xmlns:cx="http://schemas.microsoft.com/office/drawing/2014/chartex" xmlns:cx1="http://schemas.microsoft.com/office/drawing/2015/9/8/chartex" xmlns:mc="http://schemas.openxmlformats.org/markup-compatibility/2006" xmlns:o="urn:schemas-microsoft-com:office:office" xmlns:r="http://schemas.openxmlformats.org/officeDocument/2006/relationships" xmlns:m="http://schemas.openxmlformats.org/officeDocument/2006/math" xmlns:v="urn:schemas-microsoft-com:vml" xmlns:wp14="http://schemas.microsoft.com/office/word/2010/wordprocessingDrawing" xmlns:wp="http://schemas.openxmlformats.org/drawingml/2006/wordprocessingDrawing" xmlns:w10="urn:schemas-microsoft-com:office:word" xmlns:w="http://schemas.openxmlformats.org/wordprocessingml/2006/main" xmlns:w14="http://schemas.microsoft.com/office/word/2010/wordml" xmlns:w15="http://schemas.microsoft.com/office/word/2012/wordml" xmlns:w16se="http://schemas.microsoft.com/office/word/2015/wordml/symex" xmlns:wpg="http://schemas.microsoft.com/office/word/2010/wordprocessingGroup" xmlns:wpi="http://schemas.microsoft.com/office/word/2010/wordprocessingInk" xmlns:wne="http://schemas.microsoft.com/office/word/2006/wordml" xmlns:wps="http://schemas.microsoft.com/office/word/2010/wordprocessingShape" mc:Ignorable="w14 w15 w16se wp14">
+  <w:footnote w:type="separator" w:id="-1">
+    <w:p>
+      <w:r>
+        <w:separator/>
+      </w:r>
+    </w:p>
+  </w:footnote>
+  <w:footnote w:type="continuationSeparator" w:id="0">
+    <w:p>
+      <w:r>
+        <w:continuationSeparator/>
+      </w:r>
+    </w:p>
+  </w:footnote>
+</w:footnotes>
 </file>
 
 <file path=word/numbering.xml><?xml version="1.0" encoding="utf-8"?>
@@ -4387,6 +8542,7 @@
   <w:style w:type="character" w:default="1" w:styleId="a0">
     <w:name w:val="Default Paragraph Font"/>
     <w:uiPriority w:val="1"/>
+    <w:semiHidden/>
     <w:unhideWhenUsed/>
   </w:style>
   <w:style w:type="table" w:default="1" w:styleId="a1">
@@ -4428,6 +8584,71 @@
     <w:rsid w:val="006547CB"/>
     <w:rPr>
       <w:color w:val="808080"/>
+    </w:rPr>
+  </w:style>
+  <w:style w:type="paragraph" w:styleId="a5">
+    <w:name w:val="header"/>
+    <w:basedOn w:val="a"/>
+    <w:link w:val="a6"/>
+    <w:uiPriority w:val="99"/>
+    <w:unhideWhenUsed/>
+    <w:rsid w:val="0014680F"/>
+    <w:pPr>
+      <w:pBdr>
+        <w:bottom w:val="single" w:sz="6" w:space="1" w:color="auto"/>
+      </w:pBdr>
+      <w:tabs>
+        <w:tab w:val="center" w:pos="4153"/>
+        <w:tab w:val="right" w:pos="8306"/>
+      </w:tabs>
+      <w:snapToGrid w:val="0"/>
+      <w:jc w:val="center"/>
+    </w:pPr>
+    <w:rPr>
+      <w:sz w:val="18"/>
+      <w:szCs w:val="18"/>
+    </w:rPr>
+  </w:style>
+  <w:style w:type="character" w:customStyle="1" w:styleId="a6">
+    <w:name w:val="页眉 字符"/>
+    <w:basedOn w:val="a0"/>
+    <w:link w:val="a5"/>
+    <w:uiPriority w:val="99"/>
+    <w:rsid w:val="0014680F"/>
+    <w:rPr>
+      <w:sz w:val="18"/>
+      <w:szCs w:val="18"/>
+    </w:rPr>
+  </w:style>
+  <w:style w:type="paragraph" w:styleId="a7">
+    <w:name w:val="footer"/>
+    <w:basedOn w:val="a"/>
+    <w:link w:val="a8"/>
+    <w:uiPriority w:val="99"/>
+    <w:unhideWhenUsed/>
+    <w:rsid w:val="0014680F"/>
+    <w:pPr>
+      <w:tabs>
+        <w:tab w:val="center" w:pos="4153"/>
+        <w:tab w:val="right" w:pos="8306"/>
+      </w:tabs>
+      <w:snapToGrid w:val="0"/>
+      <w:jc w:val="left"/>
+    </w:pPr>
+    <w:rPr>
+      <w:sz w:val="18"/>
+      <w:szCs w:val="18"/>
+    </w:rPr>
+  </w:style>
+  <w:style w:type="character" w:customStyle="1" w:styleId="a8">
+    <w:name w:val="页脚 字符"/>
+    <w:basedOn w:val="a0"/>
+    <w:link w:val="a7"/>
+    <w:uiPriority w:val="99"/>
+    <w:rsid w:val="0014680F"/>
+    <w:rPr>
+      <w:sz w:val="18"/>
+      <w:szCs w:val="18"/>
     </w:rPr>
   </w:style>
 </w:styles>
